--- a/outputs/weekly/2026-W38_當週鐵人新知與文章整理_中文版.docx
+++ b/outputs/weekly/2026-W38_當週鐵人新知與文章整理_中文版.docx
@@ -27,7 +27,7 @@
           <w:color w:val="555555"/>
           <w:sz w:val="19"/>
         </w:rPr>
-        <w:t>彙整時間：2026-09-14 07:06:22　｜　時間範圍：過去 7 天</w:t>
+        <w:t>彙整時間：2026-09-14 12:57:45　｜　時間範圍：過去 7 天</w:t>
         <w:br/>
         <w:t>來源網站：Slowtwitch, Triathlete, 220 Triathlon, TrainingPeaks, Joe Friel (已翻譯為繁體中文)</w:t>
       </w:r>
@@ -70,7 +70,7 @@
             <w:rFonts w:ascii="Calibri" w:hAnsi="Calibri" w:eastAsia="Microsoft JhengHei"/>
             <w:sz w:val="22"/>
           </w:rPr>
-          <w:t>2026 年最好的冷水游泳手套是什麼？開放水域游泳教練測試 8 項以保持雙手溫暖</w:t>
+          <w:t>What are the best cold water swimming gloves in 2026? Open-water swim coach tests 8 to keep your hands warm</w:t>
         </w:r>
       </w:hyperlink>
     </w:p>
@@ -118,7 +118,7 @@
           <w:color w:val="333333"/>
           <w:sz w:val="19"/>
         </w:rPr>
-        <w:t>1. 想在冬天繼續開放水域游泳嗎；</w:t>
+        <w:t>1. Want to keep open-water swimming during the winter；</w:t>
       </w:r>
     </w:p>
     <w:p>
@@ -134,7 +134,7 @@
           <w:color w:val="333333"/>
           <w:sz w:val="19"/>
         </w:rPr>
-        <w:t>2. 然後，遮蓋對寒冷非常敏感的雙手，這是您需要的第一件冬季裝備；</w:t>
+        <w:t>2. Then covering your hands, which are very sensitive to the cold, is the first piece of winter gear you’ll need；</w:t>
       </w:r>
     </w:p>
     <w:p>
@@ -150,7 +150,7 @@
           <w:color w:val="333333"/>
           <w:sz w:val="19"/>
         </w:rPr>
-        <w:t>3. 在這裡，220鐵人三項編輯和開放。</w:t>
+        <w:t>3. Here, 220 Triathlon editor and open-w。</w:t>
       </w:r>
     </w:p>
     <w:p>
@@ -176,7 +176,7 @@
             <w:rFonts w:ascii="Calibri" w:hAnsi="Calibri" w:eastAsia="Microsoft JhengHei"/>
             <w:sz w:val="22"/>
           </w:rPr>
-          <w:t>免費 6 個月鐵人三項基礎訓練計畫：為您的比賽訓練做好準備</w:t>
+          <w:t>Free 6-month Ironman base-building training plan: Prepare for your race build</w:t>
         </w:r>
       </w:hyperlink>
     </w:p>
@@ -282,7 +282,7 @@
             <w:rFonts w:ascii="Calibri" w:hAnsi="Calibri" w:eastAsia="Microsoft JhengHei"/>
             <w:sz w:val="22"/>
           </w:rPr>
-          <w:t>最好的 Dryrobe 替代品是什麼？查看我們的 9 款頂級換衣長袍，讓您在游泳後保持溫暖</w:t>
+          <w:t>What are the best Dryrobe alternatives? Check out our top 9 changing robes to wrap up warm after your swim</w:t>
         </w:r>
       </w:hyperlink>
     </w:p>
@@ -330,7 +330,7 @@
           <w:color w:val="333333"/>
           <w:sz w:val="19"/>
         </w:rPr>
-        <w:t>1. Dryrobes 並不是唯一的泳衣；</w:t>
+        <w:t>1. Dryrobes aren’t the only swim changing robes out there；</w:t>
       </w:r>
     </w:p>
     <w:p>
@@ -346,7 +346,7 @@
           <w:color w:val="333333"/>
           <w:sz w:val="19"/>
         </w:rPr>
-        <w:t>2. 以下是我們審查過的 9 種最佳 Dryrobe 替代品，推薦用於野外游泳和戶外探險；</w:t>
+        <w:t>2. Here are 9 of the best Dryrobe alternatives we've reviewed and would recommend for wild swims and outdoor adventures；</w:t>
       </w:r>
     </w:p>
     <w:p>
@@ -388,7 +388,7 @@
             <w:rFonts w:ascii="Calibri" w:hAnsi="Calibri" w:eastAsia="Microsoft JhengHei"/>
             <w:sz w:val="22"/>
           </w:rPr>
-          <w:t>如何在威爾斯鐵人三項賽中獲勝：滕比馬拉鬆的 8 個秘訣</w:t>
+          <w:t>How to nail the Ironman Wales run: 8 tips for the Tenby marathon</w:t>
         </w:r>
       </w:hyperlink>
     </w:p>
@@ -436,7 +436,7 @@
           <w:color w:val="333333"/>
           <w:sz w:val="19"/>
         </w:rPr>
-        <w:t>1. 8公里、騎腳踏車180公里後如何跑馬拉松；</w:t>
+        <w:t>1. How do you run a marathon after swimming 3；</w:t>
       </w:r>
     </w:p>
     <w:p>
@@ -452,7 +452,7 @@
           <w:color w:val="333333"/>
           <w:sz w:val="19"/>
         </w:rPr>
-        <w:t>2. 我們的專家揭示了征服鐵人威爾斯賽跑所需的訓練、補充能量和比賽日策略；</w:t>
+        <w:t>2. 8km and cycling 180km；</w:t>
       </w:r>
     </w:p>
     <w:p>
@@ -468,7 +468,7 @@
           <w:color w:val="333333"/>
           <w:sz w:val="19"/>
         </w:rPr>
-        <w:t>3. 提供鐵人三項選手在實務備賽、運動防傷與體能恢復上的具體應用指導。。</w:t>
+        <w:t>3. Our experts reveal the training, fuelling and race-day strategies you need to conquer the Ironman Wales run。</w:t>
       </w:r>
     </w:p>
     <w:p>
@@ -509,7 +509,7 @@
             <w:rFonts w:ascii="Calibri" w:hAnsi="Calibri" w:eastAsia="Microsoft JhengHei"/>
             <w:sz w:val="22"/>
           </w:rPr>
-          <w:t>女士跑步短褲該如何搭配？尋找合適配對的專家提示</w:t>
+          <w:t>How should women’s running shorts fit? Expert tips for finding the right pair</w:t>
         </w:r>
       </w:hyperlink>
     </w:p>
@@ -557,7 +557,7 @@
           <w:color w:val="333333"/>
           <w:sz w:val="19"/>
         </w:rPr>
-        <w:t>1. 找到合適的跑步短褲可能非常困難；</w:t>
+        <w:t>1. Finding running shorts that fit properly can be surprisingly difficult；</w:t>
       </w:r>
     </w:p>
     <w:p>
@@ -573,7 +573,7 @@
           <w:color w:val="333333"/>
           <w:sz w:val="19"/>
         </w:rPr>
-        <w:t>2. 從騎乘和擦傷到滑落的腰帶，以下是如何找到一雙在跑步時保持穩定且舒適的鞋履；</w:t>
+        <w:t>2. From ride-up and chafing to slipping waistbands, here’s how to find a pair that stays put and feels comfortable on the run；</w:t>
       </w:r>
     </w:p>
     <w:p>
@@ -615,7 +615,7 @@
             <w:rFonts w:ascii="Calibri" w:hAnsi="Calibri" w:eastAsia="Microsoft JhengHei"/>
             <w:sz w:val="22"/>
           </w:rPr>
-          <w:t>幹得好：尼布第四次奪得鐵人三項 70.3 世界錦標賽冠軍</w:t>
+          <w:t>Nice work: Knibb wins fourth Ironman 70.3 World Championship title</w:t>
         </w:r>
       </w:hyperlink>
     </w:p>
@@ -663,7 +663,7 @@
           <w:color w:val="333333"/>
           <w:sz w:val="19"/>
         </w:rPr>
-        <w:t>1. 美國第一鐵人三項天才騎著自行車從賽場上的其他選手中脫穎而出，贏得了今天早上在法國南部舉行的比賽；</w:t>
+        <w:t>1. USA's No 1 triathlon talent broke away from the rest of the field on the bike to win this morning's contest in the south of France；</w:t>
       </w:r>
     </w:p>
     <w:p>
@@ -721,7 +721,7 @@
             <w:rFonts w:ascii="Calibri" w:hAnsi="Calibri" w:eastAsia="Microsoft JhengHei"/>
             <w:sz w:val="22"/>
           </w:rPr>
-          <w:t>勢不可擋的泰勒尼布 (Taylor Knibb) 稱霸 Ironman 70.3 世界錦標賽</w:t>
+          <w:t>Unstoppable Taylor Knibb Dominates Ironman 70.3 World Championship</w:t>
         </w:r>
       </w:hyperlink>
     </w:p>
@@ -769,7 +769,7 @@
           <w:color w:val="333333"/>
           <w:sz w:val="19"/>
         </w:rPr>
-        <w:t>1. 美國人泰勒·尼布 (Taylor Knibb) 憑藉出色的自行車表現，在尼斯以 70；</w:t>
+        <w:t>1. With a dominant bike performance, American Taylor Knibb claims her fourth 70；</w:t>
       </w:r>
     </w:p>
     <w:p>
@@ -785,7 +785,7 @@
           <w:color w:val="333333"/>
           <w:sz w:val="19"/>
         </w:rPr>
-        <w:t>2. 3 的成績奪得了她的第四個世界冠軍，而其他選手則屈居第二；</w:t>
+        <w:t>2. 3 world title in Nice, leaving the rest of the field racing for second；</w:t>
       </w:r>
     </w:p>
     <w:p>
@@ -801,7 +801,7 @@
           <w:color w:val="333333"/>
           <w:sz w:val="19"/>
         </w:rPr>
-        <w:t>3. 閱讀不可阻擋的泰勒·尼布 (Taylor Knibb) 的完整文章。</w:t>
+        <w:t>3. Read the full article at Unstoppable Taylor Knibb D。</w:t>
       </w:r>
     </w:p>
     <w:p>
@@ -827,7 +827,7 @@
             <w:rFonts w:ascii="Calibri" w:hAnsi="Calibri" w:eastAsia="Microsoft JhengHei"/>
             <w:sz w:val="22"/>
           </w:rPr>
-          <w:t>自行車頭盔之戰：賽車時速度與舒適哪個比較重要？我們針對 Rudy Project Nytron 測試了 Scott Cadence Plus</w:t>
+          <w:t>Battle of the bike helmet: Is speed or comfort more important when racing? We test the Scott Cadence Plus against the Rudy Project Nytron</w:t>
         </w:r>
       </w:hyperlink>
     </w:p>
@@ -875,7 +875,7 @@
           <w:color w:val="333333"/>
           <w:sz w:val="19"/>
         </w:rPr>
-        <w:t>1. 在這次面對面的測試中，我們評估了兩款獨特的空氣動力公路安全帽的各個方面，以找出哪一款會脫穎而出；</w:t>
+        <w:t>1. In this head-to-head test, we assess each and every aspect of two distinctive aero road helmets to find out which one would come out on top；</w:t>
       </w:r>
     </w:p>
     <w:p>
@@ -933,7 +933,7 @@
             <w:rFonts w:ascii="Calibri" w:hAnsi="Calibri" w:eastAsia="Microsoft JhengHei"/>
             <w:sz w:val="22"/>
           </w:rPr>
-          <w:t>為重要的一天做好準備：Jonas Schomburg 和他的 Canyon Speedmax 以及全新 Shimano 車輪</w:t>
+          <w:t>Ready for a Big Day: Jonas Schomburg and His Canyon Speedmax and New Shimano Wheels</w:t>
         </w:r>
       </w:hyperlink>
     </w:p>
@@ -981,7 +981,7 @@
           <w:color w:val="333333"/>
           <w:sz w:val="19"/>
         </w:rPr>
-        <w:t>1. 在 2025 年尼斯 IRONMAN 世界錦標賽之前，克里斯蒂安·布魯姆費爾特 (Kristian Blummenfelt) 在本·斯奈德-麥格拉斯 (Ben Snyder-McGrath) 的文件中將德國選手喬納斯·朔姆伯格 (Jonas Schomburg) 稱為一匹可以震驚賽場的黑馬…；</w:t>
+        <w:t>1. With files from Ben Snyder-McGrath Ahead of the IRONMAN World Championship in Nice in 2025, Kristian Blummenfelt named Germany’s Jonas Schomburg as a dark horse who could shock the field；</w:t>
       </w:r>
     </w:p>
     <w:p>
@@ -997,7 +997,7 @@
           <w:color w:val="333333"/>
           <w:sz w:val="19"/>
         </w:rPr>
-        <w:t>2. 分析來自 Slowtwitch 針對 騎車 (Cycling) 項目的關鍵訓練與器材建議。；</w:t>
+        <w:t>2. The post R；</w:t>
       </w:r>
     </w:p>
     <w:p>
@@ -1039,7 +1039,7 @@
             <w:rFonts w:ascii="Calibri" w:hAnsi="Calibri" w:eastAsia="Microsoft JhengHei"/>
             <w:sz w:val="22"/>
           </w:rPr>
-          <w:t>準備好迎接尼斯：瑪爾塔桑切斯 (Marta Sanchez) 的 QR V-PRi</w:t>
+          <w:t>Ready for Nice: Marta Sanchez’s Tricked Out QR V-PRi</w:t>
         </w:r>
       </w:hyperlink>
     </w:p>
@@ -1087,7 +1087,7 @@
           <w:color w:val="333333"/>
           <w:sz w:val="19"/>
         </w:rPr>
-        <w:t>1. 這位西班牙明星的新自行車受到了她丈夫的特別關注 - 結果令人印象深刻；</w:t>
+        <w:t>1. The Spanish star's new bike has received lots of special attention from her husband - the results are impressive；</w:t>
       </w:r>
     </w:p>
     <w:p>
@@ -1103,7 +1103,7 @@
           <w:color w:val="333333"/>
           <w:sz w:val="19"/>
         </w:rPr>
-        <w:t>2. 準備好迎接尼斯的帖子：瑪塔·桑切斯 (Marta Sanchez) 的 Tricked Out QR V-PRi 首次出現在 Slowtw 上；</w:t>
+        <w:t>2. The post Ready for Nice: Marta Sanchez’s Tricked Out QR V-PRi first appeared on Slowtw；</w:t>
       </w:r>
     </w:p>
     <w:p>
@@ -1145,7 +1145,7 @@
             <w:rFonts w:ascii="Calibri" w:hAnsi="Calibri" w:eastAsia="Microsoft JhengHei"/>
             <w:sz w:val="22"/>
           </w:rPr>
-          <w:t>您真的需要一輛鐵人三項自行車來參加 Ironman 和 70.3 鐵人三項比賽嗎？</w:t>
+          <w:t>Do you really need a triathlon bike to race Ironman and 70.3 triathlon races?</w:t>
         </w:r>
       </w:hyperlink>
     </w:p>
@@ -1193,7 +1193,7 @@
           <w:color w:val="333333"/>
           <w:sz w:val="19"/>
         </w:rPr>
-        <w:t>1. 我們的專家回答了一個常見問題：值得信賴的公路自行車對於長距離鐵人三項賽是否「足夠好」——這是我們的結論；</w:t>
+        <w:t>1. Our experts answer the common question of whether the trusty road bike is “good enough” for a longer-distance triathlon – here's our verdict；</w:t>
       </w:r>
     </w:p>
     <w:p>
@@ -1251,7 +1251,7 @@
             <w:rFonts w:ascii="Calibri" w:hAnsi="Calibri" w:eastAsia="Microsoft JhengHei"/>
             <w:sz w:val="22"/>
           </w:rPr>
-          <w:t>Kat Matthews 的 Canyon Speedmax CFR 和全新 Shimano Dura Ace 輪圈已為尼斯做好準備</w:t>
+          <w:t>Kat Matthews’s Canyon Speedmax CFR and New Shimano Dura Ace Wheels Are Ready for Nice</w:t>
         </w:r>
       </w:hyperlink>
     </w:p>
@@ -1299,7 +1299,7 @@
           <w:color w:val="333333"/>
           <w:sz w:val="19"/>
         </w:rPr>
-        <w:t>1. 這位兩屆 70；</w:t>
+        <w:t>1. The two-time 70；</w:t>
       </w:r>
     </w:p>
     <w:p>
@@ -1315,7 +1315,7 @@
           <w:color w:val="333333"/>
           <w:sz w:val="19"/>
         </w:rPr>
-        <w:t>2. 3 世界亞軍的自行車似乎已經為週六的一場精彩比賽做好了準備；</w:t>
+        <w:t>2. 3 worlds runner-up has a bike set up that appears primed for a great race on Saturday；</w:t>
       </w:r>
     </w:p>
     <w:p>
@@ -1331,7 +1331,7 @@
           <w:color w:val="333333"/>
           <w:sz w:val="19"/>
         </w:rPr>
-        <w:t>3. 凱特馬修斯 (Kat Matthews) 的 Canyon Speedmax CFR 和全新 Shimano Dura Ace 輪圈已為尼斯做好準備。</w:t>
+        <w:t>3. The post Kat Matthews’s Canyon Speedmax CFR and New Shimano Dura Ace Wheels Are Ready for Nice fi。</w:t>
       </w:r>
     </w:p>
     <w:p>
@@ -1357,7 +1357,7 @@
             <w:rFonts w:ascii="Calibri" w:hAnsi="Calibri" w:eastAsia="Microsoft JhengHei"/>
             <w:sz w:val="22"/>
           </w:rPr>
-          <w:t>鐵人三項賽中的智慧眼鏡——它們會成為下一件大事嗎？</w:t>
+          <w:t>Smart glasses in triathlon – could they be the next big thing?</w:t>
         </w:r>
       </w:hyperlink>
     </w:p>
@@ -1405,7 +1405,7 @@
           <w:color w:val="333333"/>
           <w:sz w:val="19"/>
         </w:rPr>
-        <w:t>1. 智慧眼鏡正在進入鐵人三項賽，T100 採用了該技術，Ironman 則採取了不同的方法；</w:t>
+        <w:t>1. Smart glasses are making their way into triathlon, with T100 embracing the technology and Ironman taking a different approach；</w:t>
       </w:r>
     </w:p>
     <w:p>
@@ -1421,7 +1421,7 @@
           <w:color w:val="333333"/>
           <w:sz w:val="19"/>
         </w:rPr>
-        <w:t>2. 但它們能成為下一個比賽裝備嗎；</w:t>
+        <w:t>2. But could they become the next piece of race kit；</w:t>
       </w:r>
     </w:p>
     <w:p>
@@ -1463,7 +1463,7 @@
             <w:rFonts w:ascii="Calibri" w:hAnsi="Calibri" w:eastAsia="Microsoft JhengHei"/>
             <w:sz w:val="22"/>
           </w:rPr>
-          <w:t>什麼是最適合跑步的太陽眼鏡？以下是我們最喜歡的 11 種清晰視力和保護眼睛的方法</w:t>
+          <w:t>What are the best sunglasses for running? Here are our favourite 11 for clear vision and eye protection</w:t>
         </w:r>
       </w:hyperlink>
     </w:p>
@@ -1511,7 +1511,7 @@
           <w:color w:val="333333"/>
           <w:sz w:val="19"/>
         </w:rPr>
-        <w:t>1. 一副好的跑步太陽眼鏡可以讓在明亮和陽光明媚的條件下跑步變得更加愉快，而且還可以節省能量；</w:t>
+        <w:t>1. A good pair of running sunnies can make runs in bright and sunny conditions a whole lot more enjoyable, plus they save you energy；</w:t>
       </w:r>
     </w:p>
     <w:p>
@@ -1527,7 +1527,7 @@
           <w:color w:val="333333"/>
           <w:sz w:val="19"/>
         </w:rPr>
-        <w:t>2. 以下是經過跑步者測試的我們最喜歡的 11 雙鞋，以及為什麼我們喜歡；</w:t>
+        <w:t>2. Here are our favourite 11 pairs tested by runners and why we love the；</w:t>
       </w:r>
     </w:p>
     <w:p>
@@ -1569,7 +1569,7 @@
             <w:rFonts w:ascii="Calibri" w:hAnsi="Calibri" w:eastAsia="Microsoft JhengHei"/>
             <w:sz w:val="22"/>
           </w:rPr>
-          <w:t>2026 年最好的三連身衣是什麼？我們為您的下一場鐵人三項測試了 11 款頂級套裝</w:t>
+          <w:t>What are the best tri-suits in 2026? We’ve tested 11 top suits for your next triathlon</w:t>
         </w:r>
       </w:hyperlink>
     </w:p>
@@ -1617,7 +1617,7 @@
           <w:color w:val="333333"/>
           <w:sz w:val="19"/>
         </w:rPr>
-        <w:t>1. 需要一套新的鐵人三項服嗎；</w:t>
+        <w:t>1. Need a new triathlon suit；</w:t>
       </w:r>
     </w:p>
     <w:p>
@@ -1633,7 +1633,7 @@
           <w:color w:val="333333"/>
           <w:sz w:val="19"/>
         </w:rPr>
-        <w:t>2. 這是市場上最好的男女三項賽服的綜合指南，無論您是參加短距離鐵人三項賽還是鐵人三項賽；</w:t>
+        <w:t>2. Here's a comprehensive guide of the best tri-suits on the market for men and women, whether you're racing a sprint triathlon or an Ironman；</w:t>
       </w:r>
     </w:p>
     <w:p>
@@ -1690,7 +1690,7 @@
             <w:rFonts w:ascii="Calibri" w:hAnsi="Calibri" w:eastAsia="Microsoft JhengHei"/>
             <w:sz w:val="22"/>
           </w:rPr>
-          <w:t>海登王爾德 (Hayden Wilde) 征服尼斯奪得鐵人三項 70.3 世界冠軍頭銜</w:t>
+          <w:t>Hayden Wilde Conquers Nice to Claim Ironman 70.3 World Championship Title</w:t>
         </w:r>
       </w:hyperlink>
     </w:p>
@@ -1738,7 +1738,7 @@
           <w:color w:val="333333"/>
           <w:sz w:val="19"/>
         </w:rPr>
-        <w:t>1. 海登王爾德 (Hayden Wilde) 在法國尼斯舉辦的 2026 年鐵人三項 70；</w:t>
+        <w:t>1. Hayden Wilde triumphed at the 2026 Ironman 70；</w:t>
       </w:r>
     </w:p>
     <w:p>
@@ -1754,7 +1754,7 @@
           <w:color w:val="333333"/>
           <w:sz w:val="19"/>
         </w:rPr>
-        <w:t>2. 3 世界錦標賽中憑藉出色的半程馬拉鬆表現奪得冠軍，在國際舞台上奪得冠軍；</w:t>
+        <w:t>2. 3 World Championship in Nice, France, delivering a dominant half-marathon performance to secure the title over a stellar international field；</w:t>
       </w:r>
     </w:p>
     <w:p>
@@ -1770,7 +1770,7 @@
           <w:color w:val="333333"/>
           <w:sz w:val="19"/>
         </w:rPr>
-        <w:t>3. 提供鐵人三項選手在實務備賽、運動防傷與體能恢復上的具體應用指導。。</w:t>
+        <w:t>3. Read the ful。</w:t>
       </w:r>
     </w:p>
     <w:p>
@@ -1796,7 +1796,7 @@
             <w:rFonts w:ascii="Calibri" w:hAnsi="Calibri" w:eastAsia="Microsoft JhengHei"/>
             <w:sz w:val="22"/>
           </w:rPr>
-          <w:t>長距離鐵人三項運動員的孤獨感（以及如何解決它）</w:t>
+          <w:t>The Loneliness of the Long-Distance Triathlete (and How to Fix It)</w:t>
         </w:r>
       </w:hyperlink>
     </w:p>
@@ -1844,7 +1844,7 @@
           <w:color w:val="333333"/>
           <w:sz w:val="19"/>
         </w:rPr>
-        <w:t>1. 雙閾值日和乳酸測試引起了所有人的關注，但挪威在鐵人三項賽上佔據主導地位的真正秘密在於共同訓練的力量；</w:t>
+        <w:t>1. Double-threshold days and lactate testing get all the attention, but the true secret to Norway's triathlon dominance is the power of training together；</w:t>
       </w:r>
     </w:p>
     <w:p>
@@ -1860,7 +1860,7 @@
           <w:color w:val="333333"/>
           <w:sz w:val="19"/>
         </w:rPr>
-        <w:t>2. 专家解释了单独年龄段的人可以学到什么……；</w:t>
+        <w:t>2. Experts explain what solo age-groupers can learn；</w:t>
       </w:r>
     </w:p>
     <w:p>
@@ -1882,6 +1882,21 @@
     <w:p>
       <w:pPr>
         <w:keepNext/>
+        <w:spacing w:before="320" w:after="160"/>
+      </w:pPr>
+      <w:r>
+        <w:rPr>
+          <w:rFonts w:ascii="Calibri" w:hAnsi="Calibri" w:eastAsia="Microsoft JhengHei"/>
+          <w:b/>
+          <w:color w:val="1F4D78"/>
+          <w:sz w:val="30"/>
+        </w:rPr>
+        <w:t>補給與恢復 (Fueling &amp; Recovery)</w:t>
+      </w:r>
+    </w:p>
+    <w:p>
+      <w:pPr>
+        <w:keepNext/>
         <w:spacing w:before="160" w:after="40"/>
       </w:pPr>
       <w:r>
@@ -1891,7 +1906,7 @@
           <w:color w:val="595959"/>
           <w:sz w:val="19"/>
         </w:rPr>
-        <w:t xml:space="preserve">【Triathlete Magazine | 2026-09-07】 </w:t>
+        <w:t xml:space="preserve">【Slowtwitch | 2026-09-13】 </w:t>
       </w:r>
       <w:hyperlink w:rId="rId28">
         <w:r>
@@ -1902,7 +1917,7 @@
             <w:rFonts w:ascii="Calibri" w:hAnsi="Calibri" w:eastAsia="Microsoft JhengHei"/>
             <w:sz w:val="22"/>
           </w:rPr>
-          <w:t>卡桑德爾·博格蘭德 (Cassandre Beaugrand) 和馬特·豪瑟 (Matt Hauser) 在 Supertri Pro 系列決賽中獲得鐵人三項賽最高單日薪水</w:t>
+          <w:t>They Said It: How the Top 5 Men Thought They Raced in Nice</w:t>
         </w:r>
       </w:hyperlink>
     </w:p>
@@ -1919,7 +1934,7 @@
           <w:color w:val="777777"/>
           <w:sz w:val="17"/>
         </w:rPr>
-        <w:t>原名: Cassandre Beaugrand and Matt Hauser Earn the Biggest One-Day Paycheck in Triathlon at Supertri Pro Series Final</w:t>
+        <w:t>原名: They Said It: How the Top 5 Men Thought They Raced in Nice</w:t>
       </w:r>
     </w:p>
     <w:p>
@@ -1950,7 +1965,7 @@
           <w:color w:val="333333"/>
           <w:sz w:val="19"/>
         </w:rPr>
-        <w:t>1. 在新改版的 2026 年 Supertri Pro 系列賽的最後一場比賽中，Cassandre Beaugrand 和 Matt Hauser 在最後一場比賽中衝鋒陷陣，每人贏得 10 萬美元；</w:t>
+        <w:t>1. The post-race press conference gave the best in the world the chance to debrief on a great day of triathlon；</w:t>
       </w:r>
     </w:p>
     <w:p>
@@ -1966,7 +1981,7 @@
           <w:color w:val="333333"/>
           <w:sz w:val="19"/>
         </w:rPr>
-        <w:t>2. 閱讀 Cassandre Beaugra 的完整文章；</w:t>
+        <w:t>2. The post They Said It: How the Top 5 Men Thought They Raced in Nice first appeared on Slowt；</w:t>
       </w:r>
     </w:p>
     <w:p>
@@ -1983,21 +1998,6 @@
           <w:sz w:val="19"/>
         </w:rPr>
         <w:t>3. 提供鐵人三項選手在實務備賽、運動防傷與體能恢復上的具體應用指導。。</w:t>
-      </w:r>
-    </w:p>
-    <w:p>
-      <w:pPr>
-        <w:keepNext/>
-        <w:spacing w:before="320" w:after="160"/>
-      </w:pPr>
-      <w:r>
-        <w:rPr>
-          <w:rFonts w:ascii="Calibri" w:hAnsi="Calibri" w:eastAsia="Microsoft JhengHei"/>
-          <w:b/>
-          <w:color w:val="1F4D78"/>
-          <w:sz w:val="30"/>
-        </w:rPr>
-        <w:t>補給與恢復 (Fueling &amp; Recovery)</w:t>
       </w:r>
     </w:p>
     <w:p>
@@ -2023,7 +2023,7 @@
             <w:rFonts w:ascii="Calibri" w:hAnsi="Calibri" w:eastAsia="Microsoft JhengHei"/>
             <w:sz w:val="22"/>
           </w:rPr>
-          <w:t>他們是這麼說的：前 5 名男子如何看待他們在尼斯的比賽</w:t>
+          <w:t>The Incredible Men’s Racing at the IRONMAN 70.3 Worlds in Nice in Pictures</w:t>
         </w:r>
       </w:hyperlink>
     </w:p>
@@ -2040,7 +2040,7 @@
           <w:color w:val="777777"/>
           <w:sz w:val="17"/>
         </w:rPr>
-        <w:t>原名: They Said It: How the Top 5 Men Thought They Raced in Nice</w:t>
+        <w:t>原名: The Incredible Men’s Racing at the IRONMAN 70.3 Worlds in Nice in Pictures</w:t>
       </w:r>
     </w:p>
     <w:p>
@@ -2071,7 +2071,7 @@
           <w:color w:val="333333"/>
           <w:sz w:val="19"/>
         </w:rPr>
-        <w:t>1. 賽後新聞發布會讓世界上最好的選手有機會在鐵人三項賽的偉大一天中進行報告；</w:t>
+        <w:t>1. Looking back at the insanely competitive day of racing at today's 70；</w:t>
       </w:r>
     </w:p>
     <w:p>
@@ -2087,7 +2087,7 @@
           <w:color w:val="333333"/>
           <w:sz w:val="19"/>
         </w:rPr>
-        <w:t>2. 《他們是這樣說的：尼斯前 5 名男子如何看待他們的比賽》一文首次出現在 Slowt 網站上…；</w:t>
+        <w:t>2. 3 worlds in Nice in pictures；</w:t>
       </w:r>
     </w:p>
     <w:p>
@@ -2103,7 +2103,7 @@
           <w:color w:val="333333"/>
           <w:sz w:val="19"/>
         </w:rPr>
-        <w:t>3. 提供鐵人三項選手在實務備賽、運動防傷與體能恢復上的具體應用指導。。</w:t>
+        <w:t>3. The post The Incredible Men’s Racing at the IRONMAN 70。</w:t>
       </w:r>
     </w:p>
     <w:p>
@@ -2129,113 +2129,7 @@
             <w:rFonts w:ascii="Calibri" w:hAnsi="Calibri" w:eastAsia="Microsoft JhengHei"/>
             <w:sz w:val="22"/>
           </w:rPr>
-          <w:t>尼斯 IRONMAN 70.3 世界賽上令人難以置信的男子賽車圖片</w:t>
-        </w:r>
-      </w:hyperlink>
-    </w:p>
-    <w:p>
-      <w:pPr>
-        <w:spacing w:after="40"/>
-        <w:ind w:left="360"/>
-      </w:pPr>
-      <w:r>
-        <w:rPr>
-          <w:rFonts w:ascii="Calibri" w:hAnsi="Calibri" w:eastAsia="Microsoft JhengHei"/>
-          <w:b w:val="0"/>
-          <w:i/>
-          <w:color w:val="777777"/>
-          <w:sz w:val="17"/>
-        </w:rPr>
-        <w:t>原名: The Incredible Men’s Racing at the IRONMAN 70.3 Worlds in Nice in Pictures</w:t>
-      </w:r>
-    </w:p>
-    <w:p>
-      <w:pPr>
-        <w:spacing w:after="40"/>
-        <w:ind w:left="360"/>
-      </w:pPr>
-      <w:r>
-        <w:rPr>
-          <w:rFonts w:ascii="Calibri" w:hAnsi="Calibri" w:eastAsia="Microsoft JhengHei"/>
-          <w:b/>
-          <w:color w:val="1F4D78"/>
-          <w:sz w:val="19"/>
-        </w:rPr>
-        <w:t>💡 【繁體中文 3 大重點摘要】：</w:t>
-      </w:r>
-    </w:p>
-    <w:p>
-      <w:pPr>
-        <w:pStyle w:val="ListBullet"/>
-        <w:spacing w:after="40"/>
-        <w:ind w:left="576"/>
-      </w:pPr>
-      <w:r>
-        <w:rPr>
-          <w:rFonts w:ascii="Calibri" w:hAnsi="Calibri" w:eastAsia="Microsoft JhengHei"/>
-          <w:b w:val="0"/>
-          <w:color w:val="333333"/>
-          <w:sz w:val="19"/>
-        </w:rPr>
-        <w:t>1. 在圖片中回顧今天尼斯 70；</w:t>
-      </w:r>
-    </w:p>
-    <w:p>
-      <w:pPr>
-        <w:pStyle w:val="ListBullet"/>
-        <w:spacing w:after="40"/>
-        <w:ind w:left="576"/>
-      </w:pPr>
-      <w:r>
-        <w:rPr>
-          <w:rFonts w:ascii="Calibri" w:hAnsi="Calibri" w:eastAsia="Microsoft JhengHei"/>
-          <w:b w:val="0"/>
-          <w:color w:val="333333"/>
-          <w:sz w:val="19"/>
-        </w:rPr>
-        <w:t>2. 3 世界賽中激烈競爭的一天；</w:t>
-      </w:r>
-    </w:p>
-    <w:p>
-      <w:pPr>
-        <w:pStyle w:val="ListBullet"/>
-        <w:spacing w:after="40"/>
-        <w:ind w:left="576"/>
-      </w:pPr>
-      <w:r>
-        <w:rPr>
-          <w:rFonts w:ascii="Calibri" w:hAnsi="Calibri" w:eastAsia="Microsoft JhengHei"/>
-          <w:b w:val="0"/>
-          <w:color w:val="333333"/>
-          <w:sz w:val="19"/>
-        </w:rPr>
-        <w:t>3. 尼斯 IRONMAN 70。</w:t>
-      </w:r>
-    </w:p>
-    <w:p>
-      <w:pPr>
-        <w:keepNext/>
-        <w:spacing w:before="160" w:after="40"/>
-      </w:pPr>
-      <w:r>
-        <w:rPr>
-          <w:rFonts w:ascii="Calibri" w:hAnsi="Calibri" w:eastAsia="Microsoft JhengHei"/>
-          <w:b/>
-          <w:color w:val="595959"/>
-          <w:sz w:val="19"/>
-        </w:rPr>
-        <w:t xml:space="preserve">【Slowtwitch | 2026-09-13】 </w:t>
-      </w:r>
-      <w:hyperlink w:rId="rId31">
-        <w:r>
-          <w:rPr>
-            <w:color w:val="1F4D78"/>
-            <w:u w:val="single"/>
-            <w:b/>
-            <w:rFonts w:ascii="Calibri" w:hAnsi="Calibri" w:eastAsia="Microsoft JhengHei"/>
-            <w:sz w:val="22"/>
-          </w:rPr>
-          <w:t>海登王爾德 (Hayden Wilde) 以 70.3 分的驚險成績贏得世界冠軍</w:t>
+          <w:t>Hayden Wilde Wins 70.3 World Championship in Thrilling Finish</w:t>
         </w:r>
       </w:hyperlink>
     </w:p>
@@ -2283,7 +2177,7 @@
           <w:color w:val="333333"/>
           <w:sz w:val="19"/>
         </w:rPr>
-        <w:t>1. 紐西蘭人贏得了他的第一個世界冠軍，但克里斯蒂安·布魯門費爾特讓他為之奮鬥到底；</w:t>
+        <w:t>1. The Kiwi won his first world title, but Kristian Blummenfelt made him work for it to the very end；</w:t>
       </w:r>
     </w:p>
     <w:p>
@@ -2299,7 +2193,7 @@
           <w:color w:val="333333"/>
           <w:sz w:val="19"/>
         </w:rPr>
-        <w:t>2. 海登王爾德 (Hayden Wilde) 以驚心動魄的成績贏得 70；</w:t>
+        <w:t>2. The post Hayden Wilde Wins 70；</w:t>
       </w:r>
     </w:p>
     <w:p>
@@ -2315,7 +2209,7 @@
           <w:color w:val="333333"/>
           <w:sz w:val="19"/>
         </w:rPr>
-        <w:t>3. 3 世界冠軍後，首次出現在 Slowtwitch N。</w:t>
+        <w:t>3. 3 World Championship in Thrilling Finish first appeared on Slowtwitch N。</w:t>
       </w:r>
     </w:p>
     <w:p>
@@ -2332,7 +2226,7 @@
         </w:rPr>
         <w:t xml:space="preserve">【220 Triathlon | 2026-09-13】 </w:t>
       </w:r>
-      <w:hyperlink w:rId="rId32">
+      <w:hyperlink w:rId="rId31">
         <w:r>
           <w:rPr>
             <w:color w:val="1F4D78"/>
@@ -2341,7 +2235,7 @@
             <w:rFonts w:ascii="Calibri" w:hAnsi="Calibri" w:eastAsia="Microsoft JhengHei"/>
             <w:sz w:val="22"/>
           </w:rPr>
-          <w:t>海登王爾德 (Hayden Wilde) 首次奪得鐵人三項 70.3 世界冠軍</w:t>
+          <w:t>Hayden Wilde wins maiden Ironman 70.3 world title</w:t>
         </w:r>
       </w:hyperlink>
     </w:p>
@@ -2406,6 +2300,112 @@
           <w:sz w:val="19"/>
         </w:rPr>
         <w:t>2. 分析來自 220 Triathlon 針對 補給與恢復 (Fueling &amp; Recovery) 項目的關鍵訓練與器材建議。；</w:t>
+      </w:r>
+    </w:p>
+    <w:p>
+      <w:pPr>
+        <w:pStyle w:val="ListBullet"/>
+        <w:spacing w:after="40"/>
+        <w:ind w:left="576"/>
+      </w:pPr>
+      <w:r>
+        <w:rPr>
+          <w:rFonts w:ascii="Calibri" w:hAnsi="Calibri" w:eastAsia="Microsoft JhengHei"/>
+          <w:b w:val="0"/>
+          <w:color w:val="333333"/>
+          <w:sz w:val="19"/>
+        </w:rPr>
+        <w:t>3. 提供鐵人三項選手在實務備賽、運動防傷與體能恢復上的具體應用指導。。</w:t>
+      </w:r>
+    </w:p>
+    <w:p>
+      <w:pPr>
+        <w:keepNext/>
+        <w:spacing w:before="160" w:after="40"/>
+      </w:pPr>
+      <w:r>
+        <w:rPr>
+          <w:rFonts w:ascii="Calibri" w:hAnsi="Calibri" w:eastAsia="Microsoft JhengHei"/>
+          <w:b/>
+          <w:color w:val="595959"/>
+          <w:sz w:val="19"/>
+        </w:rPr>
+        <w:t xml:space="preserve">【Slowtwitch | 2026-09-12】 </w:t>
+      </w:r>
+      <w:hyperlink w:rId="rId32">
+        <w:r>
+          <w:rPr>
+            <w:color w:val="1F4D78"/>
+            <w:u w:val="single"/>
+            <w:b/>
+            <w:rFonts w:ascii="Calibri" w:hAnsi="Calibri" w:eastAsia="Microsoft JhengHei"/>
+            <w:sz w:val="22"/>
+          </w:rPr>
+          <w:t>They Said It: What the Top 5 Women Thought of the Race in Nice</w:t>
+        </w:r>
+      </w:hyperlink>
+    </w:p>
+    <w:p>
+      <w:pPr>
+        <w:spacing w:after="40"/>
+        <w:ind w:left="360"/>
+      </w:pPr>
+      <w:r>
+        <w:rPr>
+          <w:rFonts w:ascii="Calibri" w:hAnsi="Calibri" w:eastAsia="Microsoft JhengHei"/>
+          <w:b w:val="0"/>
+          <w:i/>
+          <w:color w:val="777777"/>
+          <w:sz w:val="17"/>
+        </w:rPr>
+        <w:t>原名: They Said It: What the Top 5 Women Thought of the Race in Nice</w:t>
+      </w:r>
+    </w:p>
+    <w:p>
+      <w:pPr>
+        <w:spacing w:after="40"/>
+        <w:ind w:left="360"/>
+      </w:pPr>
+      <w:r>
+        <w:rPr>
+          <w:rFonts w:ascii="Calibri" w:hAnsi="Calibri" w:eastAsia="Microsoft JhengHei"/>
+          <w:b/>
+          <w:color w:val="1F4D78"/>
+          <w:sz w:val="19"/>
+        </w:rPr>
+        <w:t>💡 【繁體中文 3 大重點摘要】：</w:t>
+      </w:r>
+    </w:p>
+    <w:p>
+      <w:pPr>
+        <w:pStyle w:val="ListBullet"/>
+        <w:spacing w:after="40"/>
+        <w:ind w:left="576"/>
+      </w:pPr>
+      <w:r>
+        <w:rPr>
+          <w:rFonts w:ascii="Calibri" w:hAnsi="Calibri" w:eastAsia="Microsoft JhengHei"/>
+          <w:b w:val="0"/>
+          <w:color w:val="333333"/>
+          <w:sz w:val="19"/>
+        </w:rPr>
+        <w:t>1. The top women in Nice gave their thoughts on the world championship at the post-race press conference；</w:t>
+      </w:r>
+    </w:p>
+    <w:p>
+      <w:pPr>
+        <w:pStyle w:val="ListBullet"/>
+        <w:spacing w:after="40"/>
+        <w:ind w:left="576"/>
+      </w:pPr>
+      <w:r>
+        <w:rPr>
+          <w:rFonts w:ascii="Calibri" w:hAnsi="Calibri" w:eastAsia="Microsoft JhengHei"/>
+          <w:b w:val="0"/>
+          <w:color w:val="333333"/>
+          <w:sz w:val="19"/>
+        </w:rPr>
+        <w:t>2. The post They Said It: What the Top 5 Women Thought of the Race in Nice first appeared on Slowtwi；</w:t>
       </w:r>
     </w:p>
     <w:p>
@@ -2447,7 +2447,7 @@
             <w:rFonts w:ascii="Calibri" w:hAnsi="Calibri" w:eastAsia="Microsoft JhengHei"/>
             <w:sz w:val="22"/>
           </w:rPr>
-          <w:t>她們是這麼說的：前 5 名女性對尼斯比賽的看法</w:t>
+          <w:t>Ladies Day in Nice: Photos from Day 1 at the IRONMAN 70.3 World Championship</w:t>
         </w:r>
       </w:hyperlink>
     </w:p>
@@ -2464,7 +2464,7 @@
           <w:color w:val="777777"/>
           <w:sz w:val="17"/>
         </w:rPr>
-        <w:t>原名: They Said It: What the Top 5 Women Thought of the Race in Nice</w:t>
+        <w:t>原名: Ladies Day in Nice: Photos from Day 1 at the IRONMAN 70.3 World Championship</w:t>
       </w:r>
     </w:p>
     <w:p>
@@ -2495,7 +2495,7 @@
           <w:color w:val="333333"/>
           <w:sz w:val="19"/>
         </w:rPr>
-        <w:t>1. The top women in Nice gave their thoughts on the world championship at the post-race press conference；</w:t>
+        <w:t>1. We recap the day's racing here in beautiful Nice in pictures；</w:t>
       </w:r>
     </w:p>
     <w:p>
@@ -2511,7 +2511,7 @@
           <w:color w:val="333333"/>
           <w:sz w:val="19"/>
         </w:rPr>
-        <w:t>2. The post They Said It: What the Top 5 Women Thought of the Race in Nice first appeared on Slowtwi；</w:t>
+        <w:t>2. The post Ladies Day in Nice: Photos from Day 1 at the IRONMAN 70；</w:t>
       </w:r>
     </w:p>
     <w:p>
@@ -2527,7 +2527,7 @@
           <w:color w:val="333333"/>
           <w:sz w:val="19"/>
         </w:rPr>
-        <w:t>3. 提供鐵人三項選手在實務備賽、運動防傷與體能恢復上的具體應用指導。。</w:t>
+        <w:t>3. 3 World Championship first appeared on Slowtwitch News。</w:t>
       </w:r>
     </w:p>
     <w:p>
@@ -2553,113 +2553,7 @@
             <w:rFonts w:ascii="Calibri" w:hAnsi="Calibri" w:eastAsia="Microsoft JhengHei"/>
             <w:sz w:val="22"/>
           </w:rPr>
-          <w:t>尼斯女士日：IRONMAN 70.3 世界錦標賽第一天的照片</w:t>
-        </w:r>
-      </w:hyperlink>
-    </w:p>
-    <w:p>
-      <w:pPr>
-        <w:spacing w:after="40"/>
-        <w:ind w:left="360"/>
-      </w:pPr>
-      <w:r>
-        <w:rPr>
-          <w:rFonts w:ascii="Calibri" w:hAnsi="Calibri" w:eastAsia="Microsoft JhengHei"/>
-          <w:b w:val="0"/>
-          <w:i/>
-          <w:color w:val="777777"/>
-          <w:sz w:val="17"/>
-        </w:rPr>
-        <w:t>原名: Ladies Day in Nice: Photos from Day 1 at the IRONMAN 70.3 World Championship</w:t>
-      </w:r>
-    </w:p>
-    <w:p>
-      <w:pPr>
-        <w:spacing w:after="40"/>
-        <w:ind w:left="360"/>
-      </w:pPr>
-      <w:r>
-        <w:rPr>
-          <w:rFonts w:ascii="Calibri" w:hAnsi="Calibri" w:eastAsia="Microsoft JhengHei"/>
-          <w:b/>
-          <w:color w:val="1F4D78"/>
-          <w:sz w:val="19"/>
-        </w:rPr>
-        <w:t>💡 【繁體中文 3 大重點摘要】：</w:t>
-      </w:r>
-    </w:p>
-    <w:p>
-      <w:pPr>
-        <w:pStyle w:val="ListBullet"/>
-        <w:spacing w:after="40"/>
-        <w:ind w:left="576"/>
-      </w:pPr>
-      <w:r>
-        <w:rPr>
-          <w:rFonts w:ascii="Calibri" w:hAnsi="Calibri" w:eastAsia="Microsoft JhengHei"/>
-          <w:b w:val="0"/>
-          <w:color w:val="333333"/>
-          <w:sz w:val="19"/>
-        </w:rPr>
-        <w:t>1. 我們透過照片回顧了當天在美麗的尼斯舉行的比賽；</w:t>
-      </w:r>
-    </w:p>
-    <w:p>
-      <w:pPr>
-        <w:pStyle w:val="ListBullet"/>
-        <w:spacing w:after="40"/>
-        <w:ind w:left="576"/>
-      </w:pPr>
-      <w:r>
-        <w:rPr>
-          <w:rFonts w:ascii="Calibri" w:hAnsi="Calibri" w:eastAsia="Microsoft JhengHei"/>
-          <w:b w:val="0"/>
-          <w:color w:val="333333"/>
-          <w:sz w:val="19"/>
-        </w:rPr>
-        <w:t>2. 尼斯女士日：IRONMAN 70；</w:t>
-      </w:r>
-    </w:p>
-    <w:p>
-      <w:pPr>
-        <w:pStyle w:val="ListBullet"/>
-        <w:spacing w:after="40"/>
-        <w:ind w:left="576"/>
-      </w:pPr>
-      <w:r>
-        <w:rPr>
-          <w:rFonts w:ascii="Calibri" w:hAnsi="Calibri" w:eastAsia="Microsoft JhengHei"/>
-          <w:b w:val="0"/>
-          <w:color w:val="333333"/>
-          <w:sz w:val="19"/>
-        </w:rPr>
-        <w:t>3. 3 世界錦標賽第一天的照片首次出現在 Slowtwitch News 上。</w:t>
-      </w:r>
-    </w:p>
-    <w:p>
-      <w:pPr>
-        <w:keepNext/>
-        <w:spacing w:before="160" w:after="40"/>
-      </w:pPr>
-      <w:r>
-        <w:rPr>
-          <w:rFonts w:ascii="Calibri" w:hAnsi="Calibri" w:eastAsia="Microsoft JhengHei"/>
-          <w:b/>
-          <w:color w:val="595959"/>
-          <w:sz w:val="19"/>
-        </w:rPr>
-        <w:t xml:space="preserve">【Slowtwitch | 2026-09-12】 </w:t>
-      </w:r>
-      <w:hyperlink w:rId="rId35">
-        <w:r>
-          <w:rPr>
-            <w:color w:val="1F4D78"/>
-            <w:u w:val="single"/>
-            <w:b/>
-            <w:rFonts w:ascii="Calibri" w:hAnsi="Calibri" w:eastAsia="Microsoft JhengHei"/>
-            <w:sz w:val="22"/>
-          </w:rPr>
-          <w:t>泰勒·尼布 (Taylor Knibb) 第四次贏得 70.3 世界冠軍</w:t>
+          <w:t>Taylor Knibb Wins 70.3 World Championship for the Fourth Time</w:t>
         </w:r>
       </w:hyperlink>
     </w:p>
@@ -2707,7 +2601,7 @@
           <w:color w:val="333333"/>
           <w:sz w:val="19"/>
         </w:rPr>
-        <w:t>1. 泰勒·尼布 (Taylor Knibb) 度過了完美的一天，再次奪得世界桂冠；</w:t>
+        <w:t>1. Taylor Knibb had the perfect day to take home yet another world crown；</w:t>
       </w:r>
     </w:p>
     <w:p>
@@ -2723,7 +2617,7 @@
           <w:color w:val="333333"/>
           <w:sz w:val="19"/>
         </w:rPr>
-        <w:t>2. 泰勒·尼布 (Taylor Knibb) 第四次贏得 70；</w:t>
+        <w:t>2. The post Taylor Knibb Wins 70；</w:t>
       </w:r>
     </w:p>
     <w:p>
@@ -2739,7 +2633,7 @@
           <w:color w:val="333333"/>
           <w:sz w:val="19"/>
         </w:rPr>
-        <w:t>3. 3 世界冠軍的帖子首先出現在 Slowtwitch News 上。</w:t>
+        <w:t>3. 3 World Championship for the Fourth Time first appeared on Slowtwitch News。</w:t>
       </w:r>
     </w:p>
     <w:p>
@@ -2756,7 +2650,7 @@
         </w:rPr>
         <w:t xml:space="preserve">【TrainingPeaks Blog | 2026-09-12】 </w:t>
       </w:r>
-      <w:hyperlink w:rId="rId36">
+      <w:hyperlink w:rId="rId35">
         <w:r>
           <w:rPr>
             <w:color w:val="1F4D78"/>
@@ -2765,7 +2659,7 @@
             <w:rFonts w:ascii="Calibri" w:hAnsi="Calibri" w:eastAsia="Microsoft JhengHei"/>
             <w:sz w:val="22"/>
           </w:rPr>
-          <w:t>身體、心理和社交恢復：為什麼耐力運動員需要這三者</w:t>
+          <w:t>Physical, Mental &amp; Social Recovery: Why Endurance Athletes Need All Three</w:t>
         </w:r>
       </w:hyperlink>
     </w:p>
@@ -2813,7 +2707,7 @@
           <w:color w:val="333333"/>
           <w:sz w:val="19"/>
         </w:rPr>
-        <w:t>1. 停止運動後發生的事情會推動身體適應和復原力——這不僅僅是睡眠和能量；</w:t>
+        <w:t>1. What happens after you stop moving drives physical adaptation and resilience—and it’s about more than sleep and fuel；</w:t>
       </w:r>
     </w:p>
     <w:p>
@@ -2829,7 +2723,7 @@
           <w:color w:val="333333"/>
           <w:sz w:val="19"/>
         </w:rPr>
-        <w:t>2. 了解為什麼耐力運動員需要身體、心理和社交恢復；</w:t>
+        <w:t>2. Read why endurance athletes need physical, mental, AND social recovery；</w:t>
       </w:r>
     </w:p>
     <w:p>
@@ -2845,7 +2739,7 @@
           <w:color w:val="333333"/>
           <w:sz w:val="19"/>
         </w:rPr>
-        <w:t>3. 提供鐵人三項選手在實務備賽、運動防傷與體能恢復上的具體應用指導。。</w:t>
+        <w:t>3. The post P。</w:t>
       </w:r>
     </w:p>
     <w:p>
@@ -2862,7 +2756,7 @@
         </w:rPr>
         <w:t xml:space="preserve">【Slowtwitch | 2026-09-12】 </w:t>
       </w:r>
-      <w:hyperlink w:rId="rId37">
+      <w:hyperlink w:rId="rId36">
         <w:r>
           <w:rPr>
             <w:color w:val="1F4D78"/>
@@ -2871,7 +2765,7 @@
             <w:rFonts w:ascii="Calibri" w:hAnsi="Calibri" w:eastAsia="Microsoft JhengHei"/>
             <w:sz w:val="22"/>
           </w:rPr>
-          <w:t>尼斯面孔：鼓舞人心的石斑魚頭條新聞 70.3 世界錦標賽</w:t>
+          <w:t>Faces of Nice: Inspiring Age Groupers Headline 70.3 World Championship</w:t>
         </w:r>
       </w:hyperlink>
     </w:p>
@@ -2919,7 +2813,7 @@
           <w:color w:val="333333"/>
           <w:sz w:val="19"/>
         </w:rPr>
-        <w:t>1. 在今年的 70；</w:t>
+        <w:t>1. Meet some of the inspiring age groupers (of many) at this year's 70；</w:t>
       </w:r>
     </w:p>
     <w:p>
@@ -2935,7 +2829,7 @@
           <w:color w:val="333333"/>
           <w:sz w:val="19"/>
         </w:rPr>
-        <w:t>2. 3 世界賽上認識一些鼓舞人心的年齡組選手（很多）；</w:t>
+        <w:t>2. 3 worlds；</w:t>
       </w:r>
     </w:p>
     <w:p>
@@ -2951,7 +2845,7 @@
           <w:color w:val="333333"/>
           <w:sz w:val="19"/>
         </w:rPr>
-        <w:t>3. 尼斯的臉：鼓舞人心的年齡石斑魚標題 70。</w:t>
+        <w:t>3. The post Faces of Nice: Inspiring Age Groupers Headline 70。</w:t>
       </w:r>
     </w:p>
     <w:p>
@@ -2968,7 +2862,7 @@
         </w:rPr>
         <w:t xml:space="preserve">【Triathlete Magazine | 2026-09-11】 </w:t>
       </w:r>
-      <w:hyperlink w:rId="rId38">
+      <w:hyperlink w:rId="rId37">
         <w:r>
           <w:rPr>
             <w:color w:val="1F4D78"/>
@@ -2977,7 +2871,7 @@
             <w:rFonts w:ascii="Calibri" w:hAnsi="Calibri" w:eastAsia="Microsoft JhengHei"/>
             <w:sz w:val="22"/>
           </w:rPr>
-          <w:t>新研究表明，蛋白質棒中的成分比它們的超加工程度更重要</w:t>
+          <w:t>New Research Suggests That What’s in Our Protein Bars Matters More Than How Ultra-Processed They Are</w:t>
         </w:r>
       </w:hyperlink>
     </w:p>
@@ -3025,7 +2919,7 @@
           <w:color w:val="333333"/>
           <w:sz w:val="19"/>
         </w:rPr>
-        <w:t>1. 一項新的研究表明，就您的健康而言，食品品質可能比加工更重要；</w:t>
+        <w:t>1. A new study suggests food quality may matter more than processing when it comes to your health；</w:t>
       </w:r>
     </w:p>
     <w:p>
@@ -3041,7 +2935,7 @@
           <w:color w:val="333333"/>
           <w:sz w:val="19"/>
         </w:rPr>
-        <w:t>2. 閱讀全文：新研究顯示我們的蛋白質棒中的成分是；</w:t>
+        <w:t>2. Dietitians weigh in；</w:t>
       </w:r>
     </w:p>
     <w:p>
@@ -3057,7 +2951,7 @@
           <w:color w:val="333333"/>
           <w:sz w:val="19"/>
         </w:rPr>
-        <w:t>3. 提供鐵人三項選手在實務備賽、運動防傷與體能恢復上的具體應用指導。。</w:t>
+        <w:t>3. Read the full article at New Research Suggests That What’s in Our Protein Bars Matt。</w:t>
       </w:r>
     </w:p>
     <w:p>
@@ -3074,7 +2968,7 @@
         </w:rPr>
         <w:t xml:space="preserve">【220 Triathlon | 2026-09-11】 </w:t>
       </w:r>
-      <w:hyperlink w:rId="rId39">
+      <w:hyperlink w:rId="rId38">
         <w:r>
           <w:rPr>
             <w:color w:val="1F4D78"/>
@@ -3083,7 +2977,7 @@
             <w:rFonts w:ascii="Calibri" w:hAnsi="Calibri" w:eastAsia="Microsoft JhengHei"/>
             <w:sz w:val="22"/>
           </w:rPr>
-          <w:t>鋼鐵人宣布與所羅門公司建立五年合作關係</w:t>
+          <w:t>Ironman announces surprise five-year partnership with Salomon</w:t>
         </w:r>
       </w:hyperlink>
     </w:p>
@@ -3131,7 +3025,7 @@
           <w:color w:val="333333"/>
           <w:sz w:val="19"/>
         </w:rPr>
-        <w:t>1. 從 2027 年起，所羅門將成為 Ironman 全球首要合作夥伴，涵蓋高性能鞋類、服裝和技術包款；</w:t>
+        <w:t>1. From 2027, Salomon becomes Ironman Global Premier Partner across performance footwear, apparel and technical bags；</w:t>
       </w:r>
     </w:p>
     <w:p>
@@ -3147,7 +3041,7 @@
           <w:color w:val="333333"/>
           <w:sz w:val="19"/>
         </w:rPr>
-        <w:t>2. 作為一項具有里程碑意義的舉措，所羅門也將成為 2027 年鐵人三項世界賽的冠名合作夥伴…；</w:t>
+        <w:t>2. In a landmark move, Salomon will also become title Partner of the 2027 Ironman World；</w:t>
       </w:r>
     </w:p>
     <w:p>
@@ -3180,7 +3074,7 @@
         </w:rPr>
         <w:t xml:space="preserve">【Triathlete Magazine | 2026-09-11】 </w:t>
       </w:r>
-      <w:hyperlink w:rId="rId40">
+      <w:hyperlink w:rId="rId39">
         <w:r>
           <w:rPr>
             <w:color w:val="1F4D78"/>
@@ -3189,7 +3083,7 @@
             <w:rFonts w:ascii="Calibri" w:hAnsi="Calibri" w:eastAsia="Microsoft JhengHei"/>
             <w:sz w:val="22"/>
           </w:rPr>
-          <w:t>Ironman 70.3 世界錦標賽新聞發布會：來自尼斯的坦率見解</w:t>
+          <w:t>Ironman 70.3 World Championship Press Conference: Candid Insights from Nice</w:t>
         </w:r>
       </w:hyperlink>
     </w:p>
@@ -3237,7 +3131,7 @@
           <w:color w:val="333333"/>
           <w:sz w:val="19"/>
         </w:rPr>
-        <w:t>1. 雖然男子職業賽場充滿信心，但女子選手在尼斯這場要求嚴苛、不可預測的比賽之前採取了更加謹慎、安全的態度；</w:t>
+        <w:t>1. While the men's pro field is full of confidence, the women's contenders are taking a more cautious, safe approach ahead of a demanding, unpredictable race in Nice；</w:t>
       </w:r>
     </w:p>
     <w:p>
@@ -3253,7 +3147,7 @@
           <w:color w:val="333333"/>
           <w:sz w:val="19"/>
         </w:rPr>
-        <w:t>2. 閱讀 Ironman 70 的完整文章；</w:t>
+        <w:t>2. Read the full article at Ironman 70；</w:t>
       </w:r>
     </w:p>
     <w:p>
@@ -3286,7 +3180,7 @@
         </w:rPr>
         <w:t xml:space="preserve">【220 Triathlon | 2026-09-11】 </w:t>
       </w:r>
-      <w:hyperlink w:rId="rId41">
+      <w:hyperlink w:rId="rId40">
         <w:r>
           <w:rPr>
             <w:color w:val="1F4D78"/>
@@ -3295,7 +3189,7 @@
             <w:rFonts w:ascii="Calibri" w:hAnsi="Calibri" w:eastAsia="Microsoft JhengHei"/>
             <w:sz w:val="22"/>
           </w:rPr>
-          <w:t>Celtman極限蘇格蘭鐵人三項賽：殘酷的天氣、高地的低氣壓與擊敗DNF惡魔</w:t>
+          <w:t>Celtman Extreme Scottish Triathlon: Brutal weather, Highland lows, and overcoming the DNF devil</w:t>
         </w:r>
       </w:hyperlink>
     </w:p>
@@ -3343,7 +3237,7 @@
           <w:color w:val="333333"/>
           <w:sz w:val="19"/>
         </w:rPr>
-        <w:t>1. Celtman 被認為是 Xtri 世界大賽中最強悍的球員……那麼我們的球員 Iain 表現如何呢；</w:t>
+        <w:t>1. Celtman is whispered to be the toughest of the Xtri World Series；</w:t>
       </w:r>
     </w:p>
     <w:p>
@@ -3359,7 +3253,113 @@
           <w:color w:val="333333"/>
           <w:sz w:val="19"/>
         </w:rPr>
-        <w:t>2. 分析來自 220 Triathlon 針對 補給與恢復 (Fueling &amp; Recovery) 項目的關鍵訓練與器材建議。；</w:t>
+        <w:t>2. So how did our man Iain get on；</w:t>
+      </w:r>
+    </w:p>
+    <w:p>
+      <w:pPr>
+        <w:pStyle w:val="ListBullet"/>
+        <w:spacing w:after="40"/>
+        <w:ind w:left="576"/>
+      </w:pPr>
+      <w:r>
+        <w:rPr>
+          <w:rFonts w:ascii="Calibri" w:hAnsi="Calibri" w:eastAsia="Microsoft JhengHei"/>
+          <w:b w:val="0"/>
+          <w:color w:val="333333"/>
+          <w:sz w:val="19"/>
+        </w:rPr>
+        <w:t>3. 提供鐵人三項選手在實務備賽、運動防傷與體能恢復上的具體應用指導。。</w:t>
+      </w:r>
+    </w:p>
+    <w:p>
+      <w:pPr>
+        <w:keepNext/>
+        <w:spacing w:before="160" w:after="40"/>
+      </w:pPr>
+      <w:r>
+        <w:rPr>
+          <w:rFonts w:ascii="Calibri" w:hAnsi="Calibri" w:eastAsia="Microsoft JhengHei"/>
+          <w:b/>
+          <w:color w:val="595959"/>
+          <w:sz w:val="19"/>
+        </w:rPr>
+        <w:t xml:space="preserve">【220 Triathlon | 2026-09-10】 </w:t>
+      </w:r>
+      <w:hyperlink w:rId="rId41">
+        <w:r>
+          <w:rPr>
+            <w:color w:val="1F4D78"/>
+            <w:u w:val="single"/>
+            <w:b/>
+            <w:rFonts w:ascii="Calibri" w:hAnsi="Calibri" w:eastAsia="Microsoft JhengHei"/>
+            <w:sz w:val="22"/>
+          </w:rPr>
+          <w:t>How can you watch the 2026 Ironman World Championships in Kona live? Plus race timings, course maps and start lists</w:t>
+        </w:r>
+      </w:hyperlink>
+    </w:p>
+    <w:p>
+      <w:pPr>
+        <w:spacing w:after="40"/>
+        <w:ind w:left="360"/>
+      </w:pPr>
+      <w:r>
+        <w:rPr>
+          <w:rFonts w:ascii="Calibri" w:hAnsi="Calibri" w:eastAsia="Microsoft JhengHei"/>
+          <w:b w:val="0"/>
+          <w:i/>
+          <w:color w:val="777777"/>
+          <w:sz w:val="17"/>
+        </w:rPr>
+        <w:t>原名: How can you watch the 2026 Ironman World Championships in Kona live? Plus race timings, course maps and start lists</w:t>
+      </w:r>
+    </w:p>
+    <w:p>
+      <w:pPr>
+        <w:spacing w:after="40"/>
+        <w:ind w:left="360"/>
+      </w:pPr>
+      <w:r>
+        <w:rPr>
+          <w:rFonts w:ascii="Calibri" w:hAnsi="Calibri" w:eastAsia="Microsoft JhengHei"/>
+          <w:b/>
+          <w:color w:val="1F4D78"/>
+          <w:sz w:val="19"/>
+        </w:rPr>
+        <w:t>💡 【繁體中文 3 大重點摘要】：</w:t>
+      </w:r>
+    </w:p>
+    <w:p>
+      <w:pPr>
+        <w:pStyle w:val="ListBullet"/>
+        <w:spacing w:after="40"/>
+        <w:ind w:left="576"/>
+      </w:pPr>
+      <w:r>
+        <w:rPr>
+          <w:rFonts w:ascii="Calibri" w:hAnsi="Calibri" w:eastAsia="Microsoft JhengHei"/>
+          <w:b w:val="0"/>
+          <w:color w:val="333333"/>
+          <w:sz w:val="19"/>
+        </w:rPr>
+        <w:t>1. The 2026 Ironman World Championships head to Kailua-Kona, Hawaii on 10 October；</w:t>
+      </w:r>
+    </w:p>
+    <w:p>
+      <w:pPr>
+        <w:pStyle w:val="ListBullet"/>
+        <w:spacing w:after="40"/>
+        <w:ind w:left="576"/>
+      </w:pPr>
+      <w:r>
+        <w:rPr>
+          <w:rFonts w:ascii="Calibri" w:hAnsi="Calibri" w:eastAsia="Microsoft JhengHei"/>
+          <w:b w:val="0"/>
+          <w:color w:val="333333"/>
+          <w:sz w:val="19"/>
+        </w:rPr>
+        <w:t>2. Here’s how to watch the race unfold live；</w:t>
       </w:r>
     </w:p>
     <w:p>
@@ -3401,113 +3401,7 @@
             <w:rFonts w:ascii="Calibri" w:hAnsi="Calibri" w:eastAsia="Microsoft JhengHei"/>
             <w:sz w:val="22"/>
           </w:rPr>
-          <w:t>如何觀看 2026 年科納鐵人三項世錦賽現場直播？加上比賽時間、路線圖和出發名單</w:t>
-        </w:r>
-      </w:hyperlink>
-    </w:p>
-    <w:p>
-      <w:pPr>
-        <w:spacing w:after="40"/>
-        <w:ind w:left="360"/>
-      </w:pPr>
-      <w:r>
-        <w:rPr>
-          <w:rFonts w:ascii="Calibri" w:hAnsi="Calibri" w:eastAsia="Microsoft JhengHei"/>
-          <w:b w:val="0"/>
-          <w:i/>
-          <w:color w:val="777777"/>
-          <w:sz w:val="17"/>
-        </w:rPr>
-        <w:t>原名: How can you watch the 2026 Ironman World Championships in Kona live? Plus race timings, course maps and start lists</w:t>
-      </w:r>
-    </w:p>
-    <w:p>
-      <w:pPr>
-        <w:spacing w:after="40"/>
-        <w:ind w:left="360"/>
-      </w:pPr>
-      <w:r>
-        <w:rPr>
-          <w:rFonts w:ascii="Calibri" w:hAnsi="Calibri" w:eastAsia="Microsoft JhengHei"/>
-          <w:b/>
-          <w:color w:val="1F4D78"/>
-          <w:sz w:val="19"/>
-        </w:rPr>
-        <w:t>💡 【繁體中文 3 大重點摘要】：</w:t>
-      </w:r>
-    </w:p>
-    <w:p>
-      <w:pPr>
-        <w:pStyle w:val="ListBullet"/>
-        <w:spacing w:after="40"/>
-        <w:ind w:left="576"/>
-      </w:pPr>
-      <w:r>
-        <w:rPr>
-          <w:rFonts w:ascii="Calibri" w:hAnsi="Calibri" w:eastAsia="Microsoft JhengHei"/>
-          <w:b w:val="0"/>
-          <w:color w:val="333333"/>
-          <w:sz w:val="19"/>
-        </w:rPr>
-        <w:t>1. 2026 年鐵人三項世界錦標賽將於 10 月 10 日在夏威夷凱魯瓦·科納舉行；</w:t>
-      </w:r>
-    </w:p>
-    <w:p>
-      <w:pPr>
-        <w:pStyle w:val="ListBullet"/>
-        <w:spacing w:after="40"/>
-        <w:ind w:left="576"/>
-      </w:pPr>
-      <w:r>
-        <w:rPr>
-          <w:rFonts w:ascii="Calibri" w:hAnsi="Calibri" w:eastAsia="Microsoft JhengHei"/>
-          <w:b w:val="0"/>
-          <w:color w:val="333333"/>
-          <w:sz w:val="19"/>
-        </w:rPr>
-        <w:t>2. 以下是觀看比賽現場直播的方法；</w:t>
-      </w:r>
-    </w:p>
-    <w:p>
-      <w:pPr>
-        <w:pStyle w:val="ListBullet"/>
-        <w:spacing w:after="40"/>
-        <w:ind w:left="576"/>
-      </w:pPr>
-      <w:r>
-        <w:rPr>
-          <w:rFonts w:ascii="Calibri" w:hAnsi="Calibri" w:eastAsia="Microsoft JhengHei"/>
-          <w:b w:val="0"/>
-          <w:color w:val="333333"/>
-          <w:sz w:val="19"/>
-        </w:rPr>
-        <w:t>3. 提供鐵人三項選手在實務備賽、運動防傷與體能恢復上的具體應用指導。。</w:t>
-      </w:r>
-    </w:p>
-    <w:p>
-      <w:pPr>
-        <w:keepNext/>
-        <w:spacing w:before="160" w:after="40"/>
-      </w:pPr>
-      <w:r>
-        <w:rPr>
-          <w:rFonts w:ascii="Calibri" w:hAnsi="Calibri" w:eastAsia="Microsoft JhengHei"/>
-          <w:b/>
-          <w:color w:val="595959"/>
-          <w:sz w:val="19"/>
-        </w:rPr>
-        <w:t xml:space="preserve">【220 Triathlon | 2026-09-10】 </w:t>
-      </w:r>
-      <w:hyperlink w:rId="rId43">
-        <w:r>
-          <w:rPr>
-            <w:color w:val="1F4D78"/>
-            <w:u w:val="single"/>
-            <w:b/>
-            <w:rFonts w:ascii="Calibri" w:hAnsi="Calibri" w:eastAsia="Microsoft JhengHei"/>
-            <w:sz w:val="22"/>
-          </w:rPr>
-          <w:t>失敗的加油策略就等於失敗的比賽。以下是如何在比賽當天掌握鐵人三項加油的方法</w:t>
+          <w:t>A failed fuelling strategy equals a failed race. Here’s how to master your Ironman fuelling on race day</w:t>
         </w:r>
       </w:hyperlink>
     </w:p>
@@ -3555,7 +3449,7 @@
           <w:color w:val="333333"/>
           <w:sz w:val="19"/>
         </w:rPr>
-        <w:t>1. 無論您是參加鐵人三項賽、70；</w:t>
+        <w:t>1. Whether you’re racing Ironman, 70；</w:t>
       </w:r>
     </w:p>
     <w:p>
@@ -3571,7 +3465,7 @@
           <w:color w:val="333333"/>
           <w:sz w:val="19"/>
         </w:rPr>
-        <w:t>2. 3 賽還是奧運鐵人三項賽，您都需要良好的營養策略才能取得成功；</w:t>
+        <w:t>2. 3, or Olympic triathlon, you’ll need a well-oiled nutrition strategy for success；</w:t>
       </w:r>
     </w:p>
     <w:p>
@@ -3587,7 +3481,7 @@
           <w:color w:val="333333"/>
           <w:sz w:val="19"/>
         </w:rPr>
-        <w:t>3. 在這裡，我們的專家提供了鐵人三項賽前、賽中和賽後的加油建議…。</w:t>
+        <w:t>3. Here, our experts offer their before, during and after-Ironman fuelling advice。</w:t>
       </w:r>
     </w:p>
     <w:p>
@@ -3604,7 +3498,7 @@
         </w:rPr>
         <w:t xml:space="preserve">【Triathlete Magazine | 2026-09-09】 </w:t>
       </w:r>
-      <w:hyperlink w:rId="rId44">
+      <w:hyperlink w:rId="rId43">
         <w:r>
           <w:rPr>
             <w:color w:val="1F4D78"/>
@@ -3613,7 +3507,7 @@
             <w:rFonts w:ascii="Calibri" w:hAnsi="Calibri" w:eastAsia="Microsoft JhengHei"/>
             <w:sz w:val="22"/>
           </w:rPr>
-          <w:t>一年內贏得 70.3 個世界冠軍和科納冠軍的殘酷現實</w:t>
+          <w:t>The Brutal Reality of Winning 70.3 Worlds and Kona in One Year</w:t>
         </w:r>
       </w:hyperlink>
     </w:p>
@@ -3661,7 +3555,7 @@
           <w:color w:val="333333"/>
           <w:sz w:val="19"/>
         </w:rPr>
-        <w:t>1. 只有四名鐵人三項運動員曾在同一年贏得 Ironman 70；</w:t>
+        <w:t>1. Only four triathletes have ever won the Ironman 70；</w:t>
       </w:r>
     </w:p>
     <w:p>
@@ -3677,7 +3571,7 @@
           <w:color w:val="333333"/>
           <w:sz w:val="19"/>
         </w:rPr>
-        <w:t>2. 3 和 Kona 世界錦標賽冠軍；</w:t>
+        <w:t>2. 3 and Kona world championships in the same year；</w:t>
       </w:r>
     </w:p>
     <w:p>
@@ -3693,7 +3587,113 @@
           <w:color w:val="333333"/>
           <w:sz w:val="19"/>
         </w:rPr>
-        <w:t>3. 其中兩人 - 克雷格·亞歷山大 (Craig Alexander) 和利安達·凱夫 (Leanda Cave) - 分享瞭如何實現這一目標，以及 2026 年合作。</w:t>
+        <w:t>3. Two of them - Craig Alexander and Leanda Cave - share what it takes to pull it off, plus the 2026 co。</w:t>
+      </w:r>
+    </w:p>
+    <w:p>
+      <w:pPr>
+        <w:keepNext/>
+        <w:spacing w:before="160" w:after="40"/>
+      </w:pPr>
+      <w:r>
+        <w:rPr>
+          <w:rFonts w:ascii="Calibri" w:hAnsi="Calibri" w:eastAsia="Microsoft JhengHei"/>
+          <w:b/>
+          <w:color w:val="595959"/>
+          <w:sz w:val="19"/>
+        </w:rPr>
+        <w:t xml:space="preserve">【220 Triathlon | 2026-09-09】 </w:t>
+      </w:r>
+      <w:hyperlink w:rId="rId44">
+        <w:r>
+          <w:rPr>
+            <w:color w:val="1F4D78"/>
+            <w:u w:val="single"/>
+            <w:b/>
+            <w:rFonts w:ascii="Calibri" w:hAnsi="Calibri" w:eastAsia="Microsoft JhengHei"/>
+            <w:sz w:val="22"/>
+          </w:rPr>
+          <w:t>What are the best triathlons in the world? Add these 25 iconic races  to your bucket list today</w:t>
+        </w:r>
+      </w:hyperlink>
+    </w:p>
+    <w:p>
+      <w:pPr>
+        <w:spacing w:after="40"/>
+        <w:ind w:left="360"/>
+      </w:pPr>
+      <w:r>
+        <w:rPr>
+          <w:rFonts w:ascii="Calibri" w:hAnsi="Calibri" w:eastAsia="Microsoft JhengHei"/>
+          <w:b w:val="0"/>
+          <w:i/>
+          <w:color w:val="777777"/>
+          <w:sz w:val="17"/>
+        </w:rPr>
+        <w:t>原名: What are the best triathlons in the world? Add these 25 iconic races  to your bucket list today</w:t>
+      </w:r>
+    </w:p>
+    <w:p>
+      <w:pPr>
+        <w:spacing w:after="40"/>
+        <w:ind w:left="360"/>
+      </w:pPr>
+      <w:r>
+        <w:rPr>
+          <w:rFonts w:ascii="Calibri" w:hAnsi="Calibri" w:eastAsia="Microsoft JhengHei"/>
+          <w:b/>
+          <w:color w:val="1F4D78"/>
+          <w:sz w:val="19"/>
+        </w:rPr>
+        <w:t>💡 【繁體中文 3 大重點摘要】：</w:t>
+      </w:r>
+    </w:p>
+    <w:p>
+      <w:pPr>
+        <w:pStyle w:val="ListBullet"/>
+        <w:spacing w:after="40"/>
+        <w:ind w:left="576"/>
+      </w:pPr>
+      <w:r>
+        <w:rPr>
+          <w:rFonts w:ascii="Calibri" w:hAnsi="Calibri" w:eastAsia="Microsoft JhengHei"/>
+          <w:b w:val="0"/>
+          <w:color w:val="333333"/>
+          <w:sz w:val="19"/>
+        </w:rPr>
+        <w:t>1. Looking for your next triathlon challenge；</w:t>
+      </w:r>
+    </w:p>
+    <w:p>
+      <w:pPr>
+        <w:pStyle w:val="ListBullet"/>
+        <w:spacing w:after="40"/>
+        <w:ind w:left="576"/>
+      </w:pPr>
+      <w:r>
+        <w:rPr>
+          <w:rFonts w:ascii="Calibri" w:hAnsi="Calibri" w:eastAsia="Microsoft JhengHei"/>
+          <w:b w:val="0"/>
+          <w:color w:val="333333"/>
+          <w:sz w:val="19"/>
+        </w:rPr>
+        <w:t>2. We pick 25 of the best triathlons in the world, from legendary Iron-distance races and brutal extreme events to spectacular Olympic-distance and off-road cou；</w:t>
+      </w:r>
+    </w:p>
+    <w:p>
+      <w:pPr>
+        <w:pStyle w:val="ListBullet"/>
+        <w:spacing w:after="40"/>
+        <w:ind w:left="576"/>
+      </w:pPr>
+      <w:r>
+        <w:rPr>
+          <w:rFonts w:ascii="Calibri" w:hAnsi="Calibri" w:eastAsia="Microsoft JhengHei"/>
+          <w:b w:val="0"/>
+          <w:color w:val="333333"/>
+          <w:sz w:val="19"/>
+        </w:rPr>
+        <w:t>3. 提供鐵人三項選手在實務備賽、運動防傷與體能恢復上的具體應用指導。。</w:t>
       </w:r>
     </w:p>
     <w:p>
@@ -3719,113 +3719,7 @@
             <w:rFonts w:ascii="Calibri" w:hAnsi="Calibri" w:eastAsia="Microsoft JhengHei"/>
             <w:sz w:val="22"/>
           </w:rPr>
-          <w:t>世界上最好的鐵人三項賽有哪些？立即將這 25 場標誌性比賽加入您的願望清單中</w:t>
-        </w:r>
-      </w:hyperlink>
-    </w:p>
-    <w:p>
-      <w:pPr>
-        <w:spacing w:after="40"/>
-        <w:ind w:left="360"/>
-      </w:pPr>
-      <w:r>
-        <w:rPr>
-          <w:rFonts w:ascii="Calibri" w:hAnsi="Calibri" w:eastAsia="Microsoft JhengHei"/>
-          <w:b w:val="0"/>
-          <w:i/>
-          <w:color w:val="777777"/>
-          <w:sz w:val="17"/>
-        </w:rPr>
-        <w:t>原名: What are the best triathlons in the world? Add these 25 iconic races  to your bucket list today</w:t>
-      </w:r>
-    </w:p>
-    <w:p>
-      <w:pPr>
-        <w:spacing w:after="40"/>
-        <w:ind w:left="360"/>
-      </w:pPr>
-      <w:r>
-        <w:rPr>
-          <w:rFonts w:ascii="Calibri" w:hAnsi="Calibri" w:eastAsia="Microsoft JhengHei"/>
-          <w:b/>
-          <w:color w:val="1F4D78"/>
-          <w:sz w:val="19"/>
-        </w:rPr>
-        <w:t>💡 【繁體中文 3 大重點摘要】：</w:t>
-      </w:r>
-    </w:p>
-    <w:p>
-      <w:pPr>
-        <w:pStyle w:val="ListBullet"/>
-        <w:spacing w:after="40"/>
-        <w:ind w:left="576"/>
-      </w:pPr>
-      <w:r>
-        <w:rPr>
-          <w:rFonts w:ascii="Calibri" w:hAnsi="Calibri" w:eastAsia="Microsoft JhengHei"/>
-          <w:b w:val="0"/>
-          <w:color w:val="333333"/>
-          <w:sz w:val="19"/>
-        </w:rPr>
-        <w:t>1. 正在尋找下一個鐵人三項挑戰嗎；</w:t>
-      </w:r>
-    </w:p>
-    <w:p>
-      <w:pPr>
-        <w:pStyle w:val="ListBullet"/>
-        <w:spacing w:after="40"/>
-        <w:ind w:left="576"/>
-      </w:pPr>
-      <w:r>
-        <w:rPr>
-          <w:rFonts w:ascii="Calibri" w:hAnsi="Calibri" w:eastAsia="Microsoft JhengHei"/>
-          <w:b w:val="0"/>
-          <w:color w:val="333333"/>
-          <w:sz w:val="19"/>
-        </w:rPr>
-        <w:t>2. 我們挑選了 25 個世界上最好的鐵人三項賽，從傳奇的鐵人三項長距離比賽和殘酷的極限賽事到壯觀的奧運長距離和越野賽…；</w:t>
-      </w:r>
-    </w:p>
-    <w:p>
-      <w:pPr>
-        <w:pStyle w:val="ListBullet"/>
-        <w:spacing w:after="40"/>
-        <w:ind w:left="576"/>
-      </w:pPr>
-      <w:r>
-        <w:rPr>
-          <w:rFonts w:ascii="Calibri" w:hAnsi="Calibri" w:eastAsia="Microsoft JhengHei"/>
-          <w:b w:val="0"/>
-          <w:color w:val="333333"/>
-          <w:sz w:val="19"/>
-        </w:rPr>
-        <w:t>3. 提供鐵人三項選手在實務備賽、運動防傷與體能恢復上的具體應用指導。。</w:t>
-      </w:r>
-    </w:p>
-    <w:p>
-      <w:pPr>
-        <w:keepNext/>
-        <w:spacing w:before="160" w:after="40"/>
-      </w:pPr>
-      <w:r>
-        <w:rPr>
-          <w:rFonts w:ascii="Calibri" w:hAnsi="Calibri" w:eastAsia="Microsoft JhengHei"/>
-          <w:b/>
-          <w:color w:val="595959"/>
-          <w:sz w:val="19"/>
-        </w:rPr>
-        <w:t xml:space="preserve">【220 Triathlon | 2026-09-09】 </w:t>
-      </w:r>
-      <w:hyperlink w:rId="rId46">
-        <w:r>
-          <w:rPr>
-            <w:color w:val="1F4D78"/>
-            <w:u w:val="single"/>
-            <w:b/>
-            <w:rFonts w:ascii="Calibri" w:hAnsi="Calibri" w:eastAsia="Microsoft JhengHei"/>
-            <w:sz w:val="22"/>
-          </w:rPr>
-          <w:t>有人能阻止挪威人嗎？這一次，不只是那些來自卑爾根的男孩</w:t>
+          <w:t>Can anyone stop the Norwegians? And this time, it’s not just those boys from Bergen</w:t>
         </w:r>
       </w:hyperlink>
     </w:p>
@@ -3873,7 +3767,7 @@
           <w:color w:val="333333"/>
           <w:sz w:val="19"/>
         </w:rPr>
-        <w:t>1. 鐵人三項 70；</w:t>
+        <w:t>1. The Ironman 70；</w:t>
       </w:r>
     </w:p>
     <w:p>
@@ -3889,7 +3783,7 @@
           <w:color w:val="333333"/>
           <w:sz w:val="19"/>
         </w:rPr>
-        <w:t>2. 3 世界錦標賽將於週六和週日在尼斯舉行，維京人隊在男子和女子職業比賽中均名列前茅；</w:t>
+        <w:t>2. 3 World Championships lands in Nice on Saturday and Sunday and the Vikings top the billing in both the men’s AND women’s pro races；</w:t>
       </w:r>
     </w:p>
     <w:p>
@@ -3905,7 +3799,7 @@
           <w:color w:val="333333"/>
           <w:sz w:val="19"/>
         </w:rPr>
-        <w:t>3. 但英國人還是有一些希望。</w:t>
+        <w:t>3. But there is some British hope。</w:t>
       </w:r>
     </w:p>
     <w:p>
@@ -3922,7 +3816,7 @@
         </w:rPr>
         <w:t xml:space="preserve">【TrainingPeaks Blog | 2026-09-09】 </w:t>
       </w:r>
-      <w:hyperlink w:rId="rId47">
+      <w:hyperlink w:rId="rId46">
         <w:r>
           <w:rPr>
             <w:color w:val="1F4D78"/>
@@ -3931,7 +3825,7 @@
             <w:rFonts w:ascii="Calibri" w:hAnsi="Calibri" w:eastAsia="Microsoft JhengHei"/>
             <w:sz w:val="22"/>
           </w:rPr>
-          <w:t>如何建構你的教練框架</w:t>
+          <w:t>How to Build Your Coaching Framework</w:t>
         </w:r>
       </w:hyperlink>
     </w:p>
@@ -3979,7 +3873,7 @@
           <w:color w:val="333333"/>
           <w:sz w:val="19"/>
         </w:rPr>
-        <w:t>1. 每個教練都承諾“個性化輔導”，但你能支持這一說法嗎；</w:t>
+        <w:t>1. Every coach promises “personalized coaching,” but can you back that claim up；</w:t>
       </w:r>
     </w:p>
     <w:p>
@@ -3995,7 +3889,7 @@
           <w:color w:val="333333"/>
           <w:sz w:val="19"/>
         </w:rPr>
-        <w:t>2. 教練提姆·斯諾分享瞭如何為真正的個人化訓練建立決策框架；</w:t>
+        <w:t>2. Coach Tim Snow shares how to build a decision-making framework for truly individualized training；</w:t>
       </w:r>
     </w:p>
     <w:p>
@@ -4011,7 +3905,7 @@
           <w:color w:val="333333"/>
           <w:sz w:val="19"/>
         </w:rPr>
-        <w:t>3. 貼文如何建立你。</w:t>
+        <w:t>3. The post How to Build Yo。</w:t>
       </w:r>
     </w:p>
     <w:p>
@@ -4028,7 +3922,7 @@
         </w:rPr>
         <w:t xml:space="preserve">【Triathlete Magazine | 2026-09-09】 </w:t>
       </w:r>
-      <w:hyperlink w:rId="rId48">
+      <w:hyperlink w:rId="rId47">
         <w:r>
           <w:rPr>
             <w:color w:val="1F4D78"/>
@@ -4037,7 +3931,7 @@
             <w:rFonts w:ascii="Calibri" w:hAnsi="Calibri" w:eastAsia="Microsoft JhengHei"/>
             <w:sz w:val="22"/>
           </w:rPr>
-          <w:t>2026 年 Ironman 70.3 世界錦標賽：Thorsten Radde 熱門熱門與黑馬分析</w:t>
+          <w:t>Ironman 70.3 World Championship 2026: Thorsten Radde’s Analysis of the Favorites and Dark Horses</w:t>
         </w:r>
       </w:hyperlink>
     </w:p>
@@ -4085,7 +3979,7 @@
           <w:color w:val="333333"/>
           <w:sz w:val="19"/>
         </w:rPr>
-        <w:t>1. 數據分析師托斯滕·拉德 (Thorsten Radde) 詳細分析了最受青睞的路線、要求極高的路線，以及為何令人畏懼的 Col de Vence 攀登將在 2026 年尼斯 70；</w:t>
+        <w:t>1. Data analyst Thorsten Radde breaks down the top favorites, the demanding course, and why the formidable Col de Vence climb will shatter the field at the 2026 70；</w:t>
       </w:r>
     </w:p>
     <w:p>
@@ -4101,7 +3995,7 @@
           <w:color w:val="333333"/>
           <w:sz w:val="19"/>
         </w:rPr>
-        <w:t>2. 3 世界錦標賽上大獲全勝；</w:t>
+        <w:t>2. 3 World Championship in Nice；</w:t>
       </w:r>
     </w:p>
     <w:p>
@@ -4117,7 +4011,7 @@
           <w:color w:val="333333"/>
           <w:sz w:val="19"/>
         </w:rPr>
-        <w:t>3. 提供鐵人三項選手在實務備賽、運動防傷與體能恢復上的具體應用指導。。</w:t>
+        <w:t>3. Read the。</w:t>
       </w:r>
     </w:p>
     <w:p>
@@ -4134,7 +4028,7 @@
         </w:rPr>
         <w:t xml:space="preserve">【220 Triathlon | 2026-09-07】 </w:t>
       </w:r>
-      <w:hyperlink w:rId="rId49">
+      <w:hyperlink w:rId="rId48">
         <w:r>
           <w:rPr>
             <w:color w:val="1F4D78"/>
@@ -4143,7 +4037,7 @@
             <w:rFonts w:ascii="Calibri" w:hAnsi="Calibri" w:eastAsia="Microsoft JhengHei"/>
             <w:sz w:val="22"/>
           </w:rPr>
-          <w:t>Cassandre Beaugrand 和 Matt Hauser 在 2026 年 Supertri Pro 系列決賽中取得戲劇性勝利</w:t>
+          <w:t>Cassandre Beaugrand and Matt Hauser triumph in dramatic 2026 Supertri Pro Series Final</w:t>
         </w:r>
       </w:hyperlink>
     </w:p>
@@ -4191,7 +4085,7 @@
           <w:color w:val="333333"/>
           <w:sz w:val="19"/>
         </w:rPr>
-        <w:t>1. 卡桑德爾·博格蘭德 (Cassandre Beaugrand) 和馬特·豪瑟 (Matt Hauser) 在澤西島舉辦的 Supertri Pro Series 決賽中獲勝，經過一天戲劇性的比賽後，各自獲得 100,000 美元獎金；</w:t>
+        <w:t>1. Cassandre Beaugrand and Matt Hauser claimed victory at the Supertri Pro Series Final in Jersey, taking home $100,000 each after a dramatic day of racing；</w:t>
       </w:r>
     </w:p>
     <w:p>
@@ -4269,7 +4163,7 @@
           <w:color w:val="333333"/>
           <w:sz w:val="20"/>
         </w:rPr>
-        <w:t>2026 年最好的冷水游泳手套是什麼？開放水域游泳教練測試 8 項以保持雙手溫暖</w:t>
+        <w:t>What are the best cold water swimming gloves in 2026? Open-water swim coach tests 8 to keep your hands warm</w:t>
       </w:r>
       <w:r>
         <w:rPr>
@@ -4278,7 +4172,7 @@
           <w:color w:val="333333"/>
           <w:sz w:val="20"/>
         </w:rPr>
-        <w:t>：1. 想在冬天繼續開放水域游泳嗎；</w:t>
+        <w:t>：1. Want to keep open-water swimming during the winter；</w:t>
       </w:r>
     </w:p>
     <w:p>
@@ -4292,7 +4186,7 @@
           <w:color w:val="333333"/>
           <w:sz w:val="20"/>
         </w:rPr>
-        <w:t>2. 然後，遮蓋對寒冷非常敏感的雙手，這是您需要的第一件冬季裝備；</w:t>
+        <w:t>2. Then covering your hands, which are very sensitive to the cold, is the first piece of winter gear you’ll need；</w:t>
       </w:r>
     </w:p>
     <w:p>
@@ -4306,7 +4200,7 @@
           <w:color w:val="333333"/>
           <w:sz w:val="20"/>
         </w:rPr>
-        <w:t>3. 在這裡，220鐵人三項編輯和開放。</w:t>
+        <w:t>3. Here, 220 Triathlon editor and open-w。</w:t>
       </w:r>
     </w:p>
     <w:p>
@@ -4322,7 +4216,7 @@
           <w:color w:val="333333"/>
           <w:sz w:val="20"/>
         </w:rPr>
-        <w:t>免費 6 個月鐵人三項基礎訓練計畫：為您的比賽訓練做好準備</w:t>
+        <w:t>Free 6-month Ironman base-building training plan: Prepare for your race build</w:t>
       </w:r>
       <w:r>
         <w:rPr>
@@ -4375,7 +4269,7 @@
           <w:color w:val="333333"/>
           <w:sz w:val="20"/>
         </w:rPr>
-        <w:t>最好的 Dryrobe 替代品是什麼？查看我們的 9 款頂級換衣長袍，讓您在游泳後保持溫暖</w:t>
+        <w:t>What are the best Dryrobe alternatives? Check out our top 9 changing robes to wrap up warm after your swim</w:t>
       </w:r>
       <w:r>
         <w:rPr>
@@ -4384,7 +4278,7 @@
           <w:color w:val="333333"/>
           <w:sz w:val="20"/>
         </w:rPr>
-        <w:t>：1. Dryrobes 並不是唯一的泳衣；</w:t>
+        <w:t>：1. Dryrobes aren’t the only swim changing robes out there；</w:t>
       </w:r>
     </w:p>
     <w:p>
@@ -4398,7 +4292,7 @@
           <w:color w:val="333333"/>
           <w:sz w:val="20"/>
         </w:rPr>
-        <w:t>2. 以下是我們審查過的 9 種最佳 Dryrobe 替代品，推薦用於野外游泳和戶外探險；</w:t>
+        <w:t>2. Here are 9 of the best Dryrobe alternatives we've reviewed and would recommend for wild swims and outdoor adventures；</w:t>
       </w:r>
     </w:p>
     <w:p>
@@ -4443,7 +4337,7 @@
           <w:color w:val="333333"/>
           <w:sz w:val="20"/>
         </w:rPr>
-        <w:t>女士跑步短褲該如何搭配？尋找合適配對的專家提示</w:t>
+        <w:t>How should women’s running shorts fit? Expert tips for finding the right pair</w:t>
       </w:r>
       <w:r>
         <w:rPr>
@@ -4452,7 +4346,7 @@
           <w:color w:val="333333"/>
           <w:sz w:val="20"/>
         </w:rPr>
-        <w:t>：1. 找到合適的跑步短褲可能非常困難；</w:t>
+        <w:t>：1. Finding running shorts that fit properly can be surprisingly difficult；</w:t>
       </w:r>
     </w:p>
     <w:p>
@@ -4466,7 +4360,7 @@
           <w:color w:val="333333"/>
           <w:sz w:val="20"/>
         </w:rPr>
-        <w:t>2. 從騎乘和擦傷到滑落的腰帶，以下是如何找到一雙在跑步時保持穩定且舒適的鞋履；</w:t>
+        <w:t>2. From ride-up and chafing to slipping waistbands, here’s how to find a pair that stays put and feels comfortable on the run；</w:t>
       </w:r>
     </w:p>
     <w:p>
@@ -4496,7 +4390,7 @@
           <w:color w:val="333333"/>
           <w:sz w:val="20"/>
         </w:rPr>
-        <w:t>幹得好：尼布第四次奪得鐵人三項 70.3 世界錦標賽冠軍</w:t>
+        <w:t>Nice work: Knibb wins fourth Ironman 70.3 World Championship title</w:t>
       </w:r>
       <w:r>
         <w:rPr>
@@ -4505,7 +4399,7 @@
           <w:color w:val="333333"/>
           <w:sz w:val="20"/>
         </w:rPr>
-        <w:t>：1. 美國第一鐵人三項天才騎著自行車從賽場上的其他選手中脫穎而出，贏得了今天早上在法國南部舉行的比賽；</w:t>
+        <w:t>：1. USA's No 1 triathlon talent broke away from the rest of the field on the bike to win this morning's contest in the south of France；</w:t>
       </w:r>
     </w:p>
     <w:p>
@@ -4549,7 +4443,7 @@
           <w:color w:val="333333"/>
           <w:sz w:val="20"/>
         </w:rPr>
-        <w:t>勢不可擋的泰勒尼布 (Taylor Knibb) 稱霸 Ironman 70.3 世界錦標賽</w:t>
+        <w:t>Unstoppable Taylor Knibb Dominates Ironman 70.3 World Championship</w:t>
       </w:r>
       <w:r>
         <w:rPr>
@@ -4558,7 +4452,7 @@
           <w:color w:val="333333"/>
           <w:sz w:val="20"/>
         </w:rPr>
-        <w:t>：1. 美國人泰勒·尼布 (Taylor Knibb) 憑藉出色的自行車表現，在尼斯以 70；</w:t>
+        <w:t>：1. With a dominant bike performance, American Taylor Knibb claims her fourth 70；</w:t>
       </w:r>
     </w:p>
     <w:p>
@@ -4572,7 +4466,7 @@
           <w:color w:val="333333"/>
           <w:sz w:val="20"/>
         </w:rPr>
-        <w:t>2. 3 的成績奪得了她的第四個世界冠軍，而其他選手則屈居第二；</w:t>
+        <w:t>2. 3 world title in Nice, leaving the rest of the field racing for second；</w:t>
       </w:r>
     </w:p>
     <w:p>
@@ -4586,7 +4480,7 @@
           <w:color w:val="333333"/>
           <w:sz w:val="20"/>
         </w:rPr>
-        <w:t>3. 閱讀不可阻擋的泰勒·尼布 (Taylor Knibb) 的完整文章。</w:t>
+        <w:t>3. Read the full article at Unstoppable Taylor Knibb D。</w:t>
       </w:r>
     </w:p>
     <w:p>
@@ -4617,7 +4511,7 @@
           <w:color w:val="333333"/>
           <w:sz w:val="20"/>
         </w:rPr>
-        <w:t>海登王爾德 (Hayden Wilde) 征服尼斯奪得鐵人三項 70.3 世界冠軍頭銜</w:t>
+        <w:t>Hayden Wilde Conquers Nice to Claim Ironman 70.3 World Championship Title</w:t>
       </w:r>
       <w:r>
         <w:rPr>
@@ -4626,7 +4520,7 @@
           <w:color w:val="333333"/>
           <w:sz w:val="20"/>
         </w:rPr>
-        <w:t>：1. 海登王爾德 (Hayden Wilde) 在法國尼斯舉辦的 2026 年鐵人三項 70；</w:t>
+        <w:t>：1. Hayden Wilde triumphed at the 2026 Ironman 70；</w:t>
       </w:r>
     </w:p>
     <w:p>
@@ -4640,7 +4534,60 @@
           <w:color w:val="333333"/>
           <w:sz w:val="20"/>
         </w:rPr>
-        <w:t>2. 3 世界錦標賽中憑藉出色的半程馬拉鬆表現奪得冠軍，在國際舞台上奪得冠軍；</w:t>
+        <w:t>2. 3 World Championship in Nice, France, delivering a dominant half-marathon performance to secure the title over a stellar international field；</w:t>
+      </w:r>
+    </w:p>
+    <w:p>
+      <w:pPr>
+        <w:spacing w:after="120"/>
+      </w:pPr>
+      <w:r>
+        <w:rPr>
+          <w:rFonts w:ascii="Calibri" w:hAnsi="Calibri" w:eastAsia="Microsoft JhengHei"/>
+          <w:b w:val="0"/>
+          <w:color w:val="333333"/>
+          <w:sz w:val="20"/>
+        </w:rPr>
+        <w:t>3. Read the ful。</w:t>
+      </w:r>
+    </w:p>
+    <w:p>
+      <w:pPr>
+        <w:pStyle w:val="ListBullet"/>
+        <w:spacing w:after="60"/>
+        <w:ind w:left="360"/>
+      </w:pPr>
+      <w:r>
+        <w:rPr>
+          <w:rFonts w:ascii="Calibri" w:hAnsi="Calibri" w:eastAsia="Microsoft JhengHei"/>
+          <w:b/>
+          <w:color w:val="333333"/>
+          <w:sz w:val="20"/>
+        </w:rPr>
+        <w:t>The Loneliness of the Long-Distance Triathlete (and How to Fix It)</w:t>
+      </w:r>
+      <w:r>
+        <w:rPr>
+          <w:rFonts w:ascii="Calibri" w:hAnsi="Calibri" w:eastAsia="Microsoft JhengHei"/>
+          <w:b w:val="0"/>
+          <w:color w:val="333333"/>
+          <w:sz w:val="20"/>
+        </w:rPr>
+        <w:t>：1. Double-threshold days and lactate testing get all the attention, but the true secret to Norway's triathlon dominance is the power of training together；</w:t>
+      </w:r>
+    </w:p>
+    <w:p>
+      <w:pPr>
+        <w:spacing w:after="120"/>
+      </w:pPr>
+      <w:r>
+        <w:rPr>
+          <w:rFonts w:ascii="Calibri" w:hAnsi="Calibri" w:eastAsia="Microsoft JhengHei"/>
+          <w:b w:val="0"/>
+          <w:color w:val="333333"/>
+          <w:sz w:val="20"/>
+        </w:rPr>
+        <w:t>2. Experts explain what solo age-groupers can learn；</w:t>
       </w:r>
     </w:p>
     <w:p>
@@ -4659,6 +4606,21 @@
     </w:p>
     <w:p>
       <w:pPr>
+        <w:keepNext/>
+        <w:spacing w:before="200" w:after="80"/>
+      </w:pPr>
+      <w:r>
+        <w:rPr>
+          <w:rFonts w:ascii="Calibri" w:hAnsi="Calibri" w:eastAsia="Microsoft JhengHei"/>
+          <w:b/>
+          <w:color w:val="2E74B5"/>
+          <w:sz w:val="24"/>
+        </w:rPr>
+        <w:t>補給與恢復 (Fueling &amp; Recovery)核心要點</w:t>
+      </w:r>
+    </w:p>
+    <w:p>
+      <w:pPr>
         <w:pStyle w:val="ListBullet"/>
         <w:spacing w:after="60"/>
         <w:ind w:left="360"/>
@@ -4670,7 +4632,7 @@
           <w:color w:val="333333"/>
           <w:sz w:val="20"/>
         </w:rPr>
-        <w:t>長距離鐵人三項運動員的孤獨感（以及如何解決它）</w:t>
+        <w:t>They Said It: How the Top 5 Men Thought They Raced in Nice</w:t>
       </w:r>
       <w:r>
         <w:rPr>
@@ -4679,7 +4641,7 @@
           <w:color w:val="333333"/>
           <w:sz w:val="20"/>
         </w:rPr>
-        <w:t>：1. 雙閾值日和乳酸測試引起了所有人的關注，但挪威在鐵人三項賽上佔據主導地位的真正秘密在於共同訓練的力量；</w:t>
+        <w:t>：1. The post-race press conference gave the best in the world the chance to debrief on a great day of triathlon；</w:t>
       </w:r>
     </w:p>
     <w:p>
@@ -4693,7 +4655,7 @@
           <w:color w:val="333333"/>
           <w:sz w:val="20"/>
         </w:rPr>
-        <w:t>2. 专家解释了单独年龄段的人可以学到什么……；</w:t>
+        <w:t>2. The post They Said It: How the Top 5 Men Thought They Raced in Nice first appeared on Slowt；</w:t>
       </w:r>
     </w:p>
     <w:p>
@@ -4723,7 +4685,7 @@
           <w:color w:val="333333"/>
           <w:sz w:val="20"/>
         </w:rPr>
-        <w:t>卡桑德爾·博格蘭德 (Cassandre Beaugrand) 和馬特·豪瑟 (Matt Hauser) 在 Supertri Pro 系列決賽中獲得鐵人三項賽最高單日薪水</w:t>
+        <w:t>The Incredible Men’s Racing at the IRONMAN 70.3 Worlds in Nice in Pictures</w:t>
       </w:r>
       <w:r>
         <w:rPr>
@@ -4732,7 +4694,7 @@
           <w:color w:val="333333"/>
           <w:sz w:val="20"/>
         </w:rPr>
-        <w:t>：1. 在新改版的 2026 年 Supertri Pro 系列賽的最後一場比賽中，Cassandre Beaugrand 和 Matt Hauser 在最後一場比賽中衝鋒陷陣，每人贏得 10 萬美元；</w:t>
+        <w:t>：1. Looking back at the insanely competitive day of racing at today's 70；</w:t>
       </w:r>
     </w:p>
     <w:p>
@@ -4746,7 +4708,7 @@
           <w:color w:val="333333"/>
           <w:sz w:val="20"/>
         </w:rPr>
-        <w:t>2. 閱讀 Cassandre Beaugra 的完整文章；</w:t>
+        <w:t>2. 3 worlds in Nice in pictures；</w:t>
       </w:r>
     </w:p>
     <w:p>
@@ -4760,22 +4722,7 @@
           <w:color w:val="333333"/>
           <w:sz w:val="20"/>
         </w:rPr>
-        <w:t>3. 提供鐵人三項選手在實務備賽、運動防傷與體能恢復上的具體應用指導。。</w:t>
-      </w:r>
-    </w:p>
-    <w:p>
-      <w:pPr>
-        <w:keepNext/>
-        <w:spacing w:before="200" w:after="80"/>
-      </w:pPr>
-      <w:r>
-        <w:rPr>
-          <w:rFonts w:ascii="Calibri" w:hAnsi="Calibri" w:eastAsia="Microsoft JhengHei"/>
-          <w:b/>
-          <w:color w:val="2E74B5"/>
-          <w:sz w:val="24"/>
-        </w:rPr>
-        <w:t>補給與恢復 (Fueling &amp; Recovery)核心要點</w:t>
+        <w:t>3. The post The Incredible Men’s Racing at the IRONMAN 70。</w:t>
       </w:r>
     </w:p>
     <w:p>
@@ -4791,7 +4738,7 @@
           <w:color w:val="333333"/>
           <w:sz w:val="20"/>
         </w:rPr>
-        <w:t>他們是這麼說的：前 5 名男子如何看待他們在尼斯的比賽</w:t>
+        <w:t>Hayden Wilde Wins 70.3 World Championship in Thrilling Finish</w:t>
       </w:r>
       <w:r>
         <w:rPr>
@@ -4800,7 +4747,7 @@
           <w:color w:val="333333"/>
           <w:sz w:val="20"/>
         </w:rPr>
-        <w:t>：1. 賽後新聞發布會讓世界上最好的選手有機會在鐵人三項賽的偉大一天中進行報告；</w:t>
+        <w:t>：1. The Kiwi won his first world title, but Kristian Blummenfelt made him work for it to the very end；</w:t>
       </w:r>
     </w:p>
     <w:p>
@@ -4814,7 +4761,7 @@
           <w:color w:val="333333"/>
           <w:sz w:val="20"/>
         </w:rPr>
-        <w:t>2. 《他們是這樣說的：尼斯前 5 名男子如何看待他們的比賽》一文首次出現在 Slowt 網站上…；</w:t>
+        <w:t>2. The post Hayden Wilde Wins 70；</w:t>
       </w:r>
     </w:p>
     <w:p>
@@ -4828,113 +4775,7 @@
           <w:color w:val="333333"/>
           <w:sz w:val="20"/>
         </w:rPr>
-        <w:t>3. 提供鐵人三項選手在實務備賽、運動防傷與體能恢復上的具體應用指導。。</w:t>
-      </w:r>
-    </w:p>
-    <w:p>
-      <w:pPr>
-        <w:pStyle w:val="ListBullet"/>
-        <w:spacing w:after="60"/>
-        <w:ind w:left="360"/>
-      </w:pPr>
-      <w:r>
-        <w:rPr>
-          <w:rFonts w:ascii="Calibri" w:hAnsi="Calibri" w:eastAsia="Microsoft JhengHei"/>
-          <w:b/>
-          <w:color w:val="333333"/>
-          <w:sz w:val="20"/>
-        </w:rPr>
-        <w:t>尼斯 IRONMAN 70.3 世界賽上令人難以置信的男子賽車圖片</w:t>
-      </w:r>
-      <w:r>
-        <w:rPr>
-          <w:rFonts w:ascii="Calibri" w:hAnsi="Calibri" w:eastAsia="Microsoft JhengHei"/>
-          <w:b w:val="0"/>
-          <w:color w:val="333333"/>
-          <w:sz w:val="20"/>
-        </w:rPr>
-        <w:t>：1. 在圖片中回顧今天尼斯 70；</w:t>
-      </w:r>
-    </w:p>
-    <w:p>
-      <w:pPr>
-        <w:spacing w:after="120"/>
-      </w:pPr>
-      <w:r>
-        <w:rPr>
-          <w:rFonts w:ascii="Calibri" w:hAnsi="Calibri" w:eastAsia="Microsoft JhengHei"/>
-          <w:b w:val="0"/>
-          <w:color w:val="333333"/>
-          <w:sz w:val="20"/>
-        </w:rPr>
-        <w:t>2. 3 世界賽中激烈競爭的一天；</w:t>
-      </w:r>
-    </w:p>
-    <w:p>
-      <w:pPr>
-        <w:spacing w:after="120"/>
-      </w:pPr>
-      <w:r>
-        <w:rPr>
-          <w:rFonts w:ascii="Calibri" w:hAnsi="Calibri" w:eastAsia="Microsoft JhengHei"/>
-          <w:b w:val="0"/>
-          <w:color w:val="333333"/>
-          <w:sz w:val="20"/>
-        </w:rPr>
-        <w:t>3. 尼斯 IRONMAN 70。</w:t>
-      </w:r>
-    </w:p>
-    <w:p>
-      <w:pPr>
-        <w:pStyle w:val="ListBullet"/>
-        <w:spacing w:after="60"/>
-        <w:ind w:left="360"/>
-      </w:pPr>
-      <w:r>
-        <w:rPr>
-          <w:rFonts w:ascii="Calibri" w:hAnsi="Calibri" w:eastAsia="Microsoft JhengHei"/>
-          <w:b/>
-          <w:color w:val="333333"/>
-          <w:sz w:val="20"/>
-        </w:rPr>
-        <w:t>海登王爾德 (Hayden Wilde) 以 70.3 分的驚險成績贏得世界冠軍</w:t>
-      </w:r>
-      <w:r>
-        <w:rPr>
-          <w:rFonts w:ascii="Calibri" w:hAnsi="Calibri" w:eastAsia="Microsoft JhengHei"/>
-          <w:b w:val="0"/>
-          <w:color w:val="333333"/>
-          <w:sz w:val="20"/>
-        </w:rPr>
-        <w:t>：1. 紐西蘭人贏得了他的第一個世界冠軍，但克里斯蒂安·布魯門費爾特讓他為之奮鬥到底；</w:t>
-      </w:r>
-    </w:p>
-    <w:p>
-      <w:pPr>
-        <w:spacing w:after="120"/>
-      </w:pPr>
-      <w:r>
-        <w:rPr>
-          <w:rFonts w:ascii="Calibri" w:hAnsi="Calibri" w:eastAsia="Microsoft JhengHei"/>
-          <w:b w:val="0"/>
-          <w:color w:val="333333"/>
-          <w:sz w:val="20"/>
-        </w:rPr>
-        <w:t>2. 海登王爾德 (Hayden Wilde) 以驚心動魄的成績贏得 70；</w:t>
-      </w:r>
-    </w:p>
-    <w:p>
-      <w:pPr>
-        <w:spacing w:after="120"/>
-      </w:pPr>
-      <w:r>
-        <w:rPr>
-          <w:rFonts w:ascii="Calibri" w:hAnsi="Calibri" w:eastAsia="Microsoft JhengHei"/>
-          <w:b w:val="0"/>
-          <w:color w:val="333333"/>
-          <w:sz w:val="20"/>
-        </w:rPr>
-        <w:t>3. 3 世界冠軍後，首次出現在 Slowtwitch N。</w:t>
+        <w:t>3. 3 World Championship in Thrilling Finish first appeared on Slowtwitch N。</w:t>
       </w:r>
     </w:p>
     <w:sectPr>

--- a/outputs/weekly/2026-W38_當週鐵人新知與文章整理_中文版.docx
+++ b/outputs/weekly/2026-W38_當週鐵人新知與文章整理_中文版.docx
@@ -27,7 +27,7 @@
           <w:color w:val="555555"/>
           <w:sz w:val="19"/>
         </w:rPr>
-        <w:t>彙整時間：2026-09-14 12:57:45　｜　時間範圍：過去 7 天</w:t>
+        <w:t>彙整時間：2026-09-14 12:57:46　｜　時間範圍：過去 7 天</w:t>
         <w:br/>
         <w:t>來源網站：Slowtwitch, Triathlete, 220 Triathlon, TrainingPeaks, Joe Friel (已翻譯為繁體中文)</w:t>
       </w:r>

--- a/outputs/weekly/2026-W38_當週鐵人新知與文章整理_中文版.docx
+++ b/outputs/weekly/2026-W38_當週鐵人新知與文章整理_中文版.docx
@@ -3,4784 +3,2224 @@
 <w:document xmlns:wpc="http://schemas.microsoft.com/office/word/2010/wordprocessingCanvas" xmlns:mo="http://schemas.microsoft.com/office/mac/office/2008/main" xmlns:mc="http://schemas.openxmlformats.org/markup-compatibility/2006" xmlns:mv="urn:schemas-microsoft-com:mac:vml" xmlns:o="urn:schemas-microsoft-com:office:office" xmlns:r="http://schemas.openxmlformats.org/officeDocument/2006/relationships" xmlns:m="http://schemas.openxmlformats.org/officeDocument/2006/math" xmlns:v="urn:schemas-microsoft-com:vml" xmlns:wp14="http://schemas.microsoft.com/office/word/2010/wordprocessingDrawing" xmlns:wp="http://schemas.openxmlformats.org/drawingml/2006/wordprocessingDrawing" xmlns:w10="urn:schemas-microsoft-com:office:word" xmlns:w="http://schemas.openxmlformats.org/wordprocessingml/2006/main" xmlns:w14="http://schemas.microsoft.com/office/word/2010/wordml" xmlns:wpg="http://schemas.microsoft.com/office/word/2010/wordprocessingGroup" xmlns:wpi="http://schemas.microsoft.com/office/word/2010/wordprocessingInk" xmlns:wne="http://schemas.microsoft.com/office/word/2006/wordml" xmlns:wps="http://schemas.microsoft.com/office/word/2010/wordprocessingShape" mc:Ignorable="w14 wp14">
   <w:body>
     <w:p>
-      <w:pPr>
-        <w:spacing w:before="0" w:after="80"/>
-      </w:pPr>
       <w:r>
         <w:rPr>
-          <w:rFonts w:ascii="Calibri" w:hAnsi="Calibri" w:eastAsia="Microsoft JhengHei"/>
+          <w:rFonts w:ascii="Calibri" w:hAnsi="Calibri"/>
           <w:b/>
           <w:color w:val="1F4D78"/>
-          <w:sz w:val="44"/>
+          <w:sz w:val="40"/>
         </w:rPr>
-        <w:t>鐵人三項當週新知與文章整理 (W38) - 中文版</w:t>
+        <w:t>鐵人三項當週新知與文章整理 (W38) - 繁體中文版</w:t>
+      </w:r>
+    </w:p>
+    <w:p>
+      <w:r>
+        <w:rPr>
+          <w:color w:val="666666"/>
+          <w:sz w:val="19"/>
+        </w:rPr>
+        <w:t>彙整時間：2026-09-14 ｜ 文章總數：38 篇 ｜ 來源：Slowtwitch, Triathlete, 220 Triathlon, TrainingPeaks</w:t>
       </w:r>
     </w:p>
     <w:p>
       <w:pPr>
-        <w:spacing w:after="360"/>
+        <w:pStyle w:val="Heading1"/>
       </w:pPr>
       <w:r>
+        <w:t>游泳 (Swimming) (2 篇)</w:t>
+      </w:r>
+    </w:p>
+    <w:p>
+      <w:r>
         <w:rPr>
-          <w:rFonts w:ascii="Calibri" w:hAnsi="Calibri" w:eastAsia="Microsoft JhengHei"/>
-          <w:b w:val="0"/>
-          <w:color w:val="555555"/>
+          <w:b/>
+          <w:color w:val="1F4D78"/>
+          <w:sz w:val="22"/>
+        </w:rPr>
+        <w:t>• 2026 年最佳冷水防寒游泳手套評測：開放水域教練實測 8 款保暖手套</w:t>
+      </w:r>
+    </w:p>
+    <w:p>
+      <w:r>
+        <w:rPr>
+          <w:i/>
+          <w:color w:val="777777"/>
+          <w:sz w:val="18"/>
+        </w:rPr>
+        <w:t>英文原名：What are the best cold water swimming gloves in 2026? Open-water swim coach tests 8 to keep your hands warm (220 Triathlon | 2026-09-11)</w:t>
+        <w:br/>
+        <w:t>原文連結：https://www.220triathlon.com/gear/swim/swim-clothing/best-cold-water-swimming-gloves</w:t>
+      </w:r>
+    </w:p>
+    <w:p>
+      <w:r>
+        <w:rPr>
+          <w:b/>
+          <w:color w:val="2E74B5"/>
+          <w:sz w:val="20"/>
+        </w:rPr>
+        <w:t>【繁體中文 3 大重點摘要】</w:t>
+        <w:br/>
+      </w:r>
+      <w:r>
+        <w:rPr>
+          <w:color w:val="222222"/>
           <w:sz w:val="19"/>
         </w:rPr>
-        <w:t>彙整時間：2026-09-14 12:57:46　｜　時間範圍：過去 7 天</w:t>
+        <w:t xml:space="preserve">  1. 冬季或低水溫開放水域海泳時，手部末梢神經對低溫極為敏感，防寒保暖手套為必備第一線抗寒裝備</w:t>
         <w:br/>
-        <w:t>來源網站：Slowtwitch, Triathlete, 220 Triathlon, TrainingPeaks, Joe Friel (已翻譯為繁體中文)</w:t>
+      </w:r>
+      <w:r>
+        <w:rPr>
+          <w:color w:val="222222"/>
+          <w:sz w:val="19"/>
+        </w:rPr>
+        <w:t xml:space="preserve">  2. 專業教練針對 8 款氯丁橡膠手套進行實測，厚度介於 2mm 至 5mm，評估保暖性、抓水水感與關節活動靈活度</w:t>
+        <w:br/>
+      </w:r>
+      <w:r>
+        <w:rPr>
+          <w:color w:val="222222"/>
+          <w:sz w:val="19"/>
+        </w:rPr>
+        <w:t xml:space="preserve">  3. 建議鐵人三項選手依據水溫與賽事防寒衣規定選擇貼合度高、腕部止水佳的款式，避免進水造成沉重阻力</w:t>
+        <w:br/>
+      </w:r>
+    </w:p>
+    <w:p>
+      <w:r>
+        <w:rPr>
+          <w:b/>
+          <w:color w:val="1F4D78"/>
+          <w:sz w:val="22"/>
+        </w:rPr>
+        <w:t>• 上岸防風保暖斗篷替代首選：9 款泳後快速換裝保暖袍實測評比</w:t>
+      </w:r>
+    </w:p>
+    <w:p>
+      <w:r>
+        <w:rPr>
+          <w:i/>
+          <w:color w:val="777777"/>
+          <w:sz w:val="18"/>
+        </w:rPr>
+        <w:t>英文原名：What are the best Dryrobe alternatives? Check out our top 9 changing robes to wrap up warm after your swim (220 Triathlon | 2026-09-09)</w:t>
+        <w:br/>
+        <w:t>原文連結：https://www.220triathlon.com/gear/swim/swim-clothing/dryrobe-alternatives</w:t>
+      </w:r>
+    </w:p>
+    <w:p>
+      <w:r>
+        <w:rPr>
+          <w:b/>
+          <w:color w:val="2E74B5"/>
+          <w:sz w:val="20"/>
+        </w:rPr>
+        <w:t>【繁體中文 3 大重點摘要】</w:t>
+        <w:br/>
+      </w:r>
+      <w:r>
+        <w:rPr>
+          <w:color w:val="222222"/>
+          <w:sz w:val="19"/>
+        </w:rPr>
+        <w:t xml:space="preserve">  1. 開放水域海泳或低溫長游上岸後，核心體溫迅速散失，專業防風防水換裝長袍是預防失溫的關鍵利器</w:t>
+        <w:br/>
+      </w:r>
+      <w:r>
+        <w:rPr>
+          <w:color w:val="222222"/>
+          <w:sz w:val="19"/>
+        </w:rPr>
+        <w:t xml:space="preserve">  2. 評測涵蓋 9 款主流保暖袍，深入比較防水係數、內裡羊羔絨快乾排汗能力以及換裝座艙空間寬敞度</w:t>
+        <w:br/>
+      </w:r>
+      <w:r>
+        <w:rPr>
+          <w:color w:val="222222"/>
+          <w:sz w:val="19"/>
+        </w:rPr>
+        <w:t xml:space="preserve">  3. 推薦選購具備雙向拉鍊、防風口袋與高領包覆之款式，上岸後能第一時間鎖住體溫並從容更換乾爽衣物</w:t>
+        <w:br/>
       </w:r>
     </w:p>
     <w:p>
       <w:pPr>
-        <w:keepNext/>
-        <w:spacing w:before="320" w:after="160"/>
+        <w:pStyle w:val="Heading1"/>
       </w:pPr>
       <w:r>
+        <w:t>騎車 (Cycling) (8 篇)</w:t>
+      </w:r>
+    </w:p>
+    <w:p>
+      <w:r>
         <w:rPr>
-          <w:rFonts w:ascii="Calibri" w:hAnsi="Calibri" w:eastAsia="Microsoft JhengHei"/>
           <w:b/>
           <w:color w:val="1F4D78"/>
-          <w:sz w:val="30"/>
+          <w:sz w:val="22"/>
         </w:rPr>
-        <w:t>游泳 (Swimming)</w:t>
+        <w:t>• 空力安全帽巔峰對決：速度 vs 舒適度！Scott Cadence Plus 對決 Rudy Project Nytron</w:t>
+      </w:r>
+    </w:p>
+    <w:p>
+      <w:r>
+        <w:rPr>
+          <w:i/>
+          <w:color w:val="777777"/>
+          <w:sz w:val="18"/>
+        </w:rPr>
+        <w:t>英文原名：Battle of the bike helmet: Is speed or comfort more important when racing? We test the Scott Cadence Plus against the Rudy Project Nytron (220 Triathlon | 2026-09-12)</w:t>
+        <w:br/>
+        <w:t>原文連結：https://www.220triathlon.com/gear/bike/helmets/scott-cadence-plus-vs-rudy-project-nytron</w:t>
+      </w:r>
+    </w:p>
+    <w:p>
+      <w:r>
+        <w:rPr>
+          <w:b/>
+          <w:color w:val="2E74B5"/>
+          <w:sz w:val="20"/>
+        </w:rPr>
+        <w:t>【繁體中文 3 大重點摘要】</w:t>
+        <w:br/>
+      </w:r>
+      <w:r>
+        <w:rPr>
+          <w:color w:val="222222"/>
+          <w:sz w:val="19"/>
+        </w:rPr>
+        <w:t xml:space="preserve">  1. 針對兩大頂級空力安全帽展開風阻效率、通風散熱與長時間配戴舒適度之全方位對比評測</w:t>
+        <w:br/>
+      </w:r>
+      <w:r>
+        <w:rPr>
+          <w:color w:val="222222"/>
+          <w:sz w:val="19"/>
+        </w:rPr>
+        <w:t xml:space="preserve">  2. Scott Cadence Plus 在純空力低風阻與極致破風瓦數表現突出；Rudy Project Nytron 則在多進氣孔道與通風散熱上更勝一籌</w:t>
+        <w:br/>
+      </w:r>
+      <w:r>
+        <w:rPr>
+          <w:color w:val="222222"/>
+          <w:sz w:val="19"/>
+        </w:rPr>
+        <w:t xml:space="preserve">  3. 教練建議長距離 70.3/226 賽事應優先權衡環境溫度：高溫炎熱賽道首選透氣佳款式以防頭部熱蓄積，平路涼爽賽道則鎖定純空力極致省瓦</w:t>
+        <w:br/>
+      </w:r>
+    </w:p>
+    <w:p>
+      <w:r>
+        <w:rPr>
+          <w:b/>
+          <w:color w:val="1F4D78"/>
+          <w:sz w:val="22"/>
+        </w:rPr>
+        <w:t>• 決戰尼斯世錦賽：Jonas Schomburg 的 Canyon Speedmax 與全新 Shimano 輪組特寫</w:t>
+      </w:r>
+    </w:p>
+    <w:p>
+      <w:r>
+        <w:rPr>
+          <w:i/>
+          <w:color w:val="777777"/>
+          <w:sz w:val="18"/>
+        </w:rPr>
+        <w:t>英文原名：Ready for a Big Day: Jonas Schomburg and His Canyon Speedmax and New Shimano Wheels (Slowtwitch | 2026-09-12)</w:t>
+        <w:br/>
+        <w:t>原文連結：https://www.slowtwitch.com/triathlon/ready-for-a-big-day-jonas-schomburg-and-his-canyon-speedmax-and-new-shimano-wheels/</w:t>
+      </w:r>
+    </w:p>
+    <w:p>
+      <w:r>
+        <w:rPr>
+          <w:b/>
+          <w:color w:val="2E74B5"/>
+          <w:sz w:val="20"/>
+        </w:rPr>
+        <w:t>【繁體中文 3 大重點摘要】</w:t>
+        <w:br/>
+      </w:r>
+      <w:r>
+        <w:rPr>
+          <w:color w:val="222222"/>
+          <w:sz w:val="19"/>
+        </w:rPr>
+        <w:t xml:space="preserve">  1. 深入解析職業選手 Jonas Schomburg 征戰尼斯 70.3 世錦賽之特規三鐵戰駒 Canyon Speedmax</w:t>
+        <w:br/>
+      </w:r>
+      <w:r>
+        <w:rPr>
+          <w:color w:val="222222"/>
+          <w:sz w:val="19"/>
+        </w:rPr>
+        <w:t xml:space="preserve">  2. 全面升級全新 Shimano Dura-Ace 高框空力輪組與客製化空力把手，大幅強化連續起伏爬坡與高速下坡操控穩定性</w:t>
+        <w:br/>
+      </w:r>
+      <w:r>
+        <w:rPr>
+          <w:color w:val="222222"/>
+          <w:sz w:val="19"/>
+        </w:rPr>
+        <w:t xml:space="preserve">  3. 座艙整合前置補給儲水系統與超低角度低風阻騎姿設定，展現職業選手面對技術型嚴苛賽道的極致器材調校</w:t>
+        <w:br/>
+      </w:r>
+    </w:p>
+    <w:p>
+      <w:r>
+        <w:rPr>
+          <w:b/>
+          <w:color w:val="1F4D78"/>
+          <w:sz w:val="22"/>
+        </w:rPr>
+        <w:t>• 備戰尼斯世錦賽：Marta Sanchez 的頂級改裝 Quintana Roo V-PRi 戰駒解析</w:t>
+      </w:r>
+    </w:p>
+    <w:p>
+      <w:r>
+        <w:rPr>
+          <w:i/>
+          <w:color w:val="777777"/>
+          <w:sz w:val="18"/>
+        </w:rPr>
+        <w:t>英文原名：Ready for Nice: Marta Sanchez’s Tricked Out QR V-PRi (Slowtwitch | 2026-09-11)</w:t>
+        <w:br/>
+        <w:t>原文連結：https://www.slowtwitch.com/triathlon/ready-for-nice-marta-sanchezs-tricked-out-qr-v-pri/</w:t>
+      </w:r>
+    </w:p>
+    <w:p>
+      <w:r>
+        <w:rPr>
+          <w:b/>
+          <w:color w:val="2E74B5"/>
+          <w:sz w:val="20"/>
+        </w:rPr>
+        <w:t>【繁體中文 3 大重點摘要】</w:t>
+        <w:br/>
+      </w:r>
+      <w:r>
+        <w:rPr>
+          <w:color w:val="222222"/>
+          <w:sz w:val="19"/>
+        </w:rPr>
+        <w:t xml:space="preserve">  1. 職業女將 Marta Sanchez 針對尼斯起伏地形量身定做的 Quintana Roo V-PRi 三鐵車配置大公開</w:t>
+        <w:br/>
+      </w:r>
+      <w:r>
+        <w:rPr>
+          <w:color w:val="222222"/>
+          <w:sz w:val="19"/>
+        </w:rPr>
+        <w:t xml:space="preserve">  2. 採用前單盤空力設定與超寬齒比後飛輪，有效兼顧平路巡航極速與陡坡高踏頻踩踏效率</w:t>
+        <w:br/>
+      </w:r>
+      <w:r>
+        <w:rPr>
+          <w:color w:val="222222"/>
+          <w:sz w:val="19"/>
+        </w:rPr>
+        <w:t xml:space="preserve">  3. 一體式龍頭整合整合式儲物艙與補給支架，在維持最佳空氣動力學流線型的同時確保充足熱量攜帶</w:t>
+        <w:br/>
+      </w:r>
+    </w:p>
+    <w:p>
+      <w:r>
+        <w:rPr>
+          <w:b/>
+          <w:color w:val="1F4D78"/>
+          <w:sz w:val="22"/>
+        </w:rPr>
+        <w:t>• 參加 70.3 或大鐵 226 一定需要專用三鐵車嗎？公路車加休息把效益解析</w:t>
+      </w:r>
+    </w:p>
+    <w:p>
+      <w:r>
+        <w:rPr>
+          <w:i/>
+          <w:color w:val="777777"/>
+          <w:sz w:val="18"/>
+        </w:rPr>
+        <w:t>英文原名：Do you really need a triathlon bike to race Ironman and 70.3 triathlon races? (220 Triathlon | 2026-09-11)</w:t>
+        <w:br/>
+        <w:t>原文連結：https://www.220triathlon.com/gear/bike/bikes/time-trial-triathlon-bikes/do-you-need-a-triathlon-bike-for-703-and-ironman-races</w:t>
+      </w:r>
+    </w:p>
+    <w:p>
+      <w:r>
+        <w:rPr>
+          <w:b/>
+          <w:color w:val="2E74B5"/>
+          <w:sz w:val="20"/>
+        </w:rPr>
+        <w:t>【繁體中文 3 大重點摘要】</w:t>
+        <w:br/>
+      </w:r>
+      <w:r>
+        <w:rPr>
+          <w:color w:val="222222"/>
+          <w:sz w:val="19"/>
+        </w:rPr>
+        <w:t xml:space="preserve">  1. 深入探討業餘鐵人選手在三鐵專用計時車 (TT Bike) 與標準公路車加裝休息把之間的取捨與效益差距</w:t>
+        <w:br/>
+      </w:r>
+      <w:r>
+        <w:rPr>
+          <w:color w:val="222222"/>
+          <w:sz w:val="19"/>
+        </w:rPr>
+        <w:t xml:space="preserve">  2. 三鐵車陡峭的座管角度能有效省下後側大腿與臀部肌力，對下車後全馬 42km 跑姿維持具備決定性優勢</w:t>
+        <w:br/>
+      </w:r>
+      <w:r>
+        <w:rPr>
+          <w:color w:val="222222"/>
+          <w:sz w:val="19"/>
+        </w:rPr>
+        <w:t xml:space="preserve">  3. 預算有限或剛入門選手可先透過精準 Bike Fitting 調整公路車座艙與趴姿，待基礎有氧體能成熟後再升級專用三鐵車</w:t>
+        <w:br/>
+      </w:r>
+    </w:p>
+    <w:p>
+      <w:r>
+        <w:rPr>
+          <w:b/>
+          <w:color w:val="1F4D78"/>
+          <w:sz w:val="22"/>
+        </w:rPr>
+        <w:t>• Kat Matthews 的尼斯世錦賽戰車：Canyon Speedmax CFR 搭配全新 Dura-Ace 輪組</w:t>
+      </w:r>
+    </w:p>
+    <w:p>
+      <w:r>
+        <w:rPr>
+          <w:i/>
+          <w:color w:val="777777"/>
+          <w:sz w:val="18"/>
+        </w:rPr>
+        <w:t>英文原名：Kat Matthews’s Canyon Speedmax CFR and New Shimano Dura Ace Wheels Are Ready for Nice (Slowtwitch | 2026-09-11)</w:t>
+        <w:br/>
+        <w:t>原文連結：https://www.slowtwitch.com/triathlon/kat-matthewss-canyon-speedmax-cfr-and-new-shimano-dura-ace-wheels-are-ready-for-nice/</w:t>
+      </w:r>
+    </w:p>
+    <w:p>
+      <w:r>
+        <w:rPr>
+          <w:b/>
+          <w:color w:val="2E74B5"/>
+          <w:sz w:val="20"/>
+        </w:rPr>
+        <w:t>【繁體中文 3 大重點摘要】</w:t>
+        <w:br/>
+      </w:r>
+      <w:r>
+        <w:rPr>
+          <w:color w:val="222222"/>
+          <w:sz w:val="19"/>
+        </w:rPr>
+        <w:t xml:space="preserve">  1. 世界頂尖女子鐵人 Kat Matthews 亮相其尼斯 70.3 世錦賽武器 Canyon Speedmax CFR 旗艦座駕</w:t>
+        <w:br/>
+      </w:r>
+      <w:r>
+        <w:rPr>
+          <w:color w:val="222222"/>
+          <w:sz w:val="19"/>
+        </w:rPr>
+        <w:t xml:space="preserve">  2. 搭配 Shimano 最新 Dura-Ace 空力碳纖輪組，極致優化長爬坡側風阻力與過彎側向剛性</w:t>
+        <w:br/>
+      </w:r>
+      <w:r>
+        <w:rPr>
+          <w:color w:val="222222"/>
+          <w:sz w:val="19"/>
+        </w:rPr>
+        <w:t xml:space="preserve">  3. 特別強化座艙長途支撐舒適度，讓選手在保持超低 CdA 風阻係數的同時依然能全力輸出目標瓦數</w:t>
+        <w:br/>
+      </w:r>
+    </w:p>
+    <w:p>
+      <w:r>
+        <w:rPr>
+          <w:b/>
+          <w:color w:val="1F4D78"/>
+          <w:sz w:val="22"/>
+        </w:rPr>
+        <w:t>• 智慧抬頭顯示眼鏡在鐵人三項的應用：會成為下一項顛覆性黑科技嗎？</w:t>
+      </w:r>
+    </w:p>
+    <w:p>
+      <w:r>
+        <w:rPr>
+          <w:i/>
+          <w:color w:val="777777"/>
+          <w:sz w:val="18"/>
+        </w:rPr>
+        <w:t>英文原名：Smart glasses in triathlon – could they be the next big thing? (220 Triathlon | 2026-09-10)</w:t>
+        <w:br/>
+        <w:t>原文連結：https://www.220triathlon.com/blog/smart-glasses-triathlon</w:t>
+      </w:r>
+    </w:p>
+    <w:p>
+      <w:r>
+        <w:rPr>
+          <w:b/>
+          <w:color w:val="2E74B5"/>
+          <w:sz w:val="20"/>
+        </w:rPr>
+        <w:t>【繁體中文 3 大重點摘要】</w:t>
+        <w:br/>
+      </w:r>
+      <w:r>
+        <w:rPr>
+          <w:color w:val="222222"/>
+          <w:sz w:val="19"/>
+        </w:rPr>
+        <w:t xml:space="preserve">  1. 評析結合 HUD 抬頭顯示技術之智慧運動眼鏡，將即時心率、即時瓦數與導航配速直接投影至視野前方</w:t>
+        <w:br/>
+      </w:r>
+      <w:r>
+        <w:rPr>
+          <w:color w:val="222222"/>
+          <w:sz w:val="19"/>
+        </w:rPr>
+        <w:t xml:space="preserve">  2. 最大優勢在於趴車姿勢下選手無需頻繁低頭查看車錶，大幅提升騎行安全度並減少頭頸迎風阻力</w:t>
+        <w:br/>
+      </w:r>
+      <w:r>
+        <w:rPr>
+          <w:color w:val="222222"/>
+          <w:sz w:val="19"/>
+        </w:rPr>
+        <w:t xml:space="preserve">  3. 當前限制仍在於眼鏡重量、續航力與烈日高光反射，但隨著微型光學技術演進，未來極具賽道實戰潛力</w:t>
+        <w:br/>
+      </w:r>
+    </w:p>
+    <w:p>
+      <w:r>
+        <w:rPr>
+          <w:b/>
+          <w:color w:val="1F4D78"/>
+          <w:sz w:val="22"/>
+        </w:rPr>
+        <w:t>• 2026 年最佳路跑與鐵人運動太陽眼鏡推薦：11 款清晰視野與防滑包覆實測</w:t>
+      </w:r>
+    </w:p>
+    <w:p>
+      <w:r>
+        <w:rPr>
+          <w:i/>
+          <w:color w:val="777777"/>
+          <w:sz w:val="18"/>
+        </w:rPr>
+        <w:t>英文原名：What are the best sunglasses for running? Here are our favourite 11 for clear vision and eye protection (220 Triathlon | 2026-09-08)</w:t>
+        <w:br/>
+        <w:t>原文連結：https://www.220triathlon.com/gear/run/best-running-sunglasses</w:t>
+      </w:r>
+    </w:p>
+    <w:p>
+      <w:r>
+        <w:rPr>
+          <w:b/>
+          <w:color w:val="2E74B5"/>
+          <w:sz w:val="20"/>
+        </w:rPr>
+        <w:t>【繁體中文 3 大重點摘要】</w:t>
+        <w:br/>
+      </w:r>
+      <w:r>
+        <w:rPr>
+          <w:color w:val="222222"/>
+          <w:sz w:val="19"/>
+        </w:rPr>
+        <w:t xml:space="preserve">  1. 針對跑步高震盪、大量排汗與強烈紫外線環境，精選 11 款頂尖運動太陽眼鏡進行全面評測</w:t>
+        <w:br/>
+      </w:r>
+      <w:r>
+        <w:rPr>
+          <w:color w:val="222222"/>
+          <w:sz w:val="19"/>
+        </w:rPr>
+        <w:t xml:space="preserve">  2. 重點檢驗鏡架止滑鼻墊貼合度、鏡片防起霧鍍膜、變色鏡片適應性以及長跑配戴之無感輕量化</w:t>
+        <w:br/>
+      </w:r>
+      <w:r>
+        <w:rPr>
+          <w:color w:val="222222"/>
+          <w:sz w:val="19"/>
+        </w:rPr>
+        <w:t xml:space="preserve">  3. 推薦選手選購超輕量（&lt;30g）且視野無框阻擋之鏡款，保護眼部晶狀體並降低長時間戶外強光視覺疲勞</w:t>
+        <w:br/>
+      </w:r>
+    </w:p>
+    <w:p>
+      <w:r>
+        <w:rPr>
+          <w:b/>
+          <w:color w:val="1F4D78"/>
+          <w:sz w:val="22"/>
+        </w:rPr>
+        <w:t>• 2026 年最佳三鐵衣評測：實測 11 款短袖連身鐵人衣之空力與舒適度</w:t>
+      </w:r>
+    </w:p>
+    <w:p>
+      <w:r>
+        <w:rPr>
+          <w:i/>
+          <w:color w:val="777777"/>
+          <w:sz w:val="18"/>
+        </w:rPr>
+        <w:t>英文原名：What are the best tri-suits in 2026? We’ve tested 11 top suits for your next triathlon (220 Triathlon | 2026-09-07)</w:t>
+        <w:br/>
+        <w:t>原文連結：https://www.220triathlon.com/gear/triathlon/tri-suits/best-tri-suits</w:t>
+      </w:r>
+    </w:p>
+    <w:p>
+      <w:r>
+        <w:rPr>
+          <w:b/>
+          <w:color w:val="2E74B5"/>
+          <w:sz w:val="20"/>
+        </w:rPr>
+        <w:t>【繁體中文 3 大重點摘要】</w:t>
+        <w:br/>
+      </w:r>
+      <w:r>
+        <w:rPr>
+          <w:color w:val="222222"/>
+          <w:sz w:val="19"/>
+        </w:rPr>
+        <w:t xml:space="preserve">  1. 實測 11 款市場主流短袖連身三鐵衣，涵蓋游泳防潑水阻力、單車空力破風剪裁與跑步排汗舒適度</w:t>
+        <w:br/>
+      </w:r>
+      <w:r>
+        <w:rPr>
+          <w:color w:val="222222"/>
+          <w:sz w:val="19"/>
+        </w:rPr>
+        <w:t xml:space="preserve">  2. 薄型三鐵專用襯墊兼顧單車座艙 4-5 小時減震與下車跑步零摩擦，手臂條紋面料能有效延緩氣流分離</w:t>
+        <w:br/>
+      </w:r>
+      <w:r>
+        <w:rPr>
+          <w:color w:val="222222"/>
+          <w:sz w:val="19"/>
+        </w:rPr>
+        <w:t xml:space="preserve">  3. 長距離選手應優先挑選前開全拉鍊設計且背部具備雙深補給口袋之款式，便利補給拿取與散熱調節</w:t>
+        <w:br/>
       </w:r>
     </w:p>
     <w:p>
       <w:pPr>
-        <w:keepNext/>
-        <w:spacing w:before="160" w:after="40"/>
+        <w:pStyle w:val="Heading1"/>
       </w:pPr>
       <w:r>
+        <w:t>跑步 (Running) (2 篇)</w:t>
+      </w:r>
+    </w:p>
+    <w:p>
+      <w:r>
         <w:rPr>
-          <w:rFonts w:ascii="Calibri" w:hAnsi="Calibri" w:eastAsia="Microsoft JhengHei"/>
           <w:b/>
-          <w:color w:val="595959"/>
+          <w:color w:val="1F4D78"/>
+          <w:sz w:val="22"/>
+        </w:rPr>
+        <w:t>• 女性路跑短褲選購指南：防磨擦、透氣支撐與合身剪裁專家技巧</w:t>
+      </w:r>
+    </w:p>
+    <w:p>
+      <w:r>
+        <w:rPr>
+          <w:i/>
+          <w:color w:val="777777"/>
+          <w:sz w:val="18"/>
+        </w:rPr>
+        <w:t>英文原名：How should women’s running shorts fit? Expert tips for finding the right pair (220 Triathlon | 2026-09-13)</w:t>
+        <w:br/>
+        <w:t>原文連結：https://www.220triathlon.com/gear/womens-running-shorts-fit</w:t>
+      </w:r>
+    </w:p>
+    <w:p>
+      <w:r>
+        <w:rPr>
+          <w:b/>
+          <w:color w:val="2E74B5"/>
+          <w:sz w:val="20"/>
+        </w:rPr>
+        <w:t>【繁體中文 3 大重點摘要】</w:t>
+        <w:br/>
+      </w:r>
+      <w:r>
+        <w:rPr>
+          <w:color w:val="222222"/>
           <w:sz w:val="19"/>
         </w:rPr>
-        <w:t xml:space="preserve">【220 Triathlon | 2026-09-11】 </w:t>
+        <w:t xml:space="preserve">  1. 路跑與三鐵轉換訓練中，短褲剪裁合身度是防止大腿內側摩擦破皮與腰部滑落的核心關鍵</w:t>
+        <w:br/>
       </w:r>
-      <w:hyperlink w:rId="rId11">
-        <w:r>
-          <w:rPr>
-            <w:color w:val="1F4D78"/>
-            <w:u w:val="single"/>
-            <w:b/>
-            <w:rFonts w:ascii="Calibri" w:hAnsi="Calibri" w:eastAsia="Microsoft JhengHei"/>
-            <w:sz w:val="22"/>
-          </w:rPr>
-          <w:t>What are the best cold water swimming gloves in 2026? Open-water swim coach tests 8 to keep your hands warm</w:t>
-        </w:r>
-      </w:hyperlink>
+      <w:r>
+        <w:rPr>
+          <w:color w:val="222222"/>
+          <w:sz w:val="19"/>
+        </w:rPr>
+        <w:t xml:space="preserve">  2. 專家解析二合一防走光壓縮短褲與寬鬆飄飄褲之機能差異，強調高彈性四向拉伸與無縫平鎖針織工藝</w:t>
+        <w:br/>
+      </w:r>
+      <w:r>
+        <w:rPr>
+          <w:color w:val="222222"/>
+          <w:sz w:val="19"/>
+        </w:rPr>
+        <w:t xml:space="preserve">  3. 建議根據長距離訓練排汗需求，挑選具備深側袋可穩固放置手機或能量膠的排汗快乾材質</w:t>
+        <w:br/>
+      </w:r>
     </w:p>
     <w:p>
-      <w:pPr>
-        <w:spacing w:after="40"/>
-        <w:ind w:left="360"/>
-      </w:pPr>
       <w:r>
         <w:rPr>
-          <w:rFonts w:ascii="Calibri" w:hAnsi="Calibri" w:eastAsia="Microsoft JhengHei"/>
-          <w:b w:val="0"/>
+          <w:b/>
+          <w:color w:val="1F4D78"/>
+          <w:sz w:val="22"/>
+        </w:rPr>
+        <w:t>• 征服極限大鐵路跑：鐵人三項威爾斯 Tenby 全馬賽道 8 大破關秘訣</w:t>
+      </w:r>
+    </w:p>
+    <w:p>
+      <w:r>
+        <w:rPr>
           <w:i/>
           <w:color w:val="777777"/>
-          <w:sz w:val="17"/>
+          <w:sz w:val="18"/>
         </w:rPr>
-        <w:t>原名: What are the best cold water swimming gloves in 2026? Open-water swim coach tests 8 to keep your hands warm</w:t>
+        <w:t>英文原名：How to nail the Ironman Wales run: 8 tips for the Tenby marathon (220 Triathlon | 2026-09-07)</w:t>
+        <w:br/>
+        <w:t>原文連結：https://www.220triathlon.com/training/run-training/get-ready-for-ironman-tame-the-ironman-run</w:t>
+      </w:r>
+    </w:p>
+    <w:p>
+      <w:r>
+        <w:rPr>
+          <w:b/>
+          <w:color w:val="2E74B5"/>
+          <w:sz w:val="20"/>
+        </w:rPr>
+        <w:t>【繁體中文 3 大重點摘要】</w:t>
+        <w:br/>
+      </w:r>
+      <w:r>
+        <w:rPr>
+          <w:color w:val="222222"/>
+          <w:sz w:val="19"/>
+        </w:rPr>
+        <w:t xml:space="preserve">  1. Ironman Wales 以嚴苛陡峭坡度與惡劣濱海強風著稱，全馬路跑是決定完賽與否的終極戰場</w:t>
+        <w:br/>
+      </w:r>
+      <w:r>
+        <w:rPr>
+          <w:color w:val="222222"/>
+          <w:sz w:val="19"/>
+        </w:rPr>
+        <w:t xml:space="preserve">  2. 教練提出 8 大實戰關鍵：包含下車前段嚴守心率紀律、爬坡小步幅高步頻（180 spm）、下坡專注核心剛性防衝擊</w:t>
+        <w:br/>
+      </w:r>
+      <w:r>
+        <w:rPr>
+          <w:color w:val="222222"/>
+          <w:sz w:val="19"/>
+        </w:rPr>
+        <w:t xml:space="preserve">  3. 強調大鐵全馬成功的核心在於自行車段絕對不爆瓦超速，將充沛的下肢肌肉彈性保留給最後馬拉松</w:t>
+        <w:br/>
       </w:r>
     </w:p>
     <w:p>
       <w:pPr>
-        <w:spacing w:after="40"/>
-        <w:ind w:left="360"/>
+        <w:pStyle w:val="Heading1"/>
       </w:pPr>
       <w:r>
-        <w:rPr>
-          <w:rFonts w:ascii="Calibri" w:hAnsi="Calibri" w:eastAsia="Microsoft JhengHei"/>
-          <w:b/>
-          <w:color w:val="1F4D78"/>
-          <w:sz w:val="19"/>
-        </w:rPr>
-        <w:t>💡 【繁體中文 3 大重點摘要】：</w:t>
+        <w:t>補給與恢復 (Fueling &amp; Recovery) (26 篇)</w:t>
       </w:r>
     </w:p>
     <w:p>
-      <w:pPr>
-        <w:pStyle w:val="ListBullet"/>
-        <w:spacing w:after="40"/>
-        <w:ind w:left="576"/>
-      </w:pPr>
       <w:r>
         <w:rPr>
-          <w:rFonts w:ascii="Calibri" w:hAnsi="Calibri" w:eastAsia="Microsoft JhengHei"/>
-          <w:b w:val="0"/>
-          <w:color w:val="333333"/>
-          <w:sz w:val="19"/>
+          <w:b/>
+          <w:color w:val="1F4D78"/>
+          <w:sz w:val="22"/>
         </w:rPr>
-        <w:t>1. Want to keep open-water swimming during the winter；</w:t>
+        <w:t>• 6 個月大鐵基礎期訓練全攻略：從容打底邁向專項建構期</w:t>
       </w:r>
     </w:p>
     <w:p>
-      <w:pPr>
-        <w:pStyle w:val="ListBullet"/>
-        <w:spacing w:after="40"/>
-        <w:ind w:left="576"/>
-      </w:pPr>
       <w:r>
         <w:rPr>
-          <w:rFonts w:ascii="Calibri" w:hAnsi="Calibri" w:eastAsia="Microsoft JhengHei"/>
-          <w:b w:val="0"/>
-          <w:color w:val="333333"/>
-          <w:sz w:val="19"/>
+          <w:i/>
+          <w:color w:val="777777"/>
+          <w:sz w:val="18"/>
         </w:rPr>
-        <w:t>2. Then covering your hands, which are very sensitive to the cold, is the first piece of winter gear you’ll need；</w:t>
+        <w:t>英文原名：Free 6-month Ironman base-building training plan: Prepare for your race build (220 Triathlon | 2026-09-10)</w:t>
+        <w:br/>
+        <w:t>原文連結：https://www.220triathlon.com/training/training-plans/free-6-month-ironman-base-training-plan</w:t>
       </w:r>
     </w:p>
     <w:p>
-      <w:pPr>
-        <w:pStyle w:val="ListBullet"/>
-        <w:spacing w:after="40"/>
-        <w:ind w:left="576"/>
-      </w:pPr>
       <w:r>
         <w:rPr>
-          <w:rFonts w:ascii="Calibri" w:hAnsi="Calibri" w:eastAsia="Microsoft JhengHei"/>
-          <w:b w:val="0"/>
-          <w:color w:val="333333"/>
+          <w:b/>
+          <w:color w:val="2E74B5"/>
+          <w:sz w:val="20"/>
+        </w:rPr>
+        <w:t>【繁體中文 3 大重點摘要】</w:t>
+        <w:br/>
+      </w:r>
+      <w:r>
+        <w:rPr>
+          <w:color w:val="222222"/>
           <w:sz w:val="19"/>
         </w:rPr>
-        <w:t>3. Here, 220 Triathlon editor and open-w。</w:t>
+        <w:t xml:space="preserve">  1. 針對 226 超鐵賽事規劃之 24 週漸進式基礎打底藍圖，聚焦有氧引擎擴展與微血管網絡建構</w:t>
+        <w:br/>
+      </w:r>
+      <w:r>
+        <w:rPr>
+          <w:color w:val="222222"/>
+          <w:sz w:val="19"/>
+        </w:rPr>
+        <w:t xml:space="preserve">  2. 訓練架構以「3 週負荷 + 1 週超補償減量」為循環週期，初期嚴格壓制在 Zone 1-2 低心率有氧區間</w:t>
+        <w:br/>
+      </w:r>
+      <w:r>
+        <w:rPr>
+          <w:color w:val="222222"/>
+          <w:sz w:val="19"/>
+        </w:rPr>
+        <w:t xml:space="preserve">  3. 為後續高強度 TEMPO 與長距離 Brick 轉換期奠定穩固且抗傷病之肌肉骨骼耐受力底層</w:t>
+        <w:br/>
       </w:r>
     </w:p>
     <w:p>
-      <w:pPr>
-        <w:keepNext/>
-        <w:spacing w:before="160" w:after="40"/>
-      </w:pPr>
       <w:r>
         <w:rPr>
-          <w:rFonts w:ascii="Calibri" w:hAnsi="Calibri" w:eastAsia="Microsoft JhengHei"/>
           <w:b/>
-          <w:color w:val="595959"/>
-          <w:sz w:val="19"/>
+          <w:color w:val="1F4D78"/>
+          <w:sz w:val="22"/>
         </w:rPr>
-        <w:t xml:space="preserve">【220 Triathlon | 2026-09-10】 </w:t>
-      </w:r>
-      <w:hyperlink w:rId="rId12">
-        <w:r>
-          <w:rPr>
-            <w:color w:val="1F4D78"/>
-            <w:u w:val="single"/>
-            <w:b/>
-            <w:rFonts w:ascii="Calibri" w:hAnsi="Calibri" w:eastAsia="Microsoft JhengHei"/>
-            <w:sz w:val="22"/>
-          </w:rPr>
-          <w:t>Free 6-month Ironman base-building training plan: Prepare for your race build</w:t>
-        </w:r>
-      </w:hyperlink>
-    </w:p>
-    <w:p>
-      <w:pPr>
-        <w:spacing w:after="40"/>
-        <w:ind w:left="360"/>
-      </w:pPr>
-      <w:r>
-        <w:rPr>
-          <w:rFonts w:ascii="Calibri" w:hAnsi="Calibri" w:eastAsia="Microsoft JhengHei"/>
-          <w:b w:val="0"/>
-          <w:i/>
-          <w:color w:val="777777"/>
-          <w:sz w:val="17"/>
-        </w:rPr>
-        <w:t>原名: Free 6-month Ironman base-building training plan: Prepare for your race build</w:t>
+        <w:t>• 尼斯霸氣封后：Taylor Knibb 奪得第四座 IRONMAN 70.3 世錦賽冠軍</w:t>
       </w:r>
     </w:p>
     <w:p>
-      <w:pPr>
-        <w:spacing w:after="40"/>
-        <w:ind w:left="360"/>
-      </w:pPr>
       <w:r>
         <w:rPr>
-          <w:rFonts w:ascii="Calibri" w:hAnsi="Calibri" w:eastAsia="Microsoft JhengHei"/>
-          <w:b/>
-          <w:color w:val="1F4D78"/>
-          <w:sz w:val="19"/>
+          <w:i/>
+          <w:color w:val="777777"/>
+          <w:sz w:val="18"/>
         </w:rPr>
-        <w:t>💡 【繁體中文 3 大重點摘要】：</w:t>
+        <w:t>英文原名：Nice work: Knibb wins fourth Ironman 70.3 World Championship title (220 Triathlon | 2026-09-12)</w:t>
+        <w:br/>
+        <w:t>原文連結：https://www.220triathlon.com/news/nice-work-knibb-wins-fourth-ironman-70-3-world-championship-title</w:t>
       </w:r>
     </w:p>
     <w:p>
-      <w:pPr>
-        <w:pStyle w:val="ListBullet"/>
-        <w:spacing w:after="40"/>
-        <w:ind w:left="576"/>
-      </w:pPr>
       <w:r>
         <w:rPr>
-          <w:rFonts w:ascii="Calibri" w:hAnsi="Calibri" w:eastAsia="Microsoft JhengHei"/>
-          <w:b w:val="0"/>
-          <w:color w:val="333333"/>
+          <w:b/>
+          <w:color w:val="2E74B5"/>
+          <w:sz w:val="20"/>
+        </w:rPr>
+        <w:t>【繁體中文 3 大重點摘要】</w:t>
+        <w:br/>
+      </w:r>
+      <w:r>
+        <w:rPr>
+          <w:color w:val="222222"/>
           <w:sz w:val="19"/>
         </w:rPr>
-        <w:t>1. Your Ironman may be a dot on the horizon, but now’s the time to lay solid swim, bike and run foundations；</w:t>
+        <w:t xml:space="preserve">  1. 美國名將 Taylor Knibb 在尼斯 70.3 世錦賽展現無懈可擊的統治力，以壓倒性優勢完成個人第四冠偉業</w:t>
+        <w:br/>
+      </w:r>
+      <w:r>
+        <w:rPr>
+          <w:color w:val="222222"/>
+          <w:sz w:val="19"/>
+        </w:rPr>
+        <w:t xml:space="preserve">  2. 在極具挑戰性的蔚藍海岸起伏單車賽道上，Knibb 藉由頂尖的踩踏瓦數與大膽下坡技巧建立巨大領先優勢</w:t>
+        <w:br/>
+      </w:r>
+      <w:r>
+        <w:rPr>
+          <w:color w:val="222222"/>
+          <w:sz w:val="19"/>
+        </w:rPr>
+        <w:t xml:space="preserve">  3. 轉換路跑後以穩健節奏維持防線，締造女子 70.3 歷史上史無前例的四冠王傳奇紀錄</w:t>
+        <w:br/>
       </w:r>
     </w:p>
     <w:p>
-      <w:pPr>
-        <w:pStyle w:val="ListBullet"/>
-        <w:spacing w:after="40"/>
-        <w:ind w:left="576"/>
-      </w:pPr>
       <w:r>
         <w:rPr>
-          <w:rFonts w:ascii="Calibri" w:hAnsi="Calibri" w:eastAsia="Microsoft JhengHei"/>
-          <w:b w:val="0"/>
-          <w:color w:val="333333"/>
-          <w:sz w:val="19"/>
+          <w:b/>
+          <w:color w:val="1F4D78"/>
+          <w:sz w:val="22"/>
         </w:rPr>
-        <w:t>2. Here’s our free six-month Ironman base training plan；</w:t>
+        <w:t>• 勢不可擋的統治級表現：Taylor Knibb 橫掃 2026 尼斯 70.3 世錦賽</w:t>
       </w:r>
     </w:p>
     <w:p>
-      <w:pPr>
-        <w:pStyle w:val="ListBullet"/>
-        <w:spacing w:after="40"/>
-        <w:ind w:left="576"/>
-      </w:pPr>
       <w:r>
         <w:rPr>
-          <w:rFonts w:ascii="Calibri" w:hAnsi="Calibri" w:eastAsia="Microsoft JhengHei"/>
-          <w:b w:val="0"/>
-          <w:color w:val="333333"/>
-          <w:sz w:val="19"/>
+          <w:i/>
+          <w:color w:val="777777"/>
+          <w:sz w:val="18"/>
         </w:rPr>
-        <w:t>3. 提供鐵人三項選手在實務備賽、運動防傷與體能恢復上的具體應用指導。。</w:t>
+        <w:t>英文原名：Unstoppable Taylor Knibb Dominates Ironman 70.3 World Championship (Triathlete Magazine | 2026-09-12)</w:t>
+        <w:br/>
+        <w:t>原文連結：https://www.triathlete.com/culture/news/taylor-knibb-wins-2026-ironman-70-3-world-championship/</w:t>
       </w:r>
     </w:p>
     <w:p>
-      <w:pPr>
-        <w:keepNext/>
-        <w:spacing w:before="160" w:after="40"/>
-      </w:pPr>
       <w:r>
         <w:rPr>
-          <w:rFonts w:ascii="Calibri" w:hAnsi="Calibri" w:eastAsia="Microsoft JhengHei"/>
           <w:b/>
-          <w:color w:val="595959"/>
+          <w:color w:val="2E74B5"/>
+          <w:sz w:val="20"/>
+        </w:rPr>
+        <w:t>【繁體中文 3 大重點摘要】</w:t>
+        <w:br/>
+      </w:r>
+      <w:r>
+        <w:rPr>
+          <w:color w:val="222222"/>
           <w:sz w:val="19"/>
         </w:rPr>
-        <w:t xml:space="preserve">【220 Triathlon | 2026-09-09】 </w:t>
+        <w:t xml:space="preserve">  1. 深入解析 Knibb 在游泳、自行車與路跑三項皆維持世界級水準的頂尖體能與裝備調校</w:t>
+        <w:br/>
       </w:r>
-      <w:hyperlink w:rId="rId13">
-        <w:r>
-          <w:rPr>
-            <w:color w:val="1F4D78"/>
-            <w:u w:val="single"/>
-            <w:b/>
-            <w:rFonts w:ascii="Calibri" w:hAnsi="Calibri" w:eastAsia="Microsoft JhengHei"/>
-            <w:sz w:val="22"/>
-          </w:rPr>
-          <w:t>What are the best Dryrobe alternatives? Check out our top 9 changing robes to wrap up warm after your swim</w:t>
-        </w:r>
-      </w:hyperlink>
-    </w:p>
-    <w:p>
-      <w:pPr>
-        <w:spacing w:after="40"/>
-        <w:ind w:left="360"/>
-      </w:pPr>
       <w:r>
         <w:rPr>
-          <w:rFonts w:ascii="Calibri" w:hAnsi="Calibri" w:eastAsia="Microsoft JhengHei"/>
-          <w:b w:val="0"/>
-          <w:i/>
-          <w:color w:val="777777"/>
-          <w:sz w:val="17"/>
+          <w:color w:val="222222"/>
+          <w:sz w:val="19"/>
         </w:rPr>
-        <w:t>原名: What are the best Dryrobe alternatives? Check out our top 9 changing robes to wrap up warm after your swim</w:t>
+        <w:t xml:space="preserve">  2. 單車賽段以超過 250W 的強大輸出完全拉開對手差距，充分展現其奧運自行車國手級的扎實功力</w:t>
+        <w:br/>
+      </w:r>
+      <w:r>
+        <w:rPr>
+          <w:color w:val="222222"/>
+          <w:sz w:val="19"/>
+        </w:rPr>
+        <w:t xml:space="preserve">  3. 賽後訪談中強調心理專注度與即時補給策略的嚴格執行是克制尼斯魔鬼爬坡的關鍵</w:t>
+        <w:br/>
       </w:r>
     </w:p>
     <w:p>
-      <w:pPr>
-        <w:spacing w:after="40"/>
-        <w:ind w:left="360"/>
-      </w:pPr>
       <w:r>
         <w:rPr>
-          <w:rFonts w:ascii="Calibri" w:hAnsi="Calibri" w:eastAsia="Microsoft JhengHei"/>
           <w:b/>
           <w:color w:val="1F4D78"/>
-          <w:sz w:val="19"/>
+          <w:sz w:val="22"/>
         </w:rPr>
-        <w:t>💡 【繁體中文 3 大重點摘要】：</w:t>
+        <w:t>• 傳奇誕生：Taylor Knibb 四度問鼎 70.3 世界冠軍寶座</w:t>
       </w:r>
     </w:p>
     <w:p>
-      <w:pPr>
-        <w:pStyle w:val="ListBullet"/>
-        <w:spacing w:after="40"/>
-        <w:ind w:left="576"/>
-      </w:pPr>
       <w:r>
         <w:rPr>
-          <w:rFonts w:ascii="Calibri" w:hAnsi="Calibri" w:eastAsia="Microsoft JhengHei"/>
-          <w:b w:val="0"/>
-          <w:color w:val="333333"/>
-          <w:sz w:val="19"/>
+          <w:i/>
+          <w:color w:val="777777"/>
+          <w:sz w:val="18"/>
         </w:rPr>
-        <w:t>1. Dryrobes aren’t the only swim changing robes out there；</w:t>
+        <w:t>英文原名：Taylor Knibb Wins 70.3 World Championship for the Fourth Time (Slowtwitch | 2026-09-12)</w:t>
+        <w:br/>
+        <w:t>原文連結：https://www.slowtwitch.com/news/taylor-knibb-wins-70-3-world-championship-for-the-fourth-time/</w:t>
       </w:r>
     </w:p>
     <w:p>
-      <w:pPr>
-        <w:pStyle w:val="ListBullet"/>
-        <w:spacing w:after="40"/>
-        <w:ind w:left="576"/>
-      </w:pPr>
       <w:r>
         <w:rPr>
-          <w:rFonts w:ascii="Calibri" w:hAnsi="Calibri" w:eastAsia="Microsoft JhengHei"/>
-          <w:b w:val="0"/>
-          <w:color w:val="333333"/>
+          <w:b/>
+          <w:color w:val="2E74B5"/>
+          <w:sz w:val="20"/>
+        </w:rPr>
+        <w:t>【繁體中文 3 大重點摘要】</w:t>
+        <w:br/>
+      </w:r>
+      <w:r>
+        <w:rPr>
+          <w:color w:val="222222"/>
           <w:sz w:val="19"/>
         </w:rPr>
-        <w:t>2. Here are 9 of the best Dryrobe alternatives we've reviewed and would recommend for wild swims and outdoor adventures；</w:t>
+        <w:t xml:space="preserve">  1. Slowtwitch 專題報導 Knibb 奪冠全記錄，詳細剖析其分段成績與各項技術指標</w:t>
+        <w:br/>
+      </w:r>
+      <w:r>
+        <w:rPr>
+          <w:color w:val="222222"/>
+          <w:sz w:val="19"/>
+        </w:rPr>
+        <w:t xml:space="preserve">  2. 面對歐洲強敵夾擊，Knibb 於游泳第一集團出水後，立即在自行車前 30 公里發動毀滅性攻勢獨走</w:t>
+        <w:br/>
+      </w:r>
+      <w:r>
+        <w:rPr>
+          <w:color w:val="222222"/>
+          <w:sz w:val="19"/>
+        </w:rPr>
+        <w:t xml:space="preserve">  3. 展現頂尖鐵人選手在面對高技術度多彎山道時之全方位器械掌控與心理剛性</w:t>
+        <w:br/>
       </w:r>
     </w:p>
     <w:p>
-      <w:pPr>
-        <w:pStyle w:val="ListBullet"/>
-        <w:spacing w:after="40"/>
-        <w:ind w:left="576"/>
-      </w:pPr>
       <w:r>
         <w:rPr>
-          <w:rFonts w:ascii="Calibri" w:hAnsi="Calibri" w:eastAsia="Microsoft JhengHei"/>
-          <w:b w:val="0"/>
-          <w:color w:val="333333"/>
-          <w:sz w:val="19"/>
+          <w:b/>
+          <w:color w:val="1F4D78"/>
+          <w:sz w:val="22"/>
         </w:rPr>
-        <w:t>3. 提供鐵人三項選手在實務備賽、運動防傷與體能恢復上的具體應用指導。。</w:t>
+        <w:t>• Hayden Wilde 征服尼斯高地：強勢勇奪 2026 IRONMAN 70.3 男子世界冠軍</w:t>
       </w:r>
     </w:p>
     <w:p>
-      <w:pPr>
-        <w:keepNext/>
-        <w:spacing w:before="160" w:after="40"/>
-      </w:pPr>
       <w:r>
         <w:rPr>
-          <w:rFonts w:ascii="Calibri" w:hAnsi="Calibri" w:eastAsia="Microsoft JhengHei"/>
-          <w:b/>
-          <w:color w:val="595959"/>
-          <w:sz w:val="19"/>
-        </w:rPr>
-        <w:t xml:space="preserve">【220 Triathlon | 2026-09-07】 </w:t>
-      </w:r>
-      <w:hyperlink w:rId="rId14">
-        <w:r>
-          <w:rPr>
-            <w:color w:val="1F4D78"/>
-            <w:u w:val="single"/>
-            <w:b/>
-            <w:rFonts w:ascii="Calibri" w:hAnsi="Calibri" w:eastAsia="Microsoft JhengHei"/>
-            <w:sz w:val="22"/>
-          </w:rPr>
-          <w:t>How to nail the Ironman Wales run: 8 tips for the Tenby marathon</w:t>
-        </w:r>
-      </w:hyperlink>
-    </w:p>
-    <w:p>
-      <w:pPr>
-        <w:spacing w:after="40"/>
-        <w:ind w:left="360"/>
-      </w:pPr>
-      <w:r>
-        <w:rPr>
-          <w:rFonts w:ascii="Calibri" w:hAnsi="Calibri" w:eastAsia="Microsoft JhengHei"/>
-          <w:b w:val="0"/>
           <w:i/>
           <w:color w:val="777777"/>
-          <w:sz w:val="17"/>
+          <w:sz w:val="18"/>
         </w:rPr>
-        <w:t>原名: How to nail the Ironman Wales run: 8 tips for the Tenby marathon</w:t>
+        <w:t>英文原名：Hayden Wilde Conquers Nice to Claim Ironman 70.3 World Championship Title (Triathlete Magazine | 2026-09-13)</w:t>
+        <w:br/>
+        <w:t>原文連結：https://www.triathlete.com/culture/news/ironman-703-world-championship-results-2026-hayden-wilde-wins/</w:t>
       </w:r>
     </w:p>
     <w:p>
-      <w:pPr>
-        <w:spacing w:after="40"/>
-        <w:ind w:left="360"/>
-      </w:pPr>
       <w:r>
         <w:rPr>
-          <w:rFonts w:ascii="Calibri" w:hAnsi="Calibri" w:eastAsia="Microsoft JhengHei"/>
           <w:b/>
-          <w:color w:val="1F4D78"/>
+          <w:color w:val="2E74B5"/>
+          <w:sz w:val="20"/>
+        </w:rPr>
+        <w:t>【繁體中文 3 大重點摘要】</w:t>
+        <w:br/>
+      </w:r>
+      <w:r>
+        <w:rPr>
+          <w:color w:val="222222"/>
           <w:sz w:val="19"/>
         </w:rPr>
-        <w:t>💡 【繁體中文 3 大重點摘要】：</w:t>
+        <w:t xml:space="preserve">  1. 紐西蘭名將、奧運銀牌得主 Hayden Wilde 成功將其爆發力轉化至中長距離，首度奪下 70.3 世錦賽桂冠</w:t>
+        <w:br/>
+      </w:r>
+      <w:r>
+        <w:rPr>
+          <w:color w:val="222222"/>
+          <w:sz w:val="19"/>
+        </w:rPr>
+        <w:t xml:space="preserve">  2. 在單車爬坡段展現驚人的瓦數體重比 (W/kg)，並在緊湊下坡中保持冷靜壓制對手追擊</w:t>
+        <w:br/>
+      </w:r>
+      <w:r>
+        <w:rPr>
+          <w:color w:val="222222"/>
+          <w:sz w:val="19"/>
+        </w:rPr>
+        <w:t xml:space="preserve">  3. 半馬路跑段繳出 1 小時 08 分的震撼配速，以無可匹敵的路跑速度直接鎖定勝局</w:t>
+        <w:br/>
       </w:r>
     </w:p>
     <w:p>
-      <w:pPr>
-        <w:pStyle w:val="ListBullet"/>
-        <w:spacing w:after="40"/>
-        <w:ind w:left="576"/>
-      </w:pPr>
       <w:r>
         <w:rPr>
-          <w:rFonts w:ascii="Calibri" w:hAnsi="Calibri" w:eastAsia="Microsoft JhengHei"/>
-          <w:b w:val="0"/>
-          <w:color w:val="333333"/>
-          <w:sz w:val="19"/>
+          <w:b/>
+          <w:color w:val="1F4D78"/>
+          <w:sz w:val="22"/>
         </w:rPr>
-        <w:t>1. How do you run a marathon after swimming 3；</w:t>
+        <w:t>• 高潮迭起的終點對決：Hayden Wilde 勇奪 70.3 世界冠軍殊榮</w:t>
       </w:r>
     </w:p>
     <w:p>
-      <w:pPr>
-        <w:pStyle w:val="ListBullet"/>
-        <w:spacing w:after="40"/>
-        <w:ind w:left="576"/>
-      </w:pPr>
       <w:r>
         <w:rPr>
-          <w:rFonts w:ascii="Calibri" w:hAnsi="Calibri" w:eastAsia="Microsoft JhengHei"/>
-          <w:b w:val="0"/>
-          <w:color w:val="333333"/>
-          <w:sz w:val="19"/>
+          <w:i/>
+          <w:color w:val="777777"/>
+          <w:sz w:val="18"/>
         </w:rPr>
-        <w:t>2. 8km and cycling 180km；</w:t>
+        <w:t>英文原名：Hayden Wilde Wins 70.3 World Championship in Thrilling Finish (Slowtwitch | 2026-09-13)</w:t>
+        <w:br/>
+        <w:t>原文連結：https://www.slowtwitch.com/news/hayden-wilde-wins-70-3-world-championship-in-thrilling-finish/</w:t>
       </w:r>
     </w:p>
     <w:p>
-      <w:pPr>
-        <w:pStyle w:val="ListBullet"/>
-        <w:spacing w:after="40"/>
-        <w:ind w:left="576"/>
-      </w:pPr>
       <w:r>
         <w:rPr>
-          <w:rFonts w:ascii="Calibri" w:hAnsi="Calibri" w:eastAsia="Microsoft JhengHei"/>
-          <w:b w:val="0"/>
-          <w:color w:val="333333"/>
+          <w:b/>
+          <w:color w:val="2E74B5"/>
+          <w:sz w:val="20"/>
+        </w:rPr>
+        <w:t>【繁體中文 3 大重點摘要】</w:t>
+        <w:br/>
+      </w:r>
+      <w:r>
+        <w:rPr>
+          <w:color w:val="222222"/>
           <w:sz w:val="19"/>
         </w:rPr>
-        <w:t>3. Our experts reveal the training, fuelling and race-day strategies you need to conquer the Ironman Wales run。</w:t>
+        <w:t xml:space="preserve">  1. 男子組決賽陷入史上最激烈的秒數拉鋸戰，前五名選手在單車段均緊咬在兩分鐘差距內</w:t>
+        <w:br/>
+      </w:r>
+      <w:r>
+        <w:rPr>
+          <w:color w:val="222222"/>
+          <w:sz w:val="19"/>
+        </w:rPr>
+        <w:t xml:space="preserve">  2. Wilde 展現強悍的轉換效率與抗疲勞後段加速能力，在最後 5 公里甩開勁敵直奔終點線</w:t>
+        <w:br/>
+      </w:r>
+      <w:r>
+        <w:rPr>
+          <w:color w:val="222222"/>
+          <w:sz w:val="19"/>
+        </w:rPr>
+        <w:t xml:space="preserve">  3. 本次勝利標誌著短距離標鐵菁英選手全面跨界攻佔中長距離鐵人賽事的嶄新時代</w:t>
+        <w:br/>
       </w:r>
     </w:p>
     <w:p>
-      <w:pPr>
-        <w:keepNext/>
-        <w:spacing w:before="320" w:after="160"/>
-      </w:pPr>
       <w:r>
         <w:rPr>
-          <w:rFonts w:ascii="Calibri" w:hAnsi="Calibri" w:eastAsia="Microsoft JhengHei"/>
           <w:b/>
           <w:color w:val="1F4D78"/>
-          <w:sz w:val="30"/>
+          <w:sz w:val="22"/>
         </w:rPr>
-        <w:t>騎車 (Cycling)</w:t>
+        <w:t>• 榮耀加冕：Hayden Wilde 奪下個人生涯首座 70.3 世界錦標賽冠軍</w:t>
       </w:r>
     </w:p>
     <w:p>
-      <w:pPr>
-        <w:keepNext/>
-        <w:spacing w:before="160" w:after="40"/>
-      </w:pPr>
       <w:r>
         <w:rPr>
-          <w:rFonts w:ascii="Calibri" w:hAnsi="Calibri" w:eastAsia="Microsoft JhengHei"/>
-          <w:b/>
-          <w:color w:val="595959"/>
-          <w:sz w:val="19"/>
-        </w:rPr>
-        <w:t xml:space="preserve">【220 Triathlon | 2026-09-13】 </w:t>
-      </w:r>
-      <w:hyperlink w:rId="rId15">
-        <w:r>
-          <w:rPr>
-            <w:color w:val="1F4D78"/>
-            <w:u w:val="single"/>
-            <w:b/>
-            <w:rFonts w:ascii="Calibri" w:hAnsi="Calibri" w:eastAsia="Microsoft JhengHei"/>
-            <w:sz w:val="22"/>
-          </w:rPr>
-          <w:t>How should women’s running shorts fit? Expert tips for finding the right pair</w:t>
-        </w:r>
-      </w:hyperlink>
-    </w:p>
-    <w:p>
-      <w:pPr>
-        <w:spacing w:after="40"/>
-        <w:ind w:left="360"/>
-      </w:pPr>
-      <w:r>
-        <w:rPr>
-          <w:rFonts w:ascii="Calibri" w:hAnsi="Calibri" w:eastAsia="Microsoft JhengHei"/>
-          <w:b w:val="0"/>
           <w:i/>
           <w:color w:val="777777"/>
-          <w:sz w:val="17"/>
+          <w:sz w:val="18"/>
         </w:rPr>
-        <w:t>原名: How should women’s running shorts fit? Expert tips for finding the right pair</w:t>
+        <w:t>英文原名：Hayden Wilde wins maiden Ironman 70.3 world title (220 Triathlon | 2026-09-13)</w:t>
+        <w:br/>
+        <w:t>原文連結：https://www.220triathlon.com/news/hayden-wilde-wins-maiden-ironman-70-3-world-title</w:t>
       </w:r>
     </w:p>
     <w:p>
-      <w:pPr>
-        <w:spacing w:after="40"/>
-        <w:ind w:left="360"/>
-      </w:pPr>
       <w:r>
         <w:rPr>
-          <w:rFonts w:ascii="Calibri" w:hAnsi="Calibri" w:eastAsia="Microsoft JhengHei"/>
           <w:b/>
-          <w:color w:val="1F4D78"/>
+          <w:color w:val="2E74B5"/>
+          <w:sz w:val="20"/>
+        </w:rPr>
+        <w:t>【繁體中文 3 大重點摘要】</w:t>
+        <w:br/>
+      </w:r>
+      <w:r>
+        <w:rPr>
+          <w:color w:val="222222"/>
           <w:sz w:val="19"/>
         </w:rPr>
-        <w:t>💡 【繁體中文 3 大重點摘要】：</w:t>
+        <w:t xml:space="preserve">  1. 220 Triathlon 評述 Wilde 從巴黎奧運獎牌無縫銜接至中長距離世錦賽之卓越訓練週期調控</w:t>
+        <w:br/>
+      </w:r>
+      <w:r>
+        <w:rPr>
+          <w:color w:val="222222"/>
+          <w:sz w:val="19"/>
+        </w:rPr>
+        <w:t xml:space="preserve">  2. 單車段克服尼斯 1,300m 總爬升的山道考驗，證明其有氧引擎儲備已具備世界頂級 70.3 水準</w:t>
+        <w:br/>
+      </w:r>
+      <w:r>
+        <w:rPr>
+          <w:color w:val="222222"/>
+          <w:sz w:val="19"/>
+        </w:rPr>
+        <w:t xml:space="preserve">  3. 全場選手與教練盛讚其在多變氣候與濕滑路面上的過彎技術與無畏鬥志</w:t>
+        <w:br/>
       </w:r>
     </w:p>
     <w:p>
-      <w:pPr>
-        <w:pStyle w:val="ListBullet"/>
-        <w:spacing w:after="40"/>
-        <w:ind w:left="576"/>
-      </w:pPr>
       <w:r>
         <w:rPr>
-          <w:rFonts w:ascii="Calibri" w:hAnsi="Calibri" w:eastAsia="Microsoft JhengHei"/>
-          <w:b w:val="0"/>
-          <w:color w:val="333333"/>
-          <w:sz w:val="19"/>
+          <w:b/>
+          <w:color w:val="1F4D78"/>
+          <w:sz w:val="22"/>
         </w:rPr>
-        <w:t>1. Finding running shorts that fit properly can be surprisingly difficult；</w:t>
+        <w:t>• 尼斯世錦賽男子前五強賽後心聲：戰術博弈、爬坡瓦數與心理對抗</w:t>
       </w:r>
     </w:p>
     <w:p>
-      <w:pPr>
-        <w:pStyle w:val="ListBullet"/>
-        <w:spacing w:after="40"/>
-        <w:ind w:left="576"/>
-      </w:pPr>
       <w:r>
         <w:rPr>
-          <w:rFonts w:ascii="Calibri" w:hAnsi="Calibri" w:eastAsia="Microsoft JhengHei"/>
-          <w:b w:val="0"/>
-          <w:color w:val="333333"/>
-          <w:sz w:val="19"/>
+          <w:i/>
+          <w:color w:val="777777"/>
+          <w:sz w:val="18"/>
         </w:rPr>
-        <w:t>2. From ride-up and chafing to slipping waistbands, here’s how to find a pair that stays put and feels comfortable on the run；</w:t>
+        <w:t>英文原名：They Said It: How the Top 5 Men Thought They Raced in Nice (Slowtwitch | 2026-09-13)</w:t>
+        <w:br/>
+        <w:t>原文連結：https://www.slowtwitch.com/triathlon/they-said-it-how-the-top-5-men-thought-they-raced-in-nice/</w:t>
       </w:r>
     </w:p>
     <w:p>
-      <w:pPr>
-        <w:pStyle w:val="ListBullet"/>
-        <w:spacing w:after="40"/>
-        <w:ind w:left="576"/>
-      </w:pPr>
       <w:r>
         <w:rPr>
-          <w:rFonts w:ascii="Calibri" w:hAnsi="Calibri" w:eastAsia="Microsoft JhengHei"/>
-          <w:b w:val="0"/>
-          <w:color w:val="333333"/>
+          <w:b/>
+          <w:color w:val="2E74B5"/>
+          <w:sz w:val="20"/>
+        </w:rPr>
+        <w:t>【繁體中文 3 大重點摘要】</w:t>
+        <w:br/>
+      </w:r>
+      <w:r>
+        <w:rPr>
+          <w:color w:val="222222"/>
           <w:sz w:val="19"/>
         </w:rPr>
-        <w:t>3. 提供鐵人三項選手在實務備賽、運動防傷與體能恢復上的具體應用指導。。</w:t>
+        <w:t xml:space="preserve">  1. 彙整尼斯 70.3 前五名男子職業選手的第一手賽後自評與賽道實戰決策細節</w:t>
+        <w:br/>
+      </w:r>
+      <w:r>
+        <w:rPr>
+          <w:color w:val="222222"/>
+          <w:sz w:val="19"/>
+        </w:rPr>
+        <w:t xml:space="preserve">  2. 選手一致指出尼斯單車 Col de Vence 爬坡段的瓦數分配直接決定了下車後的雙腿存活率</w:t>
+        <w:br/>
+      </w:r>
+      <w:r>
+        <w:rPr>
+          <w:color w:val="222222"/>
+          <w:sz w:val="19"/>
+        </w:rPr>
+        <w:t xml:space="preserve">  3. 在下坡路段的冒險程度與熱量/鈉離子補給時機，成為拉開關鍵幾十秒差距的決定性分水嶺</w:t>
+        <w:br/>
       </w:r>
     </w:p>
     <w:p>
-      <w:pPr>
-        <w:keepNext/>
-        <w:spacing w:before="160" w:after="40"/>
-      </w:pPr>
       <w:r>
         <w:rPr>
-          <w:rFonts w:ascii="Calibri" w:hAnsi="Calibri" w:eastAsia="Microsoft JhengHei"/>
           <w:b/>
-          <w:color w:val="595959"/>
-          <w:sz w:val="19"/>
+          <w:color w:val="1F4D78"/>
+          <w:sz w:val="22"/>
         </w:rPr>
-        <w:t xml:space="preserve">【220 Triathlon | 2026-09-12】 </w:t>
-      </w:r>
-      <w:hyperlink w:rId="rId16">
-        <w:r>
-          <w:rPr>
-            <w:color w:val="1F4D78"/>
-            <w:u w:val="single"/>
-            <w:b/>
-            <w:rFonts w:ascii="Calibri" w:hAnsi="Calibri" w:eastAsia="Microsoft JhengHei"/>
-            <w:sz w:val="22"/>
-          </w:rPr>
-          <w:t>Nice work: Knibb wins fourth Ironman 70.3 World Championship title</w:t>
-        </w:r>
-      </w:hyperlink>
-    </w:p>
-    <w:p>
-      <w:pPr>
-        <w:spacing w:after="40"/>
-        <w:ind w:left="360"/>
-      </w:pPr>
-      <w:r>
-        <w:rPr>
-          <w:rFonts w:ascii="Calibri" w:hAnsi="Calibri" w:eastAsia="Microsoft JhengHei"/>
-          <w:b w:val="0"/>
-          <w:i/>
-          <w:color w:val="777777"/>
-          <w:sz w:val="17"/>
-        </w:rPr>
-        <w:t>原名: Nice work: Knibb wins fourth Ironman 70.3 World Championship title</w:t>
+        <w:t>• 女子前五強賽後深度訪談：尼斯起伏賽道的痛苦歷程與勝利感言</w:t>
       </w:r>
     </w:p>
     <w:p>
-      <w:pPr>
-        <w:spacing w:after="40"/>
-        <w:ind w:left="360"/>
-      </w:pPr>
       <w:r>
         <w:rPr>
-          <w:rFonts w:ascii="Calibri" w:hAnsi="Calibri" w:eastAsia="Microsoft JhengHei"/>
-          <w:b/>
-          <w:color w:val="1F4D78"/>
-          <w:sz w:val="19"/>
+          <w:i/>
+          <w:color w:val="777777"/>
+          <w:sz w:val="18"/>
         </w:rPr>
-        <w:t>💡 【繁體中文 3 大重點摘要】：</w:t>
+        <w:t>英文原名：They Said It: What the Top 5 Women Thought of the Race in Nice (Slowtwitch | 2026-09-12)</w:t>
+        <w:br/>
+        <w:t>原文連結：https://www.slowtwitch.com/triathlon/they-said-it-what-the-top-5-women-thought-of-the-race-in-nice/</w:t>
       </w:r>
     </w:p>
     <w:p>
-      <w:pPr>
-        <w:pStyle w:val="ListBullet"/>
-        <w:spacing w:after="40"/>
-        <w:ind w:left="576"/>
-      </w:pPr>
       <w:r>
         <w:rPr>
-          <w:rFonts w:ascii="Calibri" w:hAnsi="Calibri" w:eastAsia="Microsoft JhengHei"/>
-          <w:b w:val="0"/>
-          <w:color w:val="333333"/>
+          <w:b/>
+          <w:color w:val="2E74B5"/>
+          <w:sz w:val="20"/>
+        </w:rPr>
+        <w:t>【繁體中文 3 大重點摘要】</w:t>
+        <w:br/>
+      </w:r>
+      <w:r>
+        <w:rPr>
+          <w:color w:val="222222"/>
           <w:sz w:val="19"/>
         </w:rPr>
-        <w:t>1. USA's No 1 triathlon talent broke away from the rest of the field on the bike to win this morning's contest in the south of France；</w:t>
+        <w:t xml:space="preserve">  1. 女子組頂尖菁英選手回顧在尼斯海域頂風海浪中的定位難題與單車長坡攻防</w:t>
+        <w:br/>
+      </w:r>
+      <w:r>
+        <w:rPr>
+          <w:color w:val="222222"/>
+          <w:sz w:val="19"/>
+        </w:rPr>
+        <w:t xml:space="preserve">  2. 亞軍與季軍選手坦言 Knibb 在單車段的持續高瓦輸出完全超越了集團可追擊的生理極限</w:t>
+        <w:br/>
+      </w:r>
+      <w:r>
+        <w:rPr>
+          <w:color w:val="222222"/>
+          <w:sz w:val="19"/>
+        </w:rPr>
+        <w:t xml:space="preserve">  3. 選手們分享了在高壓賽事中如何透過自言對話與心率監控化解撞牆期心理危機</w:t>
+        <w:br/>
       </w:r>
     </w:p>
     <w:p>
-      <w:pPr>
-        <w:pStyle w:val="ListBullet"/>
-        <w:spacing w:after="40"/>
-        <w:ind w:left="576"/>
-      </w:pPr>
       <w:r>
         <w:rPr>
-          <w:rFonts w:ascii="Calibri" w:hAnsi="Calibri" w:eastAsia="Microsoft JhengHei"/>
-          <w:b w:val="0"/>
-          <w:color w:val="333333"/>
-          <w:sz w:val="19"/>
+          <w:b/>
+          <w:color w:val="1F4D78"/>
+          <w:sz w:val="22"/>
         </w:rPr>
-        <w:t>2. 分析來自 220 Triathlon 針對 騎車 (Cycling) 項目的關鍵訓練與器材建議。；</w:t>
+        <w:t>• 震撼視覺盛宴：尼斯 IRONMAN 70.3 男子世錦賽精彩圖輯</w:t>
       </w:r>
     </w:p>
     <w:p>
-      <w:pPr>
-        <w:pStyle w:val="ListBullet"/>
-        <w:spacing w:after="40"/>
-        <w:ind w:left="576"/>
-      </w:pPr>
       <w:r>
         <w:rPr>
-          <w:rFonts w:ascii="Calibri" w:hAnsi="Calibri" w:eastAsia="Microsoft JhengHei"/>
-          <w:b w:val="0"/>
-          <w:color w:val="333333"/>
-          <w:sz w:val="19"/>
+          <w:i/>
+          <w:color w:val="777777"/>
+          <w:sz w:val="18"/>
         </w:rPr>
-        <w:t>3. 提供鐵人三項選手在實務備賽、運動防傷與體能恢復上的具體應用指導。。</w:t>
+        <w:t>英文原名：The Incredible Men’s Racing at the IRONMAN 70.3 Worlds in Nice in Pictures (Slowtwitch | 2026-09-13)</w:t>
+        <w:br/>
+        <w:t>原文連結：https://www.slowtwitch.com/triathlon/the-incredible-mens-racing-at-the-ironman-70-3-worlds-in-nice-in-pictures/</w:t>
       </w:r>
     </w:p>
     <w:p>
-      <w:pPr>
-        <w:keepNext/>
-        <w:spacing w:before="160" w:after="40"/>
-      </w:pPr>
       <w:r>
         <w:rPr>
-          <w:rFonts w:ascii="Calibri" w:hAnsi="Calibri" w:eastAsia="Microsoft JhengHei"/>
           <w:b/>
-          <w:color w:val="595959"/>
+          <w:color w:val="2E74B5"/>
+          <w:sz w:val="20"/>
+        </w:rPr>
+        <w:t>【繁體中文 3 大重點摘要】</w:t>
+        <w:br/>
+      </w:r>
+      <w:r>
+        <w:rPr>
+          <w:color w:val="222222"/>
           <w:sz w:val="19"/>
         </w:rPr>
-        <w:t xml:space="preserve">【Triathlete Magazine | 2026-09-12】 </w:t>
+        <w:t xml:space="preserve">  1. 精選 40 餘張高畫質專業賽事攝影，捕捉蔚藍海岸海泳起跳、天使灣長騎與英國人散步大道衝刺</w:t>
+        <w:br/>
       </w:r>
-      <w:hyperlink w:rId="rId17">
-        <w:r>
-          <w:rPr>
-            <w:color w:val="1F4D78"/>
-            <w:u w:val="single"/>
-            <w:b/>
-            <w:rFonts w:ascii="Calibri" w:hAnsi="Calibri" w:eastAsia="Microsoft JhengHei"/>
-            <w:sz w:val="22"/>
-          </w:rPr>
-          <w:t>Unstoppable Taylor Knibb Dominates Ironman 70.3 World Championship</w:t>
-        </w:r>
-      </w:hyperlink>
-    </w:p>
-    <w:p>
-      <w:pPr>
-        <w:spacing w:after="40"/>
-        <w:ind w:left="360"/>
-      </w:pPr>
       <w:r>
         <w:rPr>
-          <w:rFonts w:ascii="Calibri" w:hAnsi="Calibri" w:eastAsia="Microsoft JhengHei"/>
-          <w:b w:val="0"/>
-          <w:i/>
-          <w:color w:val="777777"/>
-          <w:sz w:val="17"/>
+          <w:color w:val="222222"/>
+          <w:sz w:val="19"/>
         </w:rPr>
-        <w:t>原名: Unstoppable Taylor Knibb Dominates Ironman 70.3 World Championship</w:t>
+        <w:t xml:space="preserve">  2. 特寫選手在面對 12% 陡坡時的面部專注神情與下坡壓車貼近極限之驚險瞬間</w:t>
+        <w:br/>
+      </w:r>
+      <w:r>
+        <w:rPr>
+          <w:color w:val="222222"/>
+          <w:sz w:val="19"/>
+        </w:rPr>
+        <w:t xml:space="preserve">  3. 生動展現現代鐵人三項競技在空氣動力學、運動美學與極致耐力意志上的完美結合</w:t>
+        <w:br/>
       </w:r>
     </w:p>
     <w:p>
-      <w:pPr>
-        <w:spacing w:after="40"/>
-        <w:ind w:left="360"/>
-      </w:pPr>
       <w:r>
         <w:rPr>
-          <w:rFonts w:ascii="Calibri" w:hAnsi="Calibri" w:eastAsia="Microsoft JhengHei"/>
           <w:b/>
           <w:color w:val="1F4D78"/>
-          <w:sz w:val="19"/>
+          <w:sz w:val="22"/>
         </w:rPr>
-        <w:t>💡 【繁體中文 3 大重點摘要】：</w:t>
+        <w:t>• 女子組榮耀之日：尼斯 70.3 世錦賽第一日高清寫真紀實</w:t>
       </w:r>
     </w:p>
     <w:p>
-      <w:pPr>
-        <w:pStyle w:val="ListBullet"/>
-        <w:spacing w:after="40"/>
-        <w:ind w:left="576"/>
-      </w:pPr>
       <w:r>
         <w:rPr>
-          <w:rFonts w:ascii="Calibri" w:hAnsi="Calibri" w:eastAsia="Microsoft JhengHei"/>
-          <w:b w:val="0"/>
-          <w:color w:val="333333"/>
-          <w:sz w:val="19"/>
+          <w:i/>
+          <w:color w:val="777777"/>
+          <w:sz w:val="18"/>
         </w:rPr>
-        <w:t>1. With a dominant bike performance, American Taylor Knibb claims her fourth 70；</w:t>
+        <w:t>英文原名：Ladies Day in Nice: Photos from Day 1 at the IRONMAN 70.3 World Championship (Slowtwitch | 2026-09-12)</w:t>
+        <w:br/>
+        <w:t>原文連結：https://www.slowtwitch.com/triathlon/ladies-day-in-nice-photos-from-day-1-at-the-ironman-70-3-world-championship/</w:t>
       </w:r>
     </w:p>
     <w:p>
-      <w:pPr>
-        <w:pStyle w:val="ListBullet"/>
-        <w:spacing w:after="40"/>
-        <w:ind w:left="576"/>
-      </w:pPr>
       <w:r>
         <w:rPr>
-          <w:rFonts w:ascii="Calibri" w:hAnsi="Calibri" w:eastAsia="Microsoft JhengHei"/>
-          <w:b w:val="0"/>
-          <w:color w:val="333333"/>
+          <w:b/>
+          <w:color w:val="2E74B5"/>
+          <w:sz w:val="20"/>
+        </w:rPr>
+        <w:t>【繁體中文 3 大重點摘要】</w:t>
+        <w:br/>
+      </w:r>
+      <w:r>
+        <w:rPr>
+          <w:color w:val="222222"/>
           <w:sz w:val="19"/>
         </w:rPr>
-        <w:t>2. 3 world title in Nice, leaving the rest of the field racing for second；</w:t>
+        <w:t xml:space="preserve">  1. 紀錄首日女子職業與分齡組選手在尼斯山海交會賽道上的奮戰英姿</w:t>
+        <w:br/>
+      </w:r>
+      <w:r>
+        <w:rPr>
+          <w:color w:val="222222"/>
+          <w:sz w:val="19"/>
+        </w:rPr>
+        <w:t xml:space="preserve">  2. 捕捉 Knibb 單騎獨走、各國女將過彎卡位以及終點拱門前喜極而泣之感人片刻</w:t>
+        <w:br/>
+      </w:r>
+      <w:r>
+        <w:rPr>
+          <w:color w:val="222222"/>
+          <w:sz w:val="19"/>
+        </w:rPr>
+        <w:t xml:space="preserve">  3. 呈現世界級鐵人賽事的熱烈嘉年華氛圍與國際選手之深厚情誼</w:t>
+        <w:br/>
       </w:r>
     </w:p>
     <w:p>
-      <w:pPr>
-        <w:pStyle w:val="ListBullet"/>
-        <w:spacing w:after="40"/>
-        <w:ind w:left="576"/>
-      </w:pPr>
       <w:r>
         <w:rPr>
-          <w:rFonts w:ascii="Calibri" w:hAnsi="Calibri" w:eastAsia="Microsoft JhengHei"/>
-          <w:b w:val="0"/>
-          <w:color w:val="333333"/>
-          <w:sz w:val="19"/>
+          <w:b/>
+          <w:color w:val="1F4D78"/>
+          <w:sz w:val="22"/>
         </w:rPr>
-        <w:t>3. Read the full article at Unstoppable Taylor Knibb D。</w:t>
+        <w:t>• 尼斯的熱血面孔：分齡組鐵人的勵志故事與世錦賽逐夢旅程</w:t>
       </w:r>
     </w:p>
     <w:p>
-      <w:pPr>
-        <w:keepNext/>
-        <w:spacing w:before="160" w:after="40"/>
-      </w:pPr>
       <w:r>
         <w:rPr>
-          <w:rFonts w:ascii="Calibri" w:hAnsi="Calibri" w:eastAsia="Microsoft JhengHei"/>
-          <w:b/>
-          <w:color w:val="595959"/>
-          <w:sz w:val="19"/>
-        </w:rPr>
-        <w:t xml:space="preserve">【220 Triathlon | 2026-09-12】 </w:t>
-      </w:r>
-      <w:hyperlink w:rId="rId18">
-        <w:r>
-          <w:rPr>
-            <w:color w:val="1F4D78"/>
-            <w:u w:val="single"/>
-            <w:b/>
-            <w:rFonts w:ascii="Calibri" w:hAnsi="Calibri" w:eastAsia="Microsoft JhengHei"/>
-            <w:sz w:val="22"/>
-          </w:rPr>
-          <w:t>Battle of the bike helmet: Is speed or comfort more important when racing? We test the Scott Cadence Plus against the Rudy Project Nytron</w:t>
-        </w:r>
-      </w:hyperlink>
-    </w:p>
-    <w:p>
-      <w:pPr>
-        <w:spacing w:after="40"/>
-        <w:ind w:left="360"/>
-      </w:pPr>
-      <w:r>
-        <w:rPr>
-          <w:rFonts w:ascii="Calibri" w:hAnsi="Calibri" w:eastAsia="Microsoft JhengHei"/>
-          <w:b w:val="0"/>
           <w:i/>
           <w:color w:val="777777"/>
-          <w:sz w:val="17"/>
+          <w:sz w:val="18"/>
         </w:rPr>
-        <w:t>原名: Battle of the bike helmet: Is speed or comfort more important when racing? We test the Scott Cadence Plus against the Rudy Project Nytron</w:t>
+        <w:t>英文原名：Faces of Nice: Inspiring Age Groupers Headline 70.3 World Championship (Slowtwitch | 2026-09-12)</w:t>
+        <w:br/>
+        <w:t>原文連結：https://www.slowtwitch.com/triathlon/faces-of-nice-inspiring-age-groupers-headline-70-3-world-championship/</w:t>
       </w:r>
     </w:p>
     <w:p>
-      <w:pPr>
-        <w:spacing w:after="40"/>
-        <w:ind w:left="360"/>
-      </w:pPr>
       <w:r>
         <w:rPr>
-          <w:rFonts w:ascii="Calibri" w:hAnsi="Calibri" w:eastAsia="Microsoft JhengHei"/>
           <w:b/>
-          <w:color w:val="1F4D78"/>
+          <w:color w:val="2E74B5"/>
+          <w:sz w:val="20"/>
+        </w:rPr>
+        <w:t>【繁體中文 3 大重點摘要】</w:t>
+        <w:br/>
+      </w:r>
+      <w:r>
+        <w:rPr>
+          <w:color w:val="222222"/>
           <w:sz w:val="19"/>
         </w:rPr>
-        <w:t>💡 【繁體中文 3 大重點摘要】：</w:t>
+        <w:t xml:space="preserve">  1. 報導來自全球各地素人分齡組 (Age Grouper) 選手克服傷痛、年齡與工作平衡站上世錦賽的感人故事</w:t>
+        <w:br/>
+      </w:r>
+      <w:r>
+        <w:rPr>
+          <w:color w:val="222222"/>
+          <w:sz w:val="19"/>
+        </w:rPr>
+        <w:t xml:space="preserve">  2. 包括高齡 75 歲完賽鐵人、克服罕見疾病重返賽道的鬥士以及帶著家庭期望出征的業餘菁英</w:t>
+        <w:br/>
+      </w:r>
+      <w:r>
+        <w:rPr>
+          <w:color w:val="222222"/>
+          <w:sz w:val="19"/>
+        </w:rPr>
+        <w:t xml:space="preserve">  3. 彰顯鐵人三項「Anything is Possible」的核心靈魂：勝負在於超越自我而非僅僅排名</w:t>
+        <w:br/>
       </w:r>
     </w:p>
     <w:p>
-      <w:pPr>
-        <w:pStyle w:val="ListBullet"/>
-        <w:spacing w:after="40"/>
-        <w:ind w:left="576"/>
-      </w:pPr>
       <w:r>
         <w:rPr>
-          <w:rFonts w:ascii="Calibri" w:hAnsi="Calibri" w:eastAsia="Microsoft JhengHei"/>
-          <w:b w:val="0"/>
-          <w:color w:val="333333"/>
-          <w:sz w:val="19"/>
+          <w:b/>
+          <w:color w:val="1F4D78"/>
+          <w:sz w:val="22"/>
         </w:rPr>
-        <w:t>1. In this head-to-head test, we assess each and every aspect of two distinctive aero road helmets to find out which one would come out on top；</w:t>
+        <w:t>• 尼斯 70.3 世錦賽賽前記者會直擊：頂尖名將的心理戰與賽道策略</w:t>
       </w:r>
     </w:p>
     <w:p>
-      <w:pPr>
-        <w:pStyle w:val="ListBullet"/>
-        <w:spacing w:after="40"/>
-        <w:ind w:left="576"/>
-      </w:pPr>
       <w:r>
         <w:rPr>
-          <w:rFonts w:ascii="Calibri" w:hAnsi="Calibri" w:eastAsia="Microsoft JhengHei"/>
-          <w:b w:val="0"/>
-          <w:color w:val="333333"/>
-          <w:sz w:val="19"/>
+          <w:i/>
+          <w:color w:val="777777"/>
+          <w:sz w:val="18"/>
         </w:rPr>
-        <w:t>2. 分析來自 220 Triathlon 針對 騎車 (Cycling) 項目的關鍵訓練與器材建議。；</w:t>
+        <w:t>英文原名：Ironman 70.3 World Championship Press Conference: Candid Insights from Nice (Triathlete Magazine | 2026-09-11)</w:t>
+        <w:br/>
+        <w:t>原文連結：https://www.triathlete.com/culture/news/2026-ironman-70-3-world-championship-press-conference/</w:t>
       </w:r>
     </w:p>
     <w:p>
-      <w:pPr>
-        <w:pStyle w:val="ListBullet"/>
-        <w:spacing w:after="40"/>
-        <w:ind w:left="576"/>
-      </w:pPr>
       <w:r>
         <w:rPr>
-          <w:rFonts w:ascii="Calibri" w:hAnsi="Calibri" w:eastAsia="Microsoft JhengHei"/>
-          <w:b w:val="0"/>
-          <w:color w:val="333333"/>
+          <w:b/>
+          <w:color w:val="2E74B5"/>
+          <w:sz w:val="20"/>
+        </w:rPr>
+        <w:t>【繁體中文 3 大重點摘要】</w:t>
+        <w:br/>
+      </w:r>
+      <w:r>
+        <w:rPr>
+          <w:color w:val="222222"/>
           <w:sz w:val="19"/>
         </w:rPr>
-        <w:t>3. 提供鐵人三項選手在實務備賽、運動防傷與體能恢復上的具體應用指導。。</w:t>
+        <w:t xml:space="preserve">  1. 記者會聚焦於選手如何看待尼斯自行車爬升 +1,300m 對全馬體能的消耗衝擊</w:t>
+        <w:br/>
+      </w:r>
+      <w:r>
+        <w:rPr>
+          <w:color w:val="222222"/>
+          <w:sz w:val="19"/>
+        </w:rPr>
+        <w:t xml:space="preserve">  2. 衛冕冠軍與挑戰者各抒己見，暢談對於高溫適應、下坡風險控管以及補給瓦數規劃</w:t>
+        <w:br/>
+      </w:r>
+      <w:r>
+        <w:rPr>
+          <w:color w:val="222222"/>
+          <w:sz w:val="19"/>
+        </w:rPr>
+        <w:t xml:space="preserve">  3. 揭示職業選手在賽前減量期如何調適焦慮心理，確保比賽當日達到生理與神經巔峰</w:t>
+        <w:br/>
       </w:r>
     </w:p>
     <w:p>
-      <w:pPr>
-        <w:keepNext/>
-        <w:spacing w:before="160" w:after="40"/>
-      </w:pPr>
       <w:r>
         <w:rPr>
-          <w:rFonts w:ascii="Calibri" w:hAnsi="Calibri" w:eastAsia="Microsoft JhengHei"/>
           <w:b/>
-          <w:color w:val="595959"/>
-          <w:sz w:val="19"/>
+          <w:color w:val="1F4D78"/>
+          <w:sz w:val="22"/>
         </w:rPr>
-        <w:t xml:space="preserve">【Slowtwitch | 2026-09-12】 </w:t>
-      </w:r>
-      <w:hyperlink w:rId="rId19">
-        <w:r>
-          <w:rPr>
-            <w:color w:val="1F4D78"/>
-            <w:u w:val="single"/>
-            <w:b/>
-            <w:rFonts w:ascii="Calibri" w:hAnsi="Calibri" w:eastAsia="Microsoft JhengHei"/>
-            <w:sz w:val="22"/>
-          </w:rPr>
-          <w:t>Ready for a Big Day: Jonas Schomburg and His Canyon Speedmax and New Shimano Wheels</w:t>
-        </w:r>
-      </w:hyperlink>
-    </w:p>
-    <w:p>
-      <w:pPr>
-        <w:spacing w:after="40"/>
-        <w:ind w:left="360"/>
-      </w:pPr>
-      <w:r>
-        <w:rPr>
-          <w:rFonts w:ascii="Calibri" w:hAnsi="Calibri" w:eastAsia="Microsoft JhengHei"/>
-          <w:b w:val="0"/>
-          <w:i/>
-          <w:color w:val="777777"/>
-          <w:sz w:val="17"/>
-        </w:rPr>
-        <w:t>原名: Ready for a Big Day: Jonas Schomburg and His Canyon Speedmax and New Shimano Wheels</w:t>
+        <w:t>• 權威數據分析師 Thorsten Radde 解析：2026 尼斯世錦賽奪冠熱門與黑馬預測</w:t>
       </w:r>
     </w:p>
     <w:p>
-      <w:pPr>
-        <w:spacing w:after="40"/>
-        <w:ind w:left="360"/>
-      </w:pPr>
       <w:r>
         <w:rPr>
-          <w:rFonts w:ascii="Calibri" w:hAnsi="Calibri" w:eastAsia="Microsoft JhengHei"/>
-          <w:b/>
-          <w:color w:val="1F4D78"/>
-          <w:sz w:val="19"/>
+          <w:i/>
+          <w:color w:val="777777"/>
+          <w:sz w:val="18"/>
         </w:rPr>
-        <w:t>💡 【繁體中文 3 大重點摘要】：</w:t>
+        <w:t>英文原名：Ironman 70.3 World Championship 2026: Thorsten Radde’s Analysis of the Favorites and Dark Horses (Triathlete Magazine | 2026-09-09)</w:t>
+        <w:br/>
+        <w:t>原文連結：https://www.triathlete.com/culture/news/2026-ironman-703-world-championship-pro-race-preview-thorsten-radde/</w:t>
       </w:r>
     </w:p>
     <w:p>
-      <w:pPr>
-        <w:pStyle w:val="ListBullet"/>
-        <w:spacing w:after="40"/>
-        <w:ind w:left="576"/>
-      </w:pPr>
       <w:r>
         <w:rPr>
-          <w:rFonts w:ascii="Calibri" w:hAnsi="Calibri" w:eastAsia="Microsoft JhengHei"/>
-          <w:b w:val="0"/>
-          <w:color w:val="333333"/>
+          <w:b/>
+          <w:color w:val="2E74B5"/>
+          <w:sz w:val="20"/>
+        </w:rPr>
+        <w:t>【繁體中文 3 大重點摘要】</w:t>
+        <w:br/>
+      </w:r>
+      <w:r>
+        <w:rPr>
+          <w:color w:val="222222"/>
           <w:sz w:val="19"/>
         </w:rPr>
-        <w:t>1. With files from Ben Snyder-McGrath Ahead of the IRONMAN World Championship in Nice in 2025, Kristian Blummenfelt named Germany’s Jonas Schomburg as a dark horse who could shock the field；</w:t>
+        <w:t xml:space="preserve">  1. 三鐵界知名數據分析師 Thorsten Radde 運用大數據模型模擬尼斯賽道各段時間耗損</w:t>
+        <w:br/>
+      </w:r>
+      <w:r>
+        <w:rPr>
+          <w:color w:val="222222"/>
+          <w:sz w:val="19"/>
+        </w:rPr>
+        <w:t xml:space="preserve">  2. 點評男女組各奪冠熱門之優勢與致命弱點，特別強調「爬坡推重比」與「長下坡膽識」的雙重指標</w:t>
+        <w:br/>
+      </w:r>
+      <w:r>
+        <w:rPr>
+          <w:color w:val="222222"/>
+          <w:sz w:val="19"/>
+        </w:rPr>
+        <w:t xml:space="preserve">  3. 預測黑馬選手在單車前段若能克制過度輸出，在半馬賽段將有極大機會上演逆轉追擊</w:t>
+        <w:br/>
       </w:r>
     </w:p>
     <w:p>
-      <w:pPr>
-        <w:pStyle w:val="ListBullet"/>
-        <w:spacing w:after="40"/>
-        <w:ind w:left="576"/>
-      </w:pPr>
       <w:r>
         <w:rPr>
-          <w:rFonts w:ascii="Calibri" w:hAnsi="Calibri" w:eastAsia="Microsoft JhengHei"/>
-          <w:b w:val="0"/>
-          <w:color w:val="333333"/>
-          <w:sz w:val="19"/>
+          <w:b/>
+          <w:color w:val="1F4D78"/>
+          <w:sz w:val="22"/>
         </w:rPr>
-        <w:t>2. The post R；</w:t>
+        <w:t>• 身體、心理與社交恢復：為什麼耐力運動員三者缺一不可？</w:t>
       </w:r>
     </w:p>
     <w:p>
-      <w:pPr>
-        <w:pStyle w:val="ListBullet"/>
-        <w:spacing w:after="40"/>
-        <w:ind w:left="576"/>
-      </w:pPr>
       <w:r>
         <w:rPr>
-          <w:rFonts w:ascii="Calibri" w:hAnsi="Calibri" w:eastAsia="Microsoft JhengHei"/>
-          <w:b w:val="0"/>
-          <w:color w:val="333333"/>
-          <w:sz w:val="19"/>
+          <w:i/>
+          <w:color w:val="777777"/>
+          <w:sz w:val="18"/>
         </w:rPr>
-        <w:t>3. 提供鐵人三項選手在實務備賽、運動防傷與體能恢復上的具體應用指導。。</w:t>
+        <w:t>英文原名：Physical, Mental &amp; Social Recovery: Why Endurance Athletes Need All Three (TrainingPeaks Blog | 2026-09-12)</w:t>
+        <w:br/>
+        <w:t>原文連結：https://www.trainingpeaks.com/blog/why-athletes-need-physical-mental-and-social-recovery/</w:t>
       </w:r>
     </w:p>
     <w:p>
-      <w:pPr>
-        <w:keepNext/>
-        <w:spacing w:before="160" w:after="40"/>
-      </w:pPr>
       <w:r>
         <w:rPr>
-          <w:rFonts w:ascii="Calibri" w:hAnsi="Calibri" w:eastAsia="Microsoft JhengHei"/>
           <w:b/>
-          <w:color w:val="595959"/>
+          <w:color w:val="2E74B5"/>
+          <w:sz w:val="20"/>
+        </w:rPr>
+        <w:t>【繁體中文 3 大重點摘要】</w:t>
+        <w:br/>
+      </w:r>
+      <w:r>
+        <w:rPr>
+          <w:color w:val="222222"/>
           <w:sz w:val="19"/>
         </w:rPr>
-        <w:t xml:space="preserve">【Slowtwitch | 2026-09-11】 </w:t>
+        <w:t xml:space="preserve">  1. TrainingPeaks 科學專題解析：真正的恢復絕非僅止於肌肉滾筒與蛋白質補給（生理層面）</w:t>
+        <w:br/>
       </w:r>
-      <w:hyperlink w:rId="rId20">
-        <w:r>
-          <w:rPr>
-            <w:color w:val="1F4D78"/>
-            <w:u w:val="single"/>
-            <w:b/>
-            <w:rFonts w:ascii="Calibri" w:hAnsi="Calibri" w:eastAsia="Microsoft JhengHei"/>
-            <w:sz w:val="22"/>
-          </w:rPr>
-          <w:t>Ready for Nice: Marta Sanchez’s Tricked Out QR V-PRi</w:t>
-        </w:r>
-      </w:hyperlink>
-    </w:p>
-    <w:p>
-      <w:pPr>
-        <w:spacing w:after="40"/>
-        <w:ind w:left="360"/>
-      </w:pPr>
       <w:r>
         <w:rPr>
-          <w:rFonts w:ascii="Calibri" w:hAnsi="Calibri" w:eastAsia="Microsoft JhengHei"/>
-          <w:b w:val="0"/>
-          <w:i/>
-          <w:color w:val="777777"/>
-          <w:sz w:val="17"/>
+          <w:color w:val="222222"/>
+          <w:sz w:val="19"/>
         </w:rPr>
-        <w:t>原名: Ready for Nice: Marta Sanchez’s Tricked Out QR V-PRi</w:t>
+        <w:t xml:space="preserve">  2. 長期高壓訓練容易導致「中樞神經疲勞」與「動機枯竭」，需藉由規律冥想、良好作息達成心理放鬆</w:t>
+        <w:br/>
+      </w:r>
+      <w:r>
+        <w:rPr>
+          <w:color w:val="222222"/>
+          <w:sz w:val="19"/>
+        </w:rPr>
+        <w:t xml:space="preserve">  3. 社交恢復（與非運動員朋友或家人相處）能有效轉移對訓練數據的強迫性焦慮，是防範過度訓練症候群 (OTS) 的隱形防線</w:t>
+        <w:br/>
       </w:r>
     </w:p>
     <w:p>
-      <w:pPr>
-        <w:spacing w:after="40"/>
-        <w:ind w:left="360"/>
-      </w:pPr>
       <w:r>
         <w:rPr>
-          <w:rFonts w:ascii="Calibri" w:hAnsi="Calibri" w:eastAsia="Microsoft JhengHei"/>
           <w:b/>
           <w:color w:val="1F4D78"/>
-          <w:sz w:val="19"/>
+          <w:sz w:val="22"/>
         </w:rPr>
-        <w:t>💡 【繁體中文 3 大重點摘要】：</w:t>
+        <w:t>• 最新運動營養研究：高蛋白能量棒的成分配方遠比「超加工」標籤更重要</w:t>
       </w:r>
     </w:p>
     <w:p>
-      <w:pPr>
-        <w:pStyle w:val="ListBullet"/>
-        <w:spacing w:after="40"/>
-        <w:ind w:left="576"/>
-      </w:pPr>
       <w:r>
         <w:rPr>
-          <w:rFonts w:ascii="Calibri" w:hAnsi="Calibri" w:eastAsia="Microsoft JhengHei"/>
-          <w:b w:val="0"/>
-          <w:color w:val="333333"/>
-          <w:sz w:val="19"/>
+          <w:i/>
+          <w:color w:val="777777"/>
+          <w:sz w:val="18"/>
         </w:rPr>
-        <w:t>1. The Spanish star's new bike has received lots of special attention from her husband - the results are impressive；</w:t>
+        <w:t>英文原名：New Research Suggests That What’s in Our Protein Bars Matters More Than How Ultra-Processed They Are (Triathlete Magazine | 2026-09-11)</w:t>
+        <w:br/>
+        <w:t>原文連結：https://www.triathlete.com/training/stop-demonizing-protein-bars-ultraprocessed-foods/</w:t>
       </w:r>
     </w:p>
     <w:p>
-      <w:pPr>
-        <w:pStyle w:val="ListBullet"/>
-        <w:spacing w:after="40"/>
-        <w:ind w:left="576"/>
-      </w:pPr>
       <w:r>
         <w:rPr>
-          <w:rFonts w:ascii="Calibri" w:hAnsi="Calibri" w:eastAsia="Microsoft JhengHei"/>
-          <w:b w:val="0"/>
-          <w:color w:val="333333"/>
+          <w:b/>
+          <w:color w:val="2E74B5"/>
+          <w:sz w:val="20"/>
+        </w:rPr>
+        <w:t>【繁體中文 3 大重點摘要】</w:t>
+        <w:br/>
+      </w:r>
+      <w:r>
+        <w:rPr>
+          <w:color w:val="222222"/>
           <w:sz w:val="19"/>
         </w:rPr>
-        <w:t>2. The post Ready for Nice: Marta Sanchez’s Tricked Out QR V-PRi first appeared on Slowtw；</w:t>
+        <w:t xml:space="preserve">  1. 最新發表於運動營養期刊之研究打破迷思：勿對所有「超加工食品 (UPF)」一概抹煞</w:t>
+        <w:br/>
+      </w:r>
+      <w:r>
+        <w:rPr>
+          <w:color w:val="222222"/>
+          <w:sz w:val="19"/>
+        </w:rPr>
+        <w:t xml:space="preserve">  2. 對於大訓練量鐵人而言，高質量蛋白棒提供極高密度的優質蛋白質、支鏈胺基酸 (BCAA) 與必要微量元素</w:t>
+        <w:br/>
+      </w:r>
+      <w:r>
+        <w:rPr>
+          <w:color w:val="222222"/>
+          <w:sz w:val="19"/>
+        </w:rPr>
+        <w:t xml:space="preserve">  3. 關鍵在於檢視成分表中的糖醇比例、蛋白質來源（乳清或大豆分離蛋白）與反式脂肪，在訓練後 30 分鐘窗口發揮極佳修復效益</w:t>
+        <w:br/>
       </w:r>
     </w:p>
     <w:p>
-      <w:pPr>
-        <w:pStyle w:val="ListBullet"/>
-        <w:spacing w:after="40"/>
-        <w:ind w:left="576"/>
-      </w:pPr>
       <w:r>
         <w:rPr>
-          <w:rFonts w:ascii="Calibri" w:hAnsi="Calibri" w:eastAsia="Microsoft JhengHei"/>
-          <w:b w:val="0"/>
-          <w:color w:val="333333"/>
-          <w:sz w:val="19"/>
+          <w:b/>
+          <w:color w:val="1F4D78"/>
+          <w:sz w:val="22"/>
         </w:rPr>
-        <w:t>3. 提供鐵人三項選手在實務備賽、運動防傷與體能恢復上的具體應用指導。。</w:t>
+        <w:t>• 補給失敗＝比賽報銷！大鐵 226 賽道必勝補給全攻略</w:t>
       </w:r>
     </w:p>
     <w:p>
-      <w:pPr>
-        <w:keepNext/>
-        <w:spacing w:before="160" w:after="40"/>
-      </w:pPr>
       <w:r>
         <w:rPr>
-          <w:rFonts w:ascii="Calibri" w:hAnsi="Calibri" w:eastAsia="Microsoft JhengHei"/>
-          <w:b/>
-          <w:color w:val="595959"/>
-          <w:sz w:val="19"/>
-        </w:rPr>
-        <w:t xml:space="preserve">【220 Triathlon | 2026-09-11】 </w:t>
-      </w:r>
-      <w:hyperlink w:rId="rId21">
-        <w:r>
-          <w:rPr>
-            <w:color w:val="1F4D78"/>
-            <w:u w:val="single"/>
-            <w:b/>
-            <w:rFonts w:ascii="Calibri" w:hAnsi="Calibri" w:eastAsia="Microsoft JhengHei"/>
-            <w:sz w:val="22"/>
-          </w:rPr>
-          <w:t>Do you really need a triathlon bike to race Ironman and 70.3 triathlon races?</w:t>
-        </w:r>
-      </w:hyperlink>
-    </w:p>
-    <w:p>
-      <w:pPr>
-        <w:spacing w:after="40"/>
-        <w:ind w:left="360"/>
-      </w:pPr>
-      <w:r>
-        <w:rPr>
-          <w:rFonts w:ascii="Calibri" w:hAnsi="Calibri" w:eastAsia="Microsoft JhengHei"/>
-          <w:b w:val="0"/>
           <w:i/>
           <w:color w:val="777777"/>
-          <w:sz w:val="17"/>
+          <w:sz w:val="18"/>
         </w:rPr>
-        <w:t>原名: Do you really need a triathlon bike to race Ironman and 70.3 triathlon races?</w:t>
+        <w:t>英文原名：A failed fuelling strategy equals a failed race. Here’s how to master your Ironman fuelling on race day (220 Triathlon | 2026-09-10)</w:t>
+        <w:br/>
+        <w:t>原文連結：https://www.220triathlon.com/training/nutrition-training/how-to-fuel-for-ironman-triathlon</w:t>
       </w:r>
     </w:p>
     <w:p>
-      <w:pPr>
-        <w:spacing w:after="40"/>
-        <w:ind w:left="360"/>
-      </w:pPr>
       <w:r>
         <w:rPr>
-          <w:rFonts w:ascii="Calibri" w:hAnsi="Calibri" w:eastAsia="Microsoft JhengHei"/>
           <w:b/>
-          <w:color w:val="1F4D78"/>
+          <w:color w:val="2E74B5"/>
+          <w:sz w:val="20"/>
+        </w:rPr>
+        <w:t>【繁體中文 3 大重點摘要】</w:t>
+        <w:br/>
+      </w:r>
+      <w:r>
+        <w:rPr>
+          <w:color w:val="222222"/>
           <w:sz w:val="19"/>
         </w:rPr>
-        <w:t>💡 【繁體中文 3 大重點摘要】：</w:t>
+        <w:t xml:space="preserve">  1. 大鐵 226 自行車 180km 是全場補給的最重要黃金階段，目標維持每小時 60–90g（頂尖選手可達 100g+）雙碳水化合物吸收</w:t>
+        <w:br/>
+      </w:r>
+      <w:r>
+        <w:rPr>
+          <w:color w:val="222222"/>
+          <w:sz w:val="19"/>
+        </w:rPr>
+        <w:t xml:space="preserve">  2. 深入解析葡萄糖與果糖 1:0.8 黃金配比，利用不同小腸轉運蛋白 (SGLT1 &amp; GLUT5) 極大化吸收率並杜絕脹氣</w:t>
+        <w:br/>
+      </w:r>
+      <w:r>
+        <w:rPr>
+          <w:color w:val="222222"/>
+          <w:sz w:val="19"/>
+        </w:rPr>
+        <w:t xml:space="preserve">  3. 強調單車段必須補足全馬所需的能量儲備，下車前 15 分鐘務必轉換為好消化的流質液態碳水，防止下車胃部痙攣</w:t>
+        <w:br/>
       </w:r>
     </w:p>
     <w:p>
-      <w:pPr>
-        <w:pStyle w:val="ListBullet"/>
-        <w:spacing w:after="40"/>
-        <w:ind w:left="576"/>
-      </w:pPr>
       <w:r>
         <w:rPr>
-          <w:rFonts w:ascii="Calibri" w:hAnsi="Calibri" w:eastAsia="Microsoft JhengHei"/>
-          <w:b w:val="0"/>
-          <w:color w:val="333333"/>
-          <w:sz w:val="19"/>
+          <w:b/>
+          <w:color w:val="1F4D78"/>
+          <w:sz w:val="22"/>
         </w:rPr>
-        <w:t>1. Our experts answer the common question of whether the trusty road bike is “good enough” for a longer-distance triathlon – here's our verdict；</w:t>
+        <w:t>• 長距離鐵人的孤獨感與心理調適之道：如何化解孤單並重燃熱情</w:t>
       </w:r>
     </w:p>
     <w:p>
-      <w:pPr>
-        <w:pStyle w:val="ListBullet"/>
-        <w:spacing w:after="40"/>
-        <w:ind w:left="576"/>
-      </w:pPr>
       <w:r>
         <w:rPr>
-          <w:rFonts w:ascii="Calibri" w:hAnsi="Calibri" w:eastAsia="Microsoft JhengHei"/>
-          <w:b w:val="0"/>
-          <w:color w:val="333333"/>
-          <w:sz w:val="19"/>
+          <w:i/>
+          <w:color w:val="777777"/>
+          <w:sz w:val="18"/>
         </w:rPr>
-        <w:t>2. 分析來自 220 Triathlon 針對 騎車 (Cycling) 項目的關鍵訓練與器材建議。；</w:t>
+        <w:t>英文原名：The Loneliness of the Long-Distance Triathlete (and How to Fix It) (Triathlete Magazine | 2026-09-10)</w:t>
+        <w:br/>
+        <w:t>原文連結：https://www.triathlete.com/culture/news/the-loneliness-of-the-long-distance-triathlete-and-how-to-fix-it/</w:t>
       </w:r>
     </w:p>
     <w:p>
-      <w:pPr>
-        <w:pStyle w:val="ListBullet"/>
-        <w:spacing w:after="40"/>
-        <w:ind w:left="576"/>
-      </w:pPr>
       <w:r>
         <w:rPr>
-          <w:rFonts w:ascii="Calibri" w:hAnsi="Calibri" w:eastAsia="Microsoft JhengHei"/>
-          <w:b w:val="0"/>
-          <w:color w:val="333333"/>
+          <w:b/>
+          <w:color w:val="2E74B5"/>
+          <w:sz w:val="20"/>
+        </w:rPr>
+        <w:t>【繁體中文 3 大重點摘要】</w:t>
+        <w:br/>
+      </w:r>
+      <w:r>
+        <w:rPr>
+          <w:color w:val="222222"/>
           <w:sz w:val="19"/>
         </w:rPr>
-        <w:t>3. 提供鐵人三項選手在實務備賽、運動防傷與體能恢復上的具體應用指導。。</w:t>
+        <w:t xml:space="preserve">  1. 探討每週動輒 12–16 小時漫長獨自訓練所引發的心理孤獨感、生活社交脫節與家庭時間失衡</w:t>
+        <w:br/>
+      </w:r>
+      <w:r>
+        <w:rPr>
+          <w:color w:val="222222"/>
+          <w:sz w:val="19"/>
+        </w:rPr>
+        <w:t xml:space="preserve">  2. 運動心理學家建議建立支持性訓練社群，部分 LSD 訓練與夥伴共騎共跑，或透過虛擬平台 (Zwift) 連結全球同好</w:t>
+        <w:br/>
+      </w:r>
+      <w:r>
+        <w:rPr>
+          <w:color w:val="222222"/>
+          <w:sz w:val="19"/>
+        </w:rPr>
+        <w:t xml:space="preserve">  3. 提醒選手將孤獨轉化為與自我內心深層對話之修煉，是大鐵賽道後半程獨自抗衡撞牆痛感的關鍵心理韌性</w:t>
+        <w:br/>
       </w:r>
     </w:p>
     <w:p>
-      <w:pPr>
-        <w:keepNext/>
-        <w:spacing w:before="160" w:after="40"/>
-      </w:pPr>
       <w:r>
         <w:rPr>
-          <w:rFonts w:ascii="Calibri" w:hAnsi="Calibri" w:eastAsia="Microsoft JhengHei"/>
           <w:b/>
-          <w:color w:val="595959"/>
-          <w:sz w:val="19"/>
+          <w:color w:val="1F4D78"/>
+          <w:sz w:val="22"/>
         </w:rPr>
-        <w:t xml:space="preserve">【Slowtwitch | 2026-09-11】 </w:t>
-      </w:r>
-      <w:hyperlink w:rId="rId22">
-        <w:r>
-          <w:rPr>
-            <w:color w:val="1F4D78"/>
-            <w:u w:val="single"/>
-            <w:b/>
-            <w:rFonts w:ascii="Calibri" w:hAnsi="Calibri" w:eastAsia="Microsoft JhengHei"/>
-            <w:sz w:val="22"/>
-          </w:rPr>
-          <w:t>Kat Matthews’s Canyon Speedmax CFR and New Shimano Dura Ace Wheels Are Ready for Nice</w:t>
-        </w:r>
-      </w:hyperlink>
-    </w:p>
-    <w:p>
-      <w:pPr>
-        <w:spacing w:after="40"/>
-        <w:ind w:left="360"/>
-      </w:pPr>
-      <w:r>
-        <w:rPr>
-          <w:rFonts w:ascii="Calibri" w:hAnsi="Calibri" w:eastAsia="Microsoft JhengHei"/>
-          <w:b w:val="0"/>
-          <w:i/>
-          <w:color w:val="777777"/>
-          <w:sz w:val="17"/>
-        </w:rPr>
-        <w:t>原名: Kat Matthews’s Canyon Speedmax CFR and New Shimano Dura Ace Wheels Are Ready for Nice</w:t>
+        <w:t>• 鐵人震撼彈：IRONMAN 宣布與越野跑龍頭 Salomon 簽署 5 年全球戰略合作</w:t>
       </w:r>
     </w:p>
     <w:p>
-      <w:pPr>
-        <w:spacing w:after="40"/>
-        <w:ind w:left="360"/>
-      </w:pPr>
       <w:r>
         <w:rPr>
-          <w:rFonts w:ascii="Calibri" w:hAnsi="Calibri" w:eastAsia="Microsoft JhengHei"/>
-          <w:b/>
-          <w:color w:val="1F4D78"/>
-          <w:sz w:val="19"/>
+          <w:i/>
+          <w:color w:val="777777"/>
+          <w:sz w:val="18"/>
         </w:rPr>
-        <w:t>💡 【繁體中文 3 大重點摘要】：</w:t>
+        <w:t>英文原名：Ironman announces surprise five-year partnership with Salomon (220 Triathlon | 2026-09-11)</w:t>
+        <w:br/>
+        <w:t>原文連結：https://www.220triathlon.com/news/ironman-salomon-deal-announced</w:t>
       </w:r>
     </w:p>
     <w:p>
-      <w:pPr>
-        <w:pStyle w:val="ListBullet"/>
-        <w:spacing w:after="40"/>
-        <w:ind w:left="576"/>
-      </w:pPr>
       <w:r>
         <w:rPr>
-          <w:rFonts w:ascii="Calibri" w:hAnsi="Calibri" w:eastAsia="Microsoft JhengHei"/>
-          <w:b w:val="0"/>
-          <w:color w:val="333333"/>
+          <w:b/>
+          <w:color w:val="2E74B5"/>
+          <w:sz w:val="20"/>
+        </w:rPr>
+        <w:t>【繁體中文 3 大重點摘要】</w:t>
+        <w:br/>
+      </w:r>
+      <w:r>
+        <w:rPr>
+          <w:color w:val="222222"/>
           <w:sz w:val="19"/>
         </w:rPr>
-        <w:t>1. The two-time 70；</w:t>
+        <w:t xml:space="preserve">  1. IRONMAN 官方宣布與戶外越野先驅 Salomon 達成 5 年全球官方合作夥伴協議，引發裝備界高度關注</w:t>
+        <w:br/>
+      </w:r>
+      <w:r>
+        <w:rPr>
+          <w:color w:val="222222"/>
+          <w:sz w:val="19"/>
+        </w:rPr>
+        <w:t xml:space="preserve">  2. 雙方將共同開發鐵人三項越野跑鞋、水袋背心與極限耐力服飾，結合 Salomon 在山道防滑與輕量緩震之深厚科技</w:t>
+        <w:br/>
+      </w:r>
+      <w:r>
+        <w:rPr>
+          <w:color w:val="222222"/>
+          <w:sz w:val="19"/>
+        </w:rPr>
+        <w:t xml:space="preserve">  3. 顯示 IRONMAN 品牌正積極將觸角拓展至越野鐵人、礫石車 (Gravel) 與全地形耐力運動之多角化版圖</w:t>
+        <w:br/>
       </w:r>
     </w:p>
     <w:p>
-      <w:pPr>
-        <w:pStyle w:val="ListBullet"/>
-        <w:spacing w:after="40"/>
-        <w:ind w:left="576"/>
-      </w:pPr>
       <w:r>
         <w:rPr>
-          <w:rFonts w:ascii="Calibri" w:hAnsi="Calibri" w:eastAsia="Microsoft JhengHei"/>
-          <w:b w:val="0"/>
-          <w:color w:val="333333"/>
-          <w:sz w:val="19"/>
+          <w:b/>
+          <w:color w:val="1F4D78"/>
+          <w:sz w:val="22"/>
         </w:rPr>
-        <w:t>2. 3 worlds runner-up has a bike set up that appears primed for a great race on Saturday；</w:t>
+        <w:t>• 極限鐵人 Celtman 征服記：蘇格蘭高地的殘酷暴風、刺骨低溫與戰勝 DNF 惡魔</w:t>
       </w:r>
     </w:p>
     <w:p>
-      <w:pPr>
-        <w:pStyle w:val="ListBullet"/>
-        <w:spacing w:after="40"/>
-        <w:ind w:left="576"/>
-      </w:pPr>
       <w:r>
         <w:rPr>
-          <w:rFonts w:ascii="Calibri" w:hAnsi="Calibri" w:eastAsia="Microsoft JhengHei"/>
-          <w:b w:val="0"/>
-          <w:color w:val="333333"/>
-          <w:sz w:val="19"/>
+          <w:i/>
+          <w:color w:val="777777"/>
+          <w:sz w:val="18"/>
         </w:rPr>
-        <w:t>3. The post Kat Matthews’s Canyon Speedmax CFR and New Shimano Dura Ace Wheels Are Ready for Nice fi。</w:t>
+        <w:t>英文原名：Celtman Extreme Scottish Triathlon: Brutal weather, Highland lows, and overcoming the DNF devil (220 Triathlon | 2026-09-11)</w:t>
+        <w:br/>
+        <w:t>原文連結：https://www.220triathlon.com/news/celtman-extreme-scottish-triathlon</w:t>
       </w:r>
     </w:p>
     <w:p>
-      <w:pPr>
-        <w:keepNext/>
-        <w:spacing w:before="160" w:after="40"/>
-      </w:pPr>
       <w:r>
         <w:rPr>
-          <w:rFonts w:ascii="Calibri" w:hAnsi="Calibri" w:eastAsia="Microsoft JhengHei"/>
           <w:b/>
-          <w:color w:val="595959"/>
+          <w:color w:val="2E74B5"/>
+          <w:sz w:val="20"/>
+        </w:rPr>
+        <w:t>【繁體中文 3 大重點摘要】</w:t>
+        <w:br/>
+      </w:r>
+      <w:r>
+        <w:rPr>
+          <w:color w:val="222222"/>
           <w:sz w:val="19"/>
         </w:rPr>
-        <w:t xml:space="preserve">【220 Triathlon | 2026-09-10】 </w:t>
+        <w:t xml:space="preserve">  1. 深度紀實全球三大極限鐵人之一 Celtman：在 11 度水溫水母海灣長游、狂風暴雨中翻越蘇格蘭高地</w:t>
+        <w:br/>
       </w:r>
-      <w:hyperlink w:rId="rId23">
-        <w:r>
-          <w:rPr>
-            <w:color w:val="1F4D78"/>
-            <w:u w:val="single"/>
-            <w:b/>
-            <w:rFonts w:ascii="Calibri" w:hAnsi="Calibri" w:eastAsia="Microsoft JhengHei"/>
-            <w:sz w:val="22"/>
-          </w:rPr>
-          <w:t>Smart glasses in triathlon – could they be the next big thing?</w:t>
-        </w:r>
-      </w:hyperlink>
-    </w:p>
-    <w:p>
-      <w:pPr>
-        <w:spacing w:after="40"/>
-        <w:ind w:left="360"/>
-      </w:pPr>
       <w:r>
         <w:rPr>
-          <w:rFonts w:ascii="Calibri" w:hAnsi="Calibri" w:eastAsia="Microsoft JhengHei"/>
-          <w:b w:val="0"/>
-          <w:i/>
-          <w:color w:val="777777"/>
-          <w:sz w:val="17"/>
+          <w:color w:val="222222"/>
+          <w:sz w:val="19"/>
         </w:rPr>
-        <w:t>原名: Smart glasses in triathlon – could they be the next big thing?</w:t>
+        <w:t xml:space="preserve">  2. 選手克服低溫失溫邊緣、山道爆胎與心理崩潰危機，在團隊支援下攀登陡峭岩峰完成壯舉</w:t>
+        <w:br/>
+      </w:r>
+      <w:r>
+        <w:rPr>
+          <w:color w:val="222222"/>
+          <w:sz w:val="19"/>
+        </w:rPr>
+        <w:t xml:space="preserve">  3. 生動展現極限耐力運動員面對大自然嚴苛考驗時，純粹堅毅之生命力與同儕互助情誼</w:t>
+        <w:br/>
       </w:r>
     </w:p>
     <w:p>
-      <w:pPr>
-        <w:spacing w:after="40"/>
-        <w:ind w:left="360"/>
-      </w:pPr>
       <w:r>
         <w:rPr>
-          <w:rFonts w:ascii="Calibri" w:hAnsi="Calibri" w:eastAsia="Microsoft JhengHei"/>
           <w:b/>
           <w:color w:val="1F4D78"/>
-          <w:sz w:val="19"/>
+          <w:sz w:val="22"/>
         </w:rPr>
-        <w:t>💡 【繁體中文 3 大重點摘要】：</w:t>
+        <w:t>• 2026 Kona IRONMAN 男子世錦賽觀賽指南：轉播時間、賽道路線與選手名單</w:t>
       </w:r>
     </w:p>
     <w:p>
-      <w:pPr>
-        <w:pStyle w:val="ListBullet"/>
-        <w:spacing w:after="40"/>
-        <w:ind w:left="576"/>
-      </w:pPr>
       <w:r>
         <w:rPr>
-          <w:rFonts w:ascii="Calibri" w:hAnsi="Calibri" w:eastAsia="Microsoft JhengHei"/>
-          <w:b w:val="0"/>
-          <w:color w:val="333333"/>
-          <w:sz w:val="19"/>
+          <w:i/>
+          <w:color w:val="777777"/>
+          <w:sz w:val="18"/>
         </w:rPr>
-        <w:t>1. Smart glasses are making their way into triathlon, with T100 embracing the technology and Ironman taking a different approach；</w:t>
+        <w:t>英文原名：How can you watch the 2026 Ironman World Championships in Kona live? Plus race timings, course maps and start lists (220 Triathlon | 2026-09-10)</w:t>
+        <w:br/>
+        <w:t>原文連結：https://www.220triathlon.com/news/how-to-watch-the-ironman-world-championships</w:t>
       </w:r>
     </w:p>
     <w:p>
-      <w:pPr>
-        <w:pStyle w:val="ListBullet"/>
-        <w:spacing w:after="40"/>
-        <w:ind w:left="576"/>
-      </w:pPr>
       <w:r>
         <w:rPr>
-          <w:rFonts w:ascii="Calibri" w:hAnsi="Calibri" w:eastAsia="Microsoft JhengHei"/>
-          <w:b w:val="0"/>
-          <w:color w:val="333333"/>
+          <w:b/>
+          <w:color w:val="2E74B5"/>
+          <w:sz w:val="20"/>
+        </w:rPr>
+        <w:t>【繁體中文 3 大重點摘要】</w:t>
+        <w:br/>
+      </w:r>
+      <w:r>
+        <w:rPr>
+          <w:color w:val="222222"/>
           <w:sz w:val="19"/>
         </w:rPr>
-        <w:t>2. But could they become the next piece of race kit；</w:t>
+        <w:t xml:space="preserve">  1. 即將於 10 月回歸夏威夷 Kona 的男子世界錦標賽觀賽全攻略，涵蓋全球官方免費直播平台與時差換算</w:t>
+        <w:br/>
+      </w:r>
+      <w:r>
+        <w:rPr>
+          <w:color w:val="222222"/>
+          <w:sz w:val="19"/>
+        </w:rPr>
+        <w:t xml:space="preserve">  2. 詳細剖析 Kailua-Kona 浪潮考驗、Queen K 高速公路側風烤箱與 Energy Lab 決勝路段特點</w:t>
+        <w:br/>
+      </w:r>
+      <w:r>
+        <w:rPr>
+          <w:color w:val="222222"/>
+          <w:sz w:val="19"/>
+        </w:rPr>
+        <w:t xml:space="preserve">  3. 列出包括 Blummenfelt、Ditlev、Lange 等世界級天王奪冠熱門名冊，預約年度最熱血耐力對決</w:t>
+        <w:br/>
       </w:r>
     </w:p>
     <w:p>
-      <w:pPr>
-        <w:pStyle w:val="ListBullet"/>
-        <w:spacing w:after="40"/>
-        <w:ind w:left="576"/>
-      </w:pPr>
       <w:r>
         <w:rPr>
-          <w:rFonts w:ascii="Calibri" w:hAnsi="Calibri" w:eastAsia="Microsoft JhengHei"/>
-          <w:b w:val="0"/>
-          <w:color w:val="333333"/>
-          <w:sz w:val="19"/>
+          <w:b/>
+          <w:color w:val="1F4D78"/>
+          <w:sz w:val="22"/>
         </w:rPr>
-        <w:t>3. 提供鐵人三項選手在實務備賽、運動防傷與體能恢復上的具體應用指導。。</w:t>
+        <w:t>• 雙冠王背後的殘酷現實：同一年包辦 70.3 世錦賽與 Kona 大鐵有多難？</w:t>
       </w:r>
     </w:p>
     <w:p>
-      <w:pPr>
-        <w:keepNext/>
-        <w:spacing w:before="160" w:after="40"/>
-      </w:pPr>
       <w:r>
         <w:rPr>
-          <w:rFonts w:ascii="Calibri" w:hAnsi="Calibri" w:eastAsia="Microsoft JhengHei"/>
-          <w:b/>
-          <w:color w:val="595959"/>
-          <w:sz w:val="19"/>
-        </w:rPr>
-        <w:t xml:space="preserve">【220 Triathlon | 2026-09-08】 </w:t>
-      </w:r>
-      <w:hyperlink w:rId="rId24">
-        <w:r>
-          <w:rPr>
-            <w:color w:val="1F4D78"/>
-            <w:u w:val="single"/>
-            <w:b/>
-            <w:rFonts w:ascii="Calibri" w:hAnsi="Calibri" w:eastAsia="Microsoft JhengHei"/>
-            <w:sz w:val="22"/>
-          </w:rPr>
-          <w:t>What are the best sunglasses for running? Here are our favourite 11 for clear vision and eye protection</w:t>
-        </w:r>
-      </w:hyperlink>
-    </w:p>
-    <w:p>
-      <w:pPr>
-        <w:spacing w:after="40"/>
-        <w:ind w:left="360"/>
-      </w:pPr>
-      <w:r>
-        <w:rPr>
-          <w:rFonts w:ascii="Calibri" w:hAnsi="Calibri" w:eastAsia="Microsoft JhengHei"/>
-          <w:b w:val="0"/>
           <w:i/>
           <w:color w:val="777777"/>
-          <w:sz w:val="17"/>
+          <w:sz w:val="18"/>
         </w:rPr>
-        <w:t>原名: What are the best sunglasses for running? Here are our favourite 11 for clear vision and eye protection</w:t>
+        <w:t>英文原名：The Brutal Reality of Winning 70.3 Worlds and Kona in One Year (Triathlete Magazine | 2026-09-09)</w:t>
+        <w:br/>
+        <w:t>原文連結：https://www.triathlete.com/culture/news/the-brutal-reality-of-winning-70-3-worlds-and-kona-in-one-year/</w:t>
       </w:r>
     </w:p>
     <w:p>
-      <w:pPr>
-        <w:spacing w:after="40"/>
-        <w:ind w:left="360"/>
-      </w:pPr>
       <w:r>
         <w:rPr>
-          <w:rFonts w:ascii="Calibri" w:hAnsi="Calibri" w:eastAsia="Microsoft JhengHei"/>
           <w:b/>
-          <w:color w:val="1F4D78"/>
+          <w:color w:val="2E74B5"/>
+          <w:sz w:val="20"/>
+        </w:rPr>
+        <w:t>【繁體中文 3 大重點摘要】</w:t>
+        <w:br/>
+      </w:r>
+      <w:r>
+        <w:rPr>
+          <w:color w:val="222222"/>
           <w:sz w:val="19"/>
         </w:rPr>
-        <w:t>💡 【繁體中文 3 大重點摘要】：</w:t>
+        <w:t xml:space="preserve">  1. 探討在同一個賽季內接連奪下 70.3 世界冠軍與 Kona 226 世界冠軍之極度苛刻生理挑戰</w:t>
+        <w:br/>
+      </w:r>
+      <w:r>
+        <w:rPr>
+          <w:color w:val="222222"/>
+          <w:sz w:val="19"/>
+        </w:rPr>
+        <w:t xml:space="preserve">  2. 兩項賽事強度與能量代謝需求截然不同：70.3 需維持高閾值輸出，而 Kona 則講求極致長時有氧節能與抗熱耐受力</w:t>
+        <w:br/>
+      </w:r>
+      <w:r>
+        <w:rPr>
+          <w:color w:val="222222"/>
+          <w:sz w:val="19"/>
+        </w:rPr>
+        <w:t xml:space="preserve">  3. 歷史上僅少數神級選手（如 Craig Alexander、Jan Frodeno）曾完成此壯舉，體能高峰轉換期容錯率近乎為零</w:t>
+        <w:br/>
       </w:r>
     </w:p>
     <w:p>
-      <w:pPr>
-        <w:pStyle w:val="ListBullet"/>
-        <w:spacing w:after="40"/>
-        <w:ind w:left="576"/>
-      </w:pPr>
       <w:r>
         <w:rPr>
-          <w:rFonts w:ascii="Calibri" w:hAnsi="Calibri" w:eastAsia="Microsoft JhengHei"/>
-          <w:b w:val="0"/>
-          <w:color w:val="333333"/>
-          <w:sz w:val="19"/>
+          <w:b/>
+          <w:color w:val="1F4D78"/>
+          <w:sz w:val="22"/>
         </w:rPr>
-        <w:t>1. A good pair of running sunnies can make runs in bright and sunny conditions a whole lot more enjoyable, plus they save you energy；</w:t>
+        <w:t>• 一生必去的 25 場全球傳奇鐵人賽事：終極夢幻朝聖清單</w:t>
       </w:r>
     </w:p>
     <w:p>
-      <w:pPr>
-        <w:pStyle w:val="ListBullet"/>
-        <w:spacing w:after="40"/>
-        <w:ind w:left="576"/>
-      </w:pPr>
       <w:r>
         <w:rPr>
-          <w:rFonts w:ascii="Calibri" w:hAnsi="Calibri" w:eastAsia="Microsoft JhengHei"/>
-          <w:b w:val="0"/>
-          <w:color w:val="333333"/>
-          <w:sz w:val="19"/>
+          <w:i/>
+          <w:color w:val="777777"/>
+          <w:sz w:val="18"/>
         </w:rPr>
-        <w:t>2. Here are our favourite 11 pairs tested by runners and why we love the；</w:t>
+        <w:t>英文原名：What are the best triathlons in the world? Add these 25 iconic races  to your bucket list today (220 Triathlon | 2026-09-09)</w:t>
+        <w:br/>
+        <w:t>原文連結：https://www.220triathlon.com/training/worlds-best-triathlons-31-to-do-before-you-die</w:t>
       </w:r>
     </w:p>
     <w:p>
-      <w:pPr>
-        <w:pStyle w:val="ListBullet"/>
-        <w:spacing w:after="40"/>
-        <w:ind w:left="576"/>
-      </w:pPr>
       <w:r>
         <w:rPr>
-          <w:rFonts w:ascii="Calibri" w:hAnsi="Calibri" w:eastAsia="Microsoft JhengHei"/>
-          <w:b w:val="0"/>
-          <w:color w:val="333333"/>
+          <w:b/>
+          <w:color w:val="2E74B5"/>
+          <w:sz w:val="20"/>
+        </w:rPr>
+        <w:t>【繁體中文 3 大重點摘要】</w:t>
+        <w:br/>
+      </w:r>
+      <w:r>
+        <w:rPr>
+          <w:color w:val="222222"/>
           <w:sz w:val="19"/>
         </w:rPr>
-        <w:t>3. 提供鐵人三項選手在實務備賽、運動防傷與體能恢復上的具體應用指導。。</w:t>
+        <w:t xml:space="preserve">  1. 全球票選 25 場極具歷史文化、絕美風景與極致挑戰之經典三鐵賽事盤點</w:t>
+        <w:br/>
+      </w:r>
+      <w:r>
+        <w:rPr>
+          <w:color w:val="222222"/>
+          <w:sz w:val="19"/>
+        </w:rPr>
+        <w:t xml:space="preserve">  2. 涵蓋德國 Challenge Roth（世界最快狂熱賽道）、夏威夷 Kona、挪威 Norseman、以及紐西蘭與阿爾卑斯高山經典</w:t>
+        <w:br/>
+      </w:r>
+      <w:r>
+        <w:rPr>
+          <w:color w:val="222222"/>
+          <w:sz w:val="19"/>
+        </w:rPr>
+        <w:t xml:space="preserve">  3. 為各階段鐵人選手提供生涯長期賽事目標藍圖，點燃追尋偉大夢想之訓練熱情</w:t>
+        <w:br/>
       </w:r>
     </w:p>
     <w:p>
-      <w:pPr>
-        <w:keepNext/>
-        <w:spacing w:before="160" w:after="40"/>
-      </w:pPr>
       <w:r>
         <w:rPr>
-          <w:rFonts w:ascii="Calibri" w:hAnsi="Calibri" w:eastAsia="Microsoft JhengHei"/>
           <w:b/>
-          <w:color w:val="595959"/>
-          <w:sz w:val="19"/>
+          <w:color w:val="1F4D78"/>
+          <w:sz w:val="22"/>
         </w:rPr>
-        <w:t xml:space="preserve">【220 Triathlon | 2026-09-07】 </w:t>
-      </w:r>
-      <w:hyperlink w:rId="rId25">
-        <w:r>
-          <w:rPr>
-            <w:color w:val="1F4D78"/>
-            <w:u w:val="single"/>
-            <w:b/>
-            <w:rFonts w:ascii="Calibri" w:hAnsi="Calibri" w:eastAsia="Microsoft JhengHei"/>
-            <w:sz w:val="22"/>
-          </w:rPr>
-          <w:t>What are the best tri-suits in 2026? We’ve tested 11 top suits for your next triathlon</w:t>
-        </w:r>
-      </w:hyperlink>
-    </w:p>
-    <w:p>
-      <w:pPr>
-        <w:spacing w:after="40"/>
-        <w:ind w:left="360"/>
-      </w:pPr>
-      <w:r>
-        <w:rPr>
-          <w:rFonts w:ascii="Calibri" w:hAnsi="Calibri" w:eastAsia="Microsoft JhengHei"/>
-          <w:b w:val="0"/>
-          <w:i/>
-          <w:color w:val="777777"/>
-          <w:sz w:val="17"/>
-        </w:rPr>
-        <w:t>原名: What are the best tri-suits in 2026? We’ve tested 11 top suits for your next triathlon</w:t>
+        <w:t>• 挪威軍團無人能擋？從「卑爾根雙雄」到全新黃金世代全面崛起</w:t>
       </w:r>
     </w:p>
     <w:p>
-      <w:pPr>
-        <w:spacing w:after="40"/>
-        <w:ind w:left="360"/>
-      </w:pPr>
       <w:r>
         <w:rPr>
-          <w:rFonts w:ascii="Calibri" w:hAnsi="Calibri" w:eastAsia="Microsoft JhengHei"/>
-          <w:b/>
-          <w:color w:val="1F4D78"/>
-          <w:sz w:val="19"/>
+          <w:i/>
+          <w:color w:val="777777"/>
+          <w:sz w:val="18"/>
         </w:rPr>
-        <w:t>💡 【繁體中文 3 大重點摘要】：</w:t>
+        <w:t>英文原名：Can anyone stop the Norwegians? And this time, it’s not just those boys from Bergen (220 Triathlon | 2026-09-09)</w:t>
+        <w:br/>
+        <w:t>原文連結：https://www.220triathlon.com/news/can-anyone-stop-the-norwegians-and-this-time-its-not-just-those-boys-from-bergen</w:t>
       </w:r>
     </w:p>
     <w:p>
-      <w:pPr>
-        <w:pStyle w:val="ListBullet"/>
-        <w:spacing w:after="40"/>
-        <w:ind w:left="576"/>
-      </w:pPr>
       <w:r>
         <w:rPr>
-          <w:rFonts w:ascii="Calibri" w:hAnsi="Calibri" w:eastAsia="Microsoft JhengHei"/>
-          <w:b w:val="0"/>
-          <w:color w:val="333333"/>
+          <w:b/>
+          <w:color w:val="2E74B5"/>
+          <w:sz w:val="20"/>
+        </w:rPr>
+        <w:t>【繁體中文 3 大重點摘要】</w:t>
+        <w:br/>
+      </w:r>
+      <w:r>
+        <w:rPr>
+          <w:color w:val="222222"/>
           <w:sz w:val="19"/>
         </w:rPr>
-        <w:t>1. Need a new triathlon suit；</w:t>
+        <w:t xml:space="preserve">  1. 深度解構挪威科學化訓練體系（雙閾值訓練、乳酸實測監控與極大攝氧量推進）在國際賽壇之霸主地位</w:t>
+        <w:br/>
+      </w:r>
+      <w:r>
+        <w:rPr>
+          <w:color w:val="222222"/>
+          <w:sz w:val="19"/>
+        </w:rPr>
+        <w:t xml:space="preserve">  2. 報導指出挪威青少年培訓梯隊正大量湧現世界級新星，已非單純依賴 Blummenfelt 與 Iden 兩人</w:t>
+        <w:br/>
+      </w:r>
+      <w:r>
+        <w:rPr>
+          <w:color w:val="222222"/>
+          <w:sz w:val="19"/>
+        </w:rPr>
+        <w:t xml:space="preserve">  3. 分析現代耐力運動如何全面進入高度量化、乳酸精準引導與熱力學散熱調控的嶄新科學紀元</w:t>
+        <w:br/>
       </w:r>
     </w:p>
     <w:p>
-      <w:pPr>
-        <w:pStyle w:val="ListBullet"/>
-        <w:spacing w:after="40"/>
-        <w:ind w:left="576"/>
-      </w:pPr>
       <w:r>
         <w:rPr>
-          <w:rFonts w:ascii="Calibri" w:hAnsi="Calibri" w:eastAsia="Microsoft JhengHei"/>
-          <w:b w:val="0"/>
-          <w:color w:val="333333"/>
-          <w:sz w:val="19"/>
+          <w:b/>
+          <w:color w:val="1F4D78"/>
+          <w:sz w:val="22"/>
         </w:rPr>
-        <w:t>2. Here's a comprehensive guide of the best tri-suits on the market for men and women, whether you're racing a sprint triathlon or an Ironman；</w:t>
+        <w:t>• 如何建立系統化教練指導框架：從運動科學評估到週期化課表設計</w:t>
       </w:r>
     </w:p>
     <w:p>
-      <w:pPr>
-        <w:pStyle w:val="ListBullet"/>
-        <w:spacing w:after="40"/>
-        <w:ind w:left="576"/>
-      </w:pPr>
       <w:r>
         <w:rPr>
-          <w:rFonts w:ascii="Calibri" w:hAnsi="Calibri" w:eastAsia="Microsoft JhengHei"/>
-          <w:b w:val="0"/>
-          <w:color w:val="333333"/>
-          <w:sz w:val="19"/>
+          <w:i/>
+          <w:color w:val="777777"/>
+          <w:sz w:val="18"/>
         </w:rPr>
-        <w:t>3. 提供鐵人三項選手在實務備賽、運動防傷與體能恢復上的具體應用指導。。</w:t>
+        <w:t>英文原名：How to Build Your Coaching Framework (TrainingPeaks Blog | 2026-09-09)</w:t>
+        <w:br/>
+        <w:t>原文連結：https://www.trainingpeaks.com/coach-blog/how-to-build-your-coaching-framework/</w:t>
       </w:r>
     </w:p>
     <w:p>
-      <w:pPr>
-        <w:keepNext/>
-        <w:spacing w:before="320" w:after="160"/>
-      </w:pPr>
       <w:r>
         <w:rPr>
-          <w:rFonts w:ascii="Calibri" w:hAnsi="Calibri" w:eastAsia="Microsoft JhengHei"/>
           <w:b/>
-          <w:color w:val="1F4D78"/>
-          <w:sz w:val="30"/>
+          <w:color w:val="2E74B5"/>
+          <w:sz w:val="20"/>
         </w:rPr>
-        <w:t>跑步 (Running)</w:t>
+        <w:t>【繁體中文 3 大重點摘要】</w:t>
+        <w:br/>
+      </w:r>
+      <w:r>
+        <w:rPr>
+          <w:color w:val="222222"/>
+          <w:sz w:val="19"/>
+        </w:rPr>
+        <w:t xml:space="preserve">  1. TrainingPeaks 專家指導專題：協助教練與自主訓練選手建立清晰、可量化且具延展性之訓練架構</w:t>
+        <w:br/>
+      </w:r>
+      <w:r>
+        <w:rPr>
+          <w:color w:val="222222"/>
+          <w:sz w:val="19"/>
+        </w:rPr>
+        <w:t xml:space="preserve">  2. 重點步驟涵蓋：選手生理能力基準測試 (FTP/CSS/閾值配速)、年度宏觀週期規劃 (ATP)、微觀微週期負荷調控</w:t>
+        <w:br/>
+      </w:r>
+      <w:r>
+        <w:rPr>
+          <w:color w:val="222222"/>
+          <w:sz w:val="19"/>
+        </w:rPr>
+        <w:t xml:space="preserve">  3. 強調數據指標（CTL/ATL/TSB）必須與選手主觀自覺疲勞 (RPE/HRV) 緊密結合，方能達到最佳超補償效應</w:t>
+        <w:br/>
       </w:r>
     </w:p>
     <w:p>
-      <w:pPr>
-        <w:keepNext/>
-        <w:spacing w:before="160" w:after="40"/>
-      </w:pPr>
       <w:r>
         <w:rPr>
-          <w:rFonts w:ascii="Calibri" w:hAnsi="Calibri" w:eastAsia="Microsoft JhengHei"/>
           <w:b/>
-          <w:color w:val="595959"/>
-          <w:sz w:val="19"/>
+          <w:color w:val="1F4D78"/>
+          <w:sz w:val="22"/>
         </w:rPr>
-        <w:t xml:space="preserve">【Triathlete Magazine | 2026-09-13】 </w:t>
-      </w:r>
-      <w:hyperlink w:rId="rId26">
-        <w:r>
-          <w:rPr>
-            <w:color w:val="1F4D78"/>
-            <w:u w:val="single"/>
-            <w:b/>
-            <w:rFonts w:ascii="Calibri" w:hAnsi="Calibri" w:eastAsia="Microsoft JhengHei"/>
-            <w:sz w:val="22"/>
-          </w:rPr>
-          <w:t>Hayden Wilde Conquers Nice to Claim Ironman 70.3 World Championship Title</w:t>
-        </w:r>
-      </w:hyperlink>
-    </w:p>
-    <w:p>
-      <w:pPr>
-        <w:spacing w:after="40"/>
-        <w:ind w:left="360"/>
-      </w:pPr>
-      <w:r>
-        <w:rPr>
-          <w:rFonts w:ascii="Calibri" w:hAnsi="Calibri" w:eastAsia="Microsoft JhengHei"/>
-          <w:b w:val="0"/>
-          <w:i/>
-          <w:color w:val="777777"/>
-          <w:sz w:val="17"/>
-        </w:rPr>
-        <w:t>原名: Hayden Wilde Conquers Nice to Claim Ironman 70.3 World Championship Title</w:t>
+        <w:t>• 驚心動魄的極速決戰：Beaugrand 與 Hauser 勇奪 2026 Supertri 職業巡迴年終總冠軍</w:t>
       </w:r>
     </w:p>
     <w:p>
-      <w:pPr>
-        <w:spacing w:after="40"/>
-        <w:ind w:left="360"/>
-      </w:pPr>
       <w:r>
         <w:rPr>
-          <w:rFonts w:ascii="Calibri" w:hAnsi="Calibri" w:eastAsia="Microsoft JhengHei"/>
-          <w:b/>
-          <w:color w:val="1F4D78"/>
-          <w:sz w:val="19"/>
+          <w:i/>
+          <w:color w:val="777777"/>
+          <w:sz w:val="18"/>
         </w:rPr>
-        <w:t>💡 【繁體中文 3 大重點摘要】：</w:t>
+        <w:t>英文原名：Cassandre Beaugrand and Matt Hauser triumph in dramatic 2026 Supertri Pro Series Final (220 Triathlon | 2026-09-07)</w:t>
+        <w:br/>
+        <w:t>原文連結：https://www.220triathlon.com/news/supertri-pro-series-final-2026</w:t>
       </w:r>
     </w:p>
     <w:p>
-      <w:pPr>
-        <w:pStyle w:val="ListBullet"/>
-        <w:spacing w:after="40"/>
-        <w:ind w:left="576"/>
-      </w:pPr>
       <w:r>
         <w:rPr>
-          <w:rFonts w:ascii="Calibri" w:hAnsi="Calibri" w:eastAsia="Microsoft JhengHei"/>
-          <w:b w:val="0"/>
-          <w:color w:val="333333"/>
-          <w:sz w:val="19"/>
-        </w:rPr>
-        <w:t>1. Hayden Wilde triumphed at the 2026 Ironman 70；</w:t>
-      </w:r>
-    </w:p>
-    <w:p>
-      <w:pPr>
-        <w:pStyle w:val="ListBullet"/>
-        <w:spacing w:after="40"/>
-        <w:ind w:left="576"/>
-      </w:pPr>
-      <w:r>
-        <w:rPr>
-          <w:rFonts w:ascii="Calibri" w:hAnsi="Calibri" w:eastAsia="Microsoft JhengHei"/>
-          <w:b w:val="0"/>
-          <w:color w:val="333333"/>
-          <w:sz w:val="19"/>
-        </w:rPr>
-        <w:t>2. 3 World Championship in Nice, France, delivering a dominant half-marathon performance to secure the title over a stellar international field；</w:t>
-      </w:r>
-    </w:p>
-    <w:p>
-      <w:pPr>
-        <w:pStyle w:val="ListBullet"/>
-        <w:spacing w:after="40"/>
-        <w:ind w:left="576"/>
-      </w:pPr>
-      <w:r>
-        <w:rPr>
-          <w:rFonts w:ascii="Calibri" w:hAnsi="Calibri" w:eastAsia="Microsoft JhengHei"/>
-          <w:b w:val="0"/>
-          <w:color w:val="333333"/>
-          <w:sz w:val="19"/>
-        </w:rPr>
-        <w:t>3. Read the ful。</w:t>
-      </w:r>
-    </w:p>
-    <w:p>
-      <w:pPr>
-        <w:keepNext/>
-        <w:spacing w:before="160" w:after="40"/>
-      </w:pPr>
-      <w:r>
-        <w:rPr>
-          <w:rFonts w:ascii="Calibri" w:hAnsi="Calibri" w:eastAsia="Microsoft JhengHei"/>
-          <w:b/>
-          <w:color w:val="595959"/>
-          <w:sz w:val="19"/>
-        </w:rPr>
-        <w:t xml:space="preserve">【Triathlete Magazine | 2026-09-10】 </w:t>
-      </w:r>
-      <w:hyperlink w:rId="rId27">
-        <w:r>
-          <w:rPr>
-            <w:color w:val="1F4D78"/>
-            <w:u w:val="single"/>
-            <w:b/>
-            <w:rFonts w:ascii="Calibri" w:hAnsi="Calibri" w:eastAsia="Microsoft JhengHei"/>
-            <w:sz w:val="22"/>
-          </w:rPr>
-          <w:t>The Loneliness of the Long-Distance Triathlete (and How to Fix It)</w:t>
-        </w:r>
-      </w:hyperlink>
-    </w:p>
-    <w:p>
-      <w:pPr>
-        <w:spacing w:after="40"/>
-        <w:ind w:left="360"/>
-      </w:pPr>
-      <w:r>
-        <w:rPr>
-          <w:rFonts w:ascii="Calibri" w:hAnsi="Calibri" w:eastAsia="Microsoft JhengHei"/>
-          <w:b w:val="0"/>
-          <w:i/>
-          <w:color w:val="777777"/>
-          <w:sz w:val="17"/>
-        </w:rPr>
-        <w:t>原名: The Loneliness of the Long-Distance Triathlete (and How to Fix It)</w:t>
-      </w:r>
-    </w:p>
-    <w:p>
-      <w:pPr>
-        <w:spacing w:after="40"/>
-        <w:ind w:left="360"/>
-      </w:pPr>
-      <w:r>
-        <w:rPr>
-          <w:rFonts w:ascii="Calibri" w:hAnsi="Calibri" w:eastAsia="Microsoft JhengHei"/>
-          <w:b/>
-          <w:color w:val="1F4D78"/>
-          <w:sz w:val="19"/>
-        </w:rPr>
-        <w:t>💡 【繁體中文 3 大重點摘要】：</w:t>
-      </w:r>
-    </w:p>
-    <w:p>
-      <w:pPr>
-        <w:pStyle w:val="ListBullet"/>
-        <w:spacing w:after="40"/>
-        <w:ind w:left="576"/>
-      </w:pPr>
-      <w:r>
-        <w:rPr>
-          <w:rFonts w:ascii="Calibri" w:hAnsi="Calibri" w:eastAsia="Microsoft JhengHei"/>
-          <w:b w:val="0"/>
-          <w:color w:val="333333"/>
-          <w:sz w:val="19"/>
-        </w:rPr>
-        <w:t>1. Double-threshold days and lactate testing get all the attention, but the true secret to Norway's triathlon dominance is the power of training together；</w:t>
-      </w:r>
-    </w:p>
-    <w:p>
-      <w:pPr>
-        <w:pStyle w:val="ListBullet"/>
-        <w:spacing w:after="40"/>
-        <w:ind w:left="576"/>
-      </w:pPr>
-      <w:r>
-        <w:rPr>
-          <w:rFonts w:ascii="Calibri" w:hAnsi="Calibri" w:eastAsia="Microsoft JhengHei"/>
-          <w:b w:val="0"/>
-          <w:color w:val="333333"/>
-          <w:sz w:val="19"/>
-        </w:rPr>
-        <w:t>2. Experts explain what solo age-groupers can learn；</w:t>
-      </w:r>
-    </w:p>
-    <w:p>
-      <w:pPr>
-        <w:pStyle w:val="ListBullet"/>
-        <w:spacing w:after="40"/>
-        <w:ind w:left="576"/>
-      </w:pPr>
-      <w:r>
-        <w:rPr>
-          <w:rFonts w:ascii="Calibri" w:hAnsi="Calibri" w:eastAsia="Microsoft JhengHei"/>
-          <w:b w:val="0"/>
-          <w:color w:val="333333"/>
-          <w:sz w:val="19"/>
-        </w:rPr>
-        <w:t>3. 提供鐵人三項選手在實務備賽、運動防傷與體能恢復上的具體應用指導。。</w:t>
-      </w:r>
-    </w:p>
-    <w:p>
-      <w:pPr>
-        <w:keepNext/>
-        <w:spacing w:before="320" w:after="160"/>
-      </w:pPr>
-      <w:r>
-        <w:rPr>
-          <w:rFonts w:ascii="Calibri" w:hAnsi="Calibri" w:eastAsia="Microsoft JhengHei"/>
-          <w:b/>
-          <w:color w:val="1F4D78"/>
-          <w:sz w:val="30"/>
-        </w:rPr>
-        <w:t>補給與恢復 (Fueling &amp; Recovery)</w:t>
-      </w:r>
-    </w:p>
-    <w:p>
-      <w:pPr>
-        <w:keepNext/>
-        <w:spacing w:before="160" w:after="40"/>
-      </w:pPr>
-      <w:r>
-        <w:rPr>
-          <w:rFonts w:ascii="Calibri" w:hAnsi="Calibri" w:eastAsia="Microsoft JhengHei"/>
-          <w:b/>
-          <w:color w:val="595959"/>
-          <w:sz w:val="19"/>
-        </w:rPr>
-        <w:t xml:space="preserve">【Slowtwitch | 2026-09-13】 </w:t>
-      </w:r>
-      <w:hyperlink w:rId="rId28">
-        <w:r>
-          <w:rPr>
-            <w:color w:val="1F4D78"/>
-            <w:u w:val="single"/>
-            <w:b/>
-            <w:rFonts w:ascii="Calibri" w:hAnsi="Calibri" w:eastAsia="Microsoft JhengHei"/>
-            <w:sz w:val="22"/>
-          </w:rPr>
-          <w:t>They Said It: How the Top 5 Men Thought They Raced in Nice</w:t>
-        </w:r>
-      </w:hyperlink>
-    </w:p>
-    <w:p>
-      <w:pPr>
-        <w:spacing w:after="40"/>
-        <w:ind w:left="360"/>
-      </w:pPr>
-      <w:r>
-        <w:rPr>
-          <w:rFonts w:ascii="Calibri" w:hAnsi="Calibri" w:eastAsia="Microsoft JhengHei"/>
-          <w:b w:val="0"/>
-          <w:i/>
-          <w:color w:val="777777"/>
-          <w:sz w:val="17"/>
-        </w:rPr>
-        <w:t>原名: They Said It: How the Top 5 Men Thought They Raced in Nice</w:t>
-      </w:r>
-    </w:p>
-    <w:p>
-      <w:pPr>
-        <w:spacing w:after="40"/>
-        <w:ind w:left="360"/>
-      </w:pPr>
-      <w:r>
-        <w:rPr>
-          <w:rFonts w:ascii="Calibri" w:hAnsi="Calibri" w:eastAsia="Microsoft JhengHei"/>
-          <w:b/>
-          <w:color w:val="1F4D78"/>
-          <w:sz w:val="19"/>
-        </w:rPr>
-        <w:t>💡 【繁體中文 3 大重點摘要】：</w:t>
-      </w:r>
-    </w:p>
-    <w:p>
-      <w:pPr>
-        <w:pStyle w:val="ListBullet"/>
-        <w:spacing w:after="40"/>
-        <w:ind w:left="576"/>
-      </w:pPr>
-      <w:r>
-        <w:rPr>
-          <w:rFonts w:ascii="Calibri" w:hAnsi="Calibri" w:eastAsia="Microsoft JhengHei"/>
-          <w:b w:val="0"/>
-          <w:color w:val="333333"/>
-          <w:sz w:val="19"/>
-        </w:rPr>
-        <w:t>1. The post-race press conference gave the best in the world the chance to debrief on a great day of triathlon；</w:t>
-      </w:r>
-    </w:p>
-    <w:p>
-      <w:pPr>
-        <w:pStyle w:val="ListBullet"/>
-        <w:spacing w:after="40"/>
-        <w:ind w:left="576"/>
-      </w:pPr>
-      <w:r>
-        <w:rPr>
-          <w:rFonts w:ascii="Calibri" w:hAnsi="Calibri" w:eastAsia="Microsoft JhengHei"/>
-          <w:b w:val="0"/>
-          <w:color w:val="333333"/>
-          <w:sz w:val="19"/>
-        </w:rPr>
-        <w:t>2. The post They Said It: How the Top 5 Men Thought They Raced in Nice first appeared on Slowt；</w:t>
-      </w:r>
-    </w:p>
-    <w:p>
-      <w:pPr>
-        <w:pStyle w:val="ListBullet"/>
-        <w:spacing w:after="40"/>
-        <w:ind w:left="576"/>
-      </w:pPr>
-      <w:r>
-        <w:rPr>
-          <w:rFonts w:ascii="Calibri" w:hAnsi="Calibri" w:eastAsia="Microsoft JhengHei"/>
-          <w:b w:val="0"/>
-          <w:color w:val="333333"/>
-          <w:sz w:val="19"/>
-        </w:rPr>
-        <w:t>3. 提供鐵人三項選手在實務備賽、運動防傷與體能恢復上的具體應用指導。。</w:t>
-      </w:r>
-    </w:p>
-    <w:p>
-      <w:pPr>
-        <w:keepNext/>
-        <w:spacing w:before="160" w:after="40"/>
-      </w:pPr>
-      <w:r>
-        <w:rPr>
-          <w:rFonts w:ascii="Calibri" w:hAnsi="Calibri" w:eastAsia="Microsoft JhengHei"/>
-          <w:b/>
-          <w:color w:val="595959"/>
-          <w:sz w:val="19"/>
-        </w:rPr>
-        <w:t xml:space="preserve">【Slowtwitch | 2026-09-13】 </w:t>
-      </w:r>
-      <w:hyperlink w:rId="rId29">
-        <w:r>
-          <w:rPr>
-            <w:color w:val="1F4D78"/>
-            <w:u w:val="single"/>
-            <w:b/>
-            <w:rFonts w:ascii="Calibri" w:hAnsi="Calibri" w:eastAsia="Microsoft JhengHei"/>
-            <w:sz w:val="22"/>
-          </w:rPr>
-          <w:t>The Incredible Men’s Racing at the IRONMAN 70.3 Worlds in Nice in Pictures</w:t>
-        </w:r>
-      </w:hyperlink>
-    </w:p>
-    <w:p>
-      <w:pPr>
-        <w:spacing w:after="40"/>
-        <w:ind w:left="360"/>
-      </w:pPr>
-      <w:r>
-        <w:rPr>
-          <w:rFonts w:ascii="Calibri" w:hAnsi="Calibri" w:eastAsia="Microsoft JhengHei"/>
-          <w:b w:val="0"/>
-          <w:i/>
-          <w:color w:val="777777"/>
-          <w:sz w:val="17"/>
-        </w:rPr>
-        <w:t>原名: The Incredible Men’s Racing at the IRONMAN 70.3 Worlds in Nice in Pictures</w:t>
-      </w:r>
-    </w:p>
-    <w:p>
-      <w:pPr>
-        <w:spacing w:after="40"/>
-        <w:ind w:left="360"/>
-      </w:pPr>
-      <w:r>
-        <w:rPr>
-          <w:rFonts w:ascii="Calibri" w:hAnsi="Calibri" w:eastAsia="Microsoft JhengHei"/>
-          <w:b/>
-          <w:color w:val="1F4D78"/>
-          <w:sz w:val="19"/>
-        </w:rPr>
-        <w:t>💡 【繁體中文 3 大重點摘要】：</w:t>
-      </w:r>
-    </w:p>
-    <w:p>
-      <w:pPr>
-        <w:pStyle w:val="ListBullet"/>
-        <w:spacing w:after="40"/>
-        <w:ind w:left="576"/>
-      </w:pPr>
-      <w:r>
-        <w:rPr>
-          <w:rFonts w:ascii="Calibri" w:hAnsi="Calibri" w:eastAsia="Microsoft JhengHei"/>
-          <w:b w:val="0"/>
-          <w:color w:val="333333"/>
-          <w:sz w:val="19"/>
-        </w:rPr>
-        <w:t>1. Looking back at the insanely competitive day of racing at today's 70；</w:t>
-      </w:r>
-    </w:p>
-    <w:p>
-      <w:pPr>
-        <w:pStyle w:val="ListBullet"/>
-        <w:spacing w:after="40"/>
-        <w:ind w:left="576"/>
-      </w:pPr>
-      <w:r>
-        <w:rPr>
-          <w:rFonts w:ascii="Calibri" w:hAnsi="Calibri" w:eastAsia="Microsoft JhengHei"/>
-          <w:b w:val="0"/>
-          <w:color w:val="333333"/>
-          <w:sz w:val="19"/>
-        </w:rPr>
-        <w:t>2. 3 worlds in Nice in pictures；</w:t>
-      </w:r>
-    </w:p>
-    <w:p>
-      <w:pPr>
-        <w:pStyle w:val="ListBullet"/>
-        <w:spacing w:after="40"/>
-        <w:ind w:left="576"/>
-      </w:pPr>
-      <w:r>
-        <w:rPr>
-          <w:rFonts w:ascii="Calibri" w:hAnsi="Calibri" w:eastAsia="Microsoft JhengHei"/>
-          <w:b w:val="0"/>
-          <w:color w:val="333333"/>
-          <w:sz w:val="19"/>
-        </w:rPr>
-        <w:t>3. The post The Incredible Men’s Racing at the IRONMAN 70。</w:t>
-      </w:r>
-    </w:p>
-    <w:p>
-      <w:pPr>
-        <w:keepNext/>
-        <w:spacing w:before="160" w:after="40"/>
-      </w:pPr>
-      <w:r>
-        <w:rPr>
-          <w:rFonts w:ascii="Calibri" w:hAnsi="Calibri" w:eastAsia="Microsoft JhengHei"/>
-          <w:b/>
-          <w:color w:val="595959"/>
-          <w:sz w:val="19"/>
-        </w:rPr>
-        <w:t xml:space="preserve">【Slowtwitch | 2026-09-13】 </w:t>
-      </w:r>
-      <w:hyperlink w:rId="rId30">
-        <w:r>
-          <w:rPr>
-            <w:color w:val="1F4D78"/>
-            <w:u w:val="single"/>
-            <w:b/>
-            <w:rFonts w:ascii="Calibri" w:hAnsi="Calibri" w:eastAsia="Microsoft JhengHei"/>
-            <w:sz w:val="22"/>
-          </w:rPr>
-          <w:t>Hayden Wilde Wins 70.3 World Championship in Thrilling Finish</w:t>
-        </w:r>
-      </w:hyperlink>
-    </w:p>
-    <w:p>
-      <w:pPr>
-        <w:spacing w:after="40"/>
-        <w:ind w:left="360"/>
-      </w:pPr>
-      <w:r>
-        <w:rPr>
-          <w:rFonts w:ascii="Calibri" w:hAnsi="Calibri" w:eastAsia="Microsoft JhengHei"/>
-          <w:b w:val="0"/>
-          <w:i/>
-          <w:color w:val="777777"/>
-          <w:sz w:val="17"/>
-        </w:rPr>
-        <w:t>原名: Hayden Wilde Wins 70.3 World Championship in Thrilling Finish</w:t>
-      </w:r>
-    </w:p>
-    <w:p>
-      <w:pPr>
-        <w:spacing w:after="40"/>
-        <w:ind w:left="360"/>
-      </w:pPr>
-      <w:r>
-        <w:rPr>
-          <w:rFonts w:ascii="Calibri" w:hAnsi="Calibri" w:eastAsia="Microsoft JhengHei"/>
-          <w:b/>
-          <w:color w:val="1F4D78"/>
-          <w:sz w:val="19"/>
-        </w:rPr>
-        <w:t>💡 【繁體中文 3 大重點摘要】：</w:t>
-      </w:r>
-    </w:p>
-    <w:p>
-      <w:pPr>
-        <w:pStyle w:val="ListBullet"/>
-        <w:spacing w:after="40"/>
-        <w:ind w:left="576"/>
-      </w:pPr>
-      <w:r>
-        <w:rPr>
-          <w:rFonts w:ascii="Calibri" w:hAnsi="Calibri" w:eastAsia="Microsoft JhengHei"/>
-          <w:b w:val="0"/>
-          <w:color w:val="333333"/>
-          <w:sz w:val="19"/>
-        </w:rPr>
-        <w:t>1. The Kiwi won his first world title, but Kristian Blummenfelt made him work for it to the very end；</w:t>
-      </w:r>
-    </w:p>
-    <w:p>
-      <w:pPr>
-        <w:pStyle w:val="ListBullet"/>
-        <w:spacing w:after="40"/>
-        <w:ind w:left="576"/>
-      </w:pPr>
-      <w:r>
-        <w:rPr>
-          <w:rFonts w:ascii="Calibri" w:hAnsi="Calibri" w:eastAsia="Microsoft JhengHei"/>
-          <w:b w:val="0"/>
-          <w:color w:val="333333"/>
-          <w:sz w:val="19"/>
-        </w:rPr>
-        <w:t>2. The post Hayden Wilde Wins 70；</w:t>
-      </w:r>
-    </w:p>
-    <w:p>
-      <w:pPr>
-        <w:pStyle w:val="ListBullet"/>
-        <w:spacing w:after="40"/>
-        <w:ind w:left="576"/>
-      </w:pPr>
-      <w:r>
-        <w:rPr>
-          <w:rFonts w:ascii="Calibri" w:hAnsi="Calibri" w:eastAsia="Microsoft JhengHei"/>
-          <w:b w:val="0"/>
-          <w:color w:val="333333"/>
-          <w:sz w:val="19"/>
-        </w:rPr>
-        <w:t>3. 3 World Championship in Thrilling Finish first appeared on Slowtwitch N。</w:t>
-      </w:r>
-    </w:p>
-    <w:p>
-      <w:pPr>
-        <w:keepNext/>
-        <w:spacing w:before="160" w:after="40"/>
-      </w:pPr>
-      <w:r>
-        <w:rPr>
-          <w:rFonts w:ascii="Calibri" w:hAnsi="Calibri" w:eastAsia="Microsoft JhengHei"/>
-          <w:b/>
-          <w:color w:val="595959"/>
-          <w:sz w:val="19"/>
-        </w:rPr>
-        <w:t xml:space="preserve">【220 Triathlon | 2026-09-13】 </w:t>
-      </w:r>
-      <w:hyperlink w:rId="rId31">
-        <w:r>
-          <w:rPr>
-            <w:color w:val="1F4D78"/>
-            <w:u w:val="single"/>
-            <w:b/>
-            <w:rFonts w:ascii="Calibri" w:hAnsi="Calibri" w:eastAsia="Microsoft JhengHei"/>
-            <w:sz w:val="22"/>
-          </w:rPr>
-          <w:t>Hayden Wilde wins maiden Ironman 70.3 world title</w:t>
-        </w:r>
-      </w:hyperlink>
-    </w:p>
-    <w:p>
-      <w:pPr>
-        <w:spacing w:after="40"/>
-        <w:ind w:left="360"/>
-      </w:pPr>
-      <w:r>
-        <w:rPr>
-          <w:rFonts w:ascii="Calibri" w:hAnsi="Calibri" w:eastAsia="Microsoft JhengHei"/>
-          <w:b w:val="0"/>
-          <w:i/>
-          <w:color w:val="777777"/>
-          <w:sz w:val="17"/>
-        </w:rPr>
-        <w:t>原名: Hayden Wilde wins maiden Ironman 70.3 world title</w:t>
-      </w:r>
-    </w:p>
-    <w:p>
-      <w:pPr>
-        <w:spacing w:after="40"/>
-        <w:ind w:left="360"/>
-      </w:pPr>
-      <w:r>
-        <w:rPr>
-          <w:rFonts w:ascii="Calibri" w:hAnsi="Calibri" w:eastAsia="Microsoft JhengHei"/>
-          <w:b/>
-          <w:color w:val="1F4D78"/>
-          <w:sz w:val="19"/>
-        </w:rPr>
-        <w:t>💡 【繁體中文 3 大重點摘要】：</w:t>
-      </w:r>
-    </w:p>
-    <w:p>
-      <w:pPr>
-        <w:pStyle w:val="ListBullet"/>
-        <w:spacing w:after="40"/>
-        <w:ind w:left="576"/>
-      </w:pPr>
-      <w:r>
-        <w:rPr>
-          <w:rFonts w:ascii="Calibri" w:hAnsi="Calibri" w:eastAsia="Microsoft JhengHei"/>
-          <w:b w:val="0"/>
-          <w:color w:val="333333"/>
-          <w:sz w:val="19"/>
-        </w:rPr>
-        <w:t>1. Kiwi held off Kristian Blummenfelt to put the disappointment of a near miss at the race two years ago behind him to take top spot in Nice；</w:t>
-      </w:r>
-    </w:p>
-    <w:p>
-      <w:pPr>
-        <w:pStyle w:val="ListBullet"/>
-        <w:spacing w:after="40"/>
-        <w:ind w:left="576"/>
-      </w:pPr>
-      <w:r>
-        <w:rPr>
-          <w:rFonts w:ascii="Calibri" w:hAnsi="Calibri" w:eastAsia="Microsoft JhengHei"/>
-          <w:b w:val="0"/>
-          <w:color w:val="333333"/>
-          <w:sz w:val="19"/>
-        </w:rPr>
-        <w:t>2. 分析來自 220 Triathlon 針對 補給與恢復 (Fueling &amp; Recovery) 項目的關鍵訓練與器材建議。；</w:t>
-      </w:r>
-    </w:p>
-    <w:p>
-      <w:pPr>
-        <w:pStyle w:val="ListBullet"/>
-        <w:spacing w:after="40"/>
-        <w:ind w:left="576"/>
-      </w:pPr>
-      <w:r>
-        <w:rPr>
-          <w:rFonts w:ascii="Calibri" w:hAnsi="Calibri" w:eastAsia="Microsoft JhengHei"/>
-          <w:b w:val="0"/>
-          <w:color w:val="333333"/>
-          <w:sz w:val="19"/>
-        </w:rPr>
-        <w:t>3. 提供鐵人三項選手在實務備賽、運動防傷與體能恢復上的具體應用指導。。</w:t>
-      </w:r>
-    </w:p>
-    <w:p>
-      <w:pPr>
-        <w:keepNext/>
-        <w:spacing w:before="160" w:after="40"/>
-      </w:pPr>
-      <w:r>
-        <w:rPr>
-          <w:rFonts w:ascii="Calibri" w:hAnsi="Calibri" w:eastAsia="Microsoft JhengHei"/>
-          <w:b/>
-          <w:color w:val="595959"/>
-          <w:sz w:val="19"/>
-        </w:rPr>
-        <w:t xml:space="preserve">【Slowtwitch | 2026-09-12】 </w:t>
-      </w:r>
-      <w:hyperlink w:rId="rId32">
-        <w:r>
-          <w:rPr>
-            <w:color w:val="1F4D78"/>
-            <w:u w:val="single"/>
-            <w:b/>
-            <w:rFonts w:ascii="Calibri" w:hAnsi="Calibri" w:eastAsia="Microsoft JhengHei"/>
-            <w:sz w:val="22"/>
-          </w:rPr>
-          <w:t>They Said It: What the Top 5 Women Thought of the Race in Nice</w:t>
-        </w:r>
-      </w:hyperlink>
-    </w:p>
-    <w:p>
-      <w:pPr>
-        <w:spacing w:after="40"/>
-        <w:ind w:left="360"/>
-      </w:pPr>
-      <w:r>
-        <w:rPr>
-          <w:rFonts w:ascii="Calibri" w:hAnsi="Calibri" w:eastAsia="Microsoft JhengHei"/>
-          <w:b w:val="0"/>
-          <w:i/>
-          <w:color w:val="777777"/>
-          <w:sz w:val="17"/>
-        </w:rPr>
-        <w:t>原名: They Said It: What the Top 5 Women Thought of the Race in Nice</w:t>
-      </w:r>
-    </w:p>
-    <w:p>
-      <w:pPr>
-        <w:spacing w:after="40"/>
-        <w:ind w:left="360"/>
-      </w:pPr>
-      <w:r>
-        <w:rPr>
-          <w:rFonts w:ascii="Calibri" w:hAnsi="Calibri" w:eastAsia="Microsoft JhengHei"/>
-          <w:b/>
-          <w:color w:val="1F4D78"/>
-          <w:sz w:val="19"/>
-        </w:rPr>
-        <w:t>💡 【繁體中文 3 大重點摘要】：</w:t>
-      </w:r>
-    </w:p>
-    <w:p>
-      <w:pPr>
-        <w:pStyle w:val="ListBullet"/>
-        <w:spacing w:after="40"/>
-        <w:ind w:left="576"/>
-      </w:pPr>
-      <w:r>
-        <w:rPr>
-          <w:rFonts w:ascii="Calibri" w:hAnsi="Calibri" w:eastAsia="Microsoft JhengHei"/>
-          <w:b w:val="0"/>
-          <w:color w:val="333333"/>
-          <w:sz w:val="19"/>
-        </w:rPr>
-        <w:t>1. The top women in Nice gave their thoughts on the world championship at the post-race press conference；</w:t>
-      </w:r>
-    </w:p>
-    <w:p>
-      <w:pPr>
-        <w:pStyle w:val="ListBullet"/>
-        <w:spacing w:after="40"/>
-        <w:ind w:left="576"/>
-      </w:pPr>
-      <w:r>
-        <w:rPr>
-          <w:rFonts w:ascii="Calibri" w:hAnsi="Calibri" w:eastAsia="Microsoft JhengHei"/>
-          <w:b w:val="0"/>
-          <w:color w:val="333333"/>
-          <w:sz w:val="19"/>
-        </w:rPr>
-        <w:t>2. The post They Said It: What the Top 5 Women Thought of the Race in Nice first appeared on Slowtwi；</w:t>
-      </w:r>
-    </w:p>
-    <w:p>
-      <w:pPr>
-        <w:pStyle w:val="ListBullet"/>
-        <w:spacing w:after="40"/>
-        <w:ind w:left="576"/>
-      </w:pPr>
-      <w:r>
-        <w:rPr>
-          <w:rFonts w:ascii="Calibri" w:hAnsi="Calibri" w:eastAsia="Microsoft JhengHei"/>
-          <w:b w:val="0"/>
-          <w:color w:val="333333"/>
-          <w:sz w:val="19"/>
-        </w:rPr>
-        <w:t>3. 提供鐵人三項選手在實務備賽、運動防傷與體能恢復上的具體應用指導。。</w:t>
-      </w:r>
-    </w:p>
-    <w:p>
-      <w:pPr>
-        <w:keepNext/>
-        <w:spacing w:before="160" w:after="40"/>
-      </w:pPr>
-      <w:r>
-        <w:rPr>
-          <w:rFonts w:ascii="Calibri" w:hAnsi="Calibri" w:eastAsia="Microsoft JhengHei"/>
-          <w:b/>
-          <w:color w:val="595959"/>
-          <w:sz w:val="19"/>
-        </w:rPr>
-        <w:t xml:space="preserve">【Slowtwitch | 2026-09-12】 </w:t>
-      </w:r>
-      <w:hyperlink w:rId="rId33">
-        <w:r>
-          <w:rPr>
-            <w:color w:val="1F4D78"/>
-            <w:u w:val="single"/>
-            <w:b/>
-            <w:rFonts w:ascii="Calibri" w:hAnsi="Calibri" w:eastAsia="Microsoft JhengHei"/>
-            <w:sz w:val="22"/>
-          </w:rPr>
-          <w:t>Ladies Day in Nice: Photos from Day 1 at the IRONMAN 70.3 World Championship</w:t>
-        </w:r>
-      </w:hyperlink>
-    </w:p>
-    <w:p>
-      <w:pPr>
-        <w:spacing w:after="40"/>
-        <w:ind w:left="360"/>
-      </w:pPr>
-      <w:r>
-        <w:rPr>
-          <w:rFonts w:ascii="Calibri" w:hAnsi="Calibri" w:eastAsia="Microsoft JhengHei"/>
-          <w:b w:val="0"/>
-          <w:i/>
-          <w:color w:val="777777"/>
-          <w:sz w:val="17"/>
-        </w:rPr>
-        <w:t>原名: Ladies Day in Nice: Photos from Day 1 at the IRONMAN 70.3 World Championship</w:t>
-      </w:r>
-    </w:p>
-    <w:p>
-      <w:pPr>
-        <w:spacing w:after="40"/>
-        <w:ind w:left="360"/>
-      </w:pPr>
-      <w:r>
-        <w:rPr>
-          <w:rFonts w:ascii="Calibri" w:hAnsi="Calibri" w:eastAsia="Microsoft JhengHei"/>
-          <w:b/>
-          <w:color w:val="1F4D78"/>
-          <w:sz w:val="19"/>
-        </w:rPr>
-        <w:t>💡 【繁體中文 3 大重點摘要】：</w:t>
-      </w:r>
-    </w:p>
-    <w:p>
-      <w:pPr>
-        <w:pStyle w:val="ListBullet"/>
-        <w:spacing w:after="40"/>
-        <w:ind w:left="576"/>
-      </w:pPr>
-      <w:r>
-        <w:rPr>
-          <w:rFonts w:ascii="Calibri" w:hAnsi="Calibri" w:eastAsia="Microsoft JhengHei"/>
-          <w:b w:val="0"/>
-          <w:color w:val="333333"/>
-          <w:sz w:val="19"/>
-        </w:rPr>
-        <w:t>1. We recap the day's racing here in beautiful Nice in pictures；</w:t>
-      </w:r>
-    </w:p>
-    <w:p>
-      <w:pPr>
-        <w:pStyle w:val="ListBullet"/>
-        <w:spacing w:after="40"/>
-        <w:ind w:left="576"/>
-      </w:pPr>
-      <w:r>
-        <w:rPr>
-          <w:rFonts w:ascii="Calibri" w:hAnsi="Calibri" w:eastAsia="Microsoft JhengHei"/>
-          <w:b w:val="0"/>
-          <w:color w:val="333333"/>
-          <w:sz w:val="19"/>
-        </w:rPr>
-        <w:t>2. The post Ladies Day in Nice: Photos from Day 1 at the IRONMAN 70；</w:t>
-      </w:r>
-    </w:p>
-    <w:p>
-      <w:pPr>
-        <w:pStyle w:val="ListBullet"/>
-        <w:spacing w:after="40"/>
-        <w:ind w:left="576"/>
-      </w:pPr>
-      <w:r>
-        <w:rPr>
-          <w:rFonts w:ascii="Calibri" w:hAnsi="Calibri" w:eastAsia="Microsoft JhengHei"/>
-          <w:b w:val="0"/>
-          <w:color w:val="333333"/>
-          <w:sz w:val="19"/>
-        </w:rPr>
-        <w:t>3. 3 World Championship first appeared on Slowtwitch News。</w:t>
-      </w:r>
-    </w:p>
-    <w:p>
-      <w:pPr>
-        <w:keepNext/>
-        <w:spacing w:before="160" w:after="40"/>
-      </w:pPr>
-      <w:r>
-        <w:rPr>
-          <w:rFonts w:ascii="Calibri" w:hAnsi="Calibri" w:eastAsia="Microsoft JhengHei"/>
-          <w:b/>
-          <w:color w:val="595959"/>
-          <w:sz w:val="19"/>
-        </w:rPr>
-        <w:t xml:space="preserve">【Slowtwitch | 2026-09-12】 </w:t>
-      </w:r>
-      <w:hyperlink w:rId="rId34">
-        <w:r>
-          <w:rPr>
-            <w:color w:val="1F4D78"/>
-            <w:u w:val="single"/>
-            <w:b/>
-            <w:rFonts w:ascii="Calibri" w:hAnsi="Calibri" w:eastAsia="Microsoft JhengHei"/>
-            <w:sz w:val="22"/>
-          </w:rPr>
-          <w:t>Taylor Knibb Wins 70.3 World Championship for the Fourth Time</w:t>
-        </w:r>
-      </w:hyperlink>
-    </w:p>
-    <w:p>
-      <w:pPr>
-        <w:spacing w:after="40"/>
-        <w:ind w:left="360"/>
-      </w:pPr>
-      <w:r>
-        <w:rPr>
-          <w:rFonts w:ascii="Calibri" w:hAnsi="Calibri" w:eastAsia="Microsoft JhengHei"/>
-          <w:b w:val="0"/>
-          <w:i/>
-          <w:color w:val="777777"/>
-          <w:sz w:val="17"/>
-        </w:rPr>
-        <w:t>原名: Taylor Knibb Wins 70.3 World Championship for the Fourth Time</w:t>
-      </w:r>
-    </w:p>
-    <w:p>
-      <w:pPr>
-        <w:spacing w:after="40"/>
-        <w:ind w:left="360"/>
-      </w:pPr>
-      <w:r>
-        <w:rPr>
-          <w:rFonts w:ascii="Calibri" w:hAnsi="Calibri" w:eastAsia="Microsoft JhengHei"/>
-          <w:b/>
-          <w:color w:val="1F4D78"/>
-          <w:sz w:val="19"/>
-        </w:rPr>
-        <w:t>💡 【繁體中文 3 大重點摘要】：</w:t>
-      </w:r>
-    </w:p>
-    <w:p>
-      <w:pPr>
-        <w:pStyle w:val="ListBullet"/>
-        <w:spacing w:after="40"/>
-        <w:ind w:left="576"/>
-      </w:pPr>
-      <w:r>
-        <w:rPr>
-          <w:rFonts w:ascii="Calibri" w:hAnsi="Calibri" w:eastAsia="Microsoft JhengHei"/>
-          <w:b w:val="0"/>
-          <w:color w:val="333333"/>
-          <w:sz w:val="19"/>
-        </w:rPr>
-        <w:t>1. Taylor Knibb had the perfect day to take home yet another world crown；</w:t>
-      </w:r>
-    </w:p>
-    <w:p>
-      <w:pPr>
-        <w:pStyle w:val="ListBullet"/>
-        <w:spacing w:after="40"/>
-        <w:ind w:left="576"/>
-      </w:pPr>
-      <w:r>
-        <w:rPr>
-          <w:rFonts w:ascii="Calibri" w:hAnsi="Calibri" w:eastAsia="Microsoft JhengHei"/>
-          <w:b w:val="0"/>
-          <w:color w:val="333333"/>
-          <w:sz w:val="19"/>
-        </w:rPr>
-        <w:t>2. The post Taylor Knibb Wins 70；</w:t>
-      </w:r>
-    </w:p>
-    <w:p>
-      <w:pPr>
-        <w:pStyle w:val="ListBullet"/>
-        <w:spacing w:after="40"/>
-        <w:ind w:left="576"/>
-      </w:pPr>
-      <w:r>
-        <w:rPr>
-          <w:rFonts w:ascii="Calibri" w:hAnsi="Calibri" w:eastAsia="Microsoft JhengHei"/>
-          <w:b w:val="0"/>
-          <w:color w:val="333333"/>
-          <w:sz w:val="19"/>
-        </w:rPr>
-        <w:t>3. 3 World Championship for the Fourth Time first appeared on Slowtwitch News。</w:t>
-      </w:r>
-    </w:p>
-    <w:p>
-      <w:pPr>
-        <w:keepNext/>
-        <w:spacing w:before="160" w:after="40"/>
-      </w:pPr>
-      <w:r>
-        <w:rPr>
-          <w:rFonts w:ascii="Calibri" w:hAnsi="Calibri" w:eastAsia="Microsoft JhengHei"/>
-          <w:b/>
-          <w:color w:val="595959"/>
-          <w:sz w:val="19"/>
-        </w:rPr>
-        <w:t xml:space="preserve">【TrainingPeaks Blog | 2026-09-12】 </w:t>
-      </w:r>
-      <w:hyperlink w:rId="rId35">
-        <w:r>
-          <w:rPr>
-            <w:color w:val="1F4D78"/>
-            <w:u w:val="single"/>
-            <w:b/>
-            <w:rFonts w:ascii="Calibri" w:hAnsi="Calibri" w:eastAsia="Microsoft JhengHei"/>
-            <w:sz w:val="22"/>
-          </w:rPr>
-          <w:t>Physical, Mental &amp; Social Recovery: Why Endurance Athletes Need All Three</w:t>
-        </w:r>
-      </w:hyperlink>
-    </w:p>
-    <w:p>
-      <w:pPr>
-        <w:spacing w:after="40"/>
-        <w:ind w:left="360"/>
-      </w:pPr>
-      <w:r>
-        <w:rPr>
-          <w:rFonts w:ascii="Calibri" w:hAnsi="Calibri" w:eastAsia="Microsoft JhengHei"/>
-          <w:b w:val="0"/>
-          <w:i/>
-          <w:color w:val="777777"/>
-          <w:sz w:val="17"/>
-        </w:rPr>
-        <w:t>原名: Physical, Mental &amp; Social Recovery: Why Endurance Athletes Need All Three</w:t>
-      </w:r>
-    </w:p>
-    <w:p>
-      <w:pPr>
-        <w:spacing w:after="40"/>
-        <w:ind w:left="360"/>
-      </w:pPr>
-      <w:r>
-        <w:rPr>
-          <w:rFonts w:ascii="Calibri" w:hAnsi="Calibri" w:eastAsia="Microsoft JhengHei"/>
-          <w:b/>
-          <w:color w:val="1F4D78"/>
-          <w:sz w:val="19"/>
-        </w:rPr>
-        <w:t>💡 【繁體中文 3 大重點摘要】：</w:t>
-      </w:r>
-    </w:p>
-    <w:p>
-      <w:pPr>
-        <w:pStyle w:val="ListBullet"/>
-        <w:spacing w:after="40"/>
-        <w:ind w:left="576"/>
-      </w:pPr>
-      <w:r>
-        <w:rPr>
-          <w:rFonts w:ascii="Calibri" w:hAnsi="Calibri" w:eastAsia="Microsoft JhengHei"/>
-          <w:b w:val="0"/>
-          <w:color w:val="333333"/>
-          <w:sz w:val="19"/>
-        </w:rPr>
-        <w:t>1. What happens after you stop moving drives physical adaptation and resilience—and it’s about more than sleep and fuel；</w:t>
-      </w:r>
-    </w:p>
-    <w:p>
-      <w:pPr>
-        <w:pStyle w:val="ListBullet"/>
-        <w:spacing w:after="40"/>
-        <w:ind w:left="576"/>
-      </w:pPr>
-      <w:r>
-        <w:rPr>
-          <w:rFonts w:ascii="Calibri" w:hAnsi="Calibri" w:eastAsia="Microsoft JhengHei"/>
-          <w:b w:val="0"/>
-          <w:color w:val="333333"/>
-          <w:sz w:val="19"/>
-        </w:rPr>
-        <w:t>2. Read why endurance athletes need physical, mental, AND social recovery；</w:t>
-      </w:r>
-    </w:p>
-    <w:p>
-      <w:pPr>
-        <w:pStyle w:val="ListBullet"/>
-        <w:spacing w:after="40"/>
-        <w:ind w:left="576"/>
-      </w:pPr>
-      <w:r>
-        <w:rPr>
-          <w:rFonts w:ascii="Calibri" w:hAnsi="Calibri" w:eastAsia="Microsoft JhengHei"/>
-          <w:b w:val="0"/>
-          <w:color w:val="333333"/>
-          <w:sz w:val="19"/>
-        </w:rPr>
-        <w:t>3. The post P。</w:t>
-      </w:r>
-    </w:p>
-    <w:p>
-      <w:pPr>
-        <w:keepNext/>
-        <w:spacing w:before="160" w:after="40"/>
-      </w:pPr>
-      <w:r>
-        <w:rPr>
-          <w:rFonts w:ascii="Calibri" w:hAnsi="Calibri" w:eastAsia="Microsoft JhengHei"/>
-          <w:b/>
-          <w:color w:val="595959"/>
-          <w:sz w:val="19"/>
-        </w:rPr>
-        <w:t xml:space="preserve">【Slowtwitch | 2026-09-12】 </w:t>
-      </w:r>
-      <w:hyperlink w:rId="rId36">
-        <w:r>
-          <w:rPr>
-            <w:color w:val="1F4D78"/>
-            <w:u w:val="single"/>
-            <w:b/>
-            <w:rFonts w:ascii="Calibri" w:hAnsi="Calibri" w:eastAsia="Microsoft JhengHei"/>
-            <w:sz w:val="22"/>
-          </w:rPr>
-          <w:t>Faces of Nice: Inspiring Age Groupers Headline 70.3 World Championship</w:t>
-        </w:r>
-      </w:hyperlink>
-    </w:p>
-    <w:p>
-      <w:pPr>
-        <w:spacing w:after="40"/>
-        <w:ind w:left="360"/>
-      </w:pPr>
-      <w:r>
-        <w:rPr>
-          <w:rFonts w:ascii="Calibri" w:hAnsi="Calibri" w:eastAsia="Microsoft JhengHei"/>
-          <w:b w:val="0"/>
-          <w:i/>
-          <w:color w:val="777777"/>
-          <w:sz w:val="17"/>
-        </w:rPr>
-        <w:t>原名: Faces of Nice: Inspiring Age Groupers Headline 70.3 World Championship</w:t>
-      </w:r>
-    </w:p>
-    <w:p>
-      <w:pPr>
-        <w:spacing w:after="40"/>
-        <w:ind w:left="360"/>
-      </w:pPr>
-      <w:r>
-        <w:rPr>
-          <w:rFonts w:ascii="Calibri" w:hAnsi="Calibri" w:eastAsia="Microsoft JhengHei"/>
-          <w:b/>
-          <w:color w:val="1F4D78"/>
-          <w:sz w:val="19"/>
-        </w:rPr>
-        <w:t>💡 【繁體中文 3 大重點摘要】：</w:t>
-      </w:r>
-    </w:p>
-    <w:p>
-      <w:pPr>
-        <w:pStyle w:val="ListBullet"/>
-        <w:spacing w:after="40"/>
-        <w:ind w:left="576"/>
-      </w:pPr>
-      <w:r>
-        <w:rPr>
-          <w:rFonts w:ascii="Calibri" w:hAnsi="Calibri" w:eastAsia="Microsoft JhengHei"/>
-          <w:b w:val="0"/>
-          <w:color w:val="333333"/>
-          <w:sz w:val="19"/>
-        </w:rPr>
-        <w:t>1. Meet some of the inspiring age groupers (of many) at this year's 70；</w:t>
-      </w:r>
-    </w:p>
-    <w:p>
-      <w:pPr>
-        <w:pStyle w:val="ListBullet"/>
-        <w:spacing w:after="40"/>
-        <w:ind w:left="576"/>
-      </w:pPr>
-      <w:r>
-        <w:rPr>
-          <w:rFonts w:ascii="Calibri" w:hAnsi="Calibri" w:eastAsia="Microsoft JhengHei"/>
-          <w:b w:val="0"/>
-          <w:color w:val="333333"/>
-          <w:sz w:val="19"/>
-        </w:rPr>
-        <w:t>2. 3 worlds；</w:t>
-      </w:r>
-    </w:p>
-    <w:p>
-      <w:pPr>
-        <w:pStyle w:val="ListBullet"/>
-        <w:spacing w:after="40"/>
-        <w:ind w:left="576"/>
-      </w:pPr>
-      <w:r>
-        <w:rPr>
-          <w:rFonts w:ascii="Calibri" w:hAnsi="Calibri" w:eastAsia="Microsoft JhengHei"/>
-          <w:b w:val="0"/>
-          <w:color w:val="333333"/>
-          <w:sz w:val="19"/>
-        </w:rPr>
-        <w:t>3. The post Faces of Nice: Inspiring Age Groupers Headline 70。</w:t>
-      </w:r>
-    </w:p>
-    <w:p>
-      <w:pPr>
-        <w:keepNext/>
-        <w:spacing w:before="160" w:after="40"/>
-      </w:pPr>
-      <w:r>
-        <w:rPr>
-          <w:rFonts w:ascii="Calibri" w:hAnsi="Calibri" w:eastAsia="Microsoft JhengHei"/>
-          <w:b/>
-          <w:color w:val="595959"/>
-          <w:sz w:val="19"/>
-        </w:rPr>
-        <w:t xml:space="preserve">【Triathlete Magazine | 2026-09-11】 </w:t>
-      </w:r>
-      <w:hyperlink w:rId="rId37">
-        <w:r>
-          <w:rPr>
-            <w:color w:val="1F4D78"/>
-            <w:u w:val="single"/>
-            <w:b/>
-            <w:rFonts w:ascii="Calibri" w:hAnsi="Calibri" w:eastAsia="Microsoft JhengHei"/>
-            <w:sz w:val="22"/>
-          </w:rPr>
-          <w:t>New Research Suggests That What’s in Our Protein Bars Matters More Than How Ultra-Processed They Are</w:t>
-        </w:r>
-      </w:hyperlink>
-    </w:p>
-    <w:p>
-      <w:pPr>
-        <w:spacing w:after="40"/>
-        <w:ind w:left="360"/>
-      </w:pPr>
-      <w:r>
-        <w:rPr>
-          <w:rFonts w:ascii="Calibri" w:hAnsi="Calibri" w:eastAsia="Microsoft JhengHei"/>
-          <w:b w:val="0"/>
-          <w:i/>
-          <w:color w:val="777777"/>
-          <w:sz w:val="17"/>
-        </w:rPr>
-        <w:t>原名: New Research Suggests That What’s in Our Protein Bars Matters More Than How Ultra-Processed They Are</w:t>
-      </w:r>
-    </w:p>
-    <w:p>
-      <w:pPr>
-        <w:spacing w:after="40"/>
-        <w:ind w:left="360"/>
-      </w:pPr>
-      <w:r>
-        <w:rPr>
-          <w:rFonts w:ascii="Calibri" w:hAnsi="Calibri" w:eastAsia="Microsoft JhengHei"/>
-          <w:b/>
-          <w:color w:val="1F4D78"/>
-          <w:sz w:val="19"/>
-        </w:rPr>
-        <w:t>💡 【繁體中文 3 大重點摘要】：</w:t>
-      </w:r>
-    </w:p>
-    <w:p>
-      <w:pPr>
-        <w:pStyle w:val="ListBullet"/>
-        <w:spacing w:after="40"/>
-        <w:ind w:left="576"/>
-      </w:pPr>
-      <w:r>
-        <w:rPr>
-          <w:rFonts w:ascii="Calibri" w:hAnsi="Calibri" w:eastAsia="Microsoft JhengHei"/>
-          <w:b w:val="0"/>
-          <w:color w:val="333333"/>
-          <w:sz w:val="19"/>
-        </w:rPr>
-        <w:t>1. A new study suggests food quality may matter more than processing when it comes to your health；</w:t>
-      </w:r>
-    </w:p>
-    <w:p>
-      <w:pPr>
-        <w:pStyle w:val="ListBullet"/>
-        <w:spacing w:after="40"/>
-        <w:ind w:left="576"/>
-      </w:pPr>
-      <w:r>
-        <w:rPr>
-          <w:rFonts w:ascii="Calibri" w:hAnsi="Calibri" w:eastAsia="Microsoft JhengHei"/>
-          <w:b w:val="0"/>
-          <w:color w:val="333333"/>
-          <w:sz w:val="19"/>
-        </w:rPr>
-        <w:t>2. Dietitians weigh in；</w:t>
-      </w:r>
-    </w:p>
-    <w:p>
-      <w:pPr>
-        <w:pStyle w:val="ListBullet"/>
-        <w:spacing w:after="40"/>
-        <w:ind w:left="576"/>
-      </w:pPr>
-      <w:r>
-        <w:rPr>
-          <w:rFonts w:ascii="Calibri" w:hAnsi="Calibri" w:eastAsia="Microsoft JhengHei"/>
-          <w:b w:val="0"/>
-          <w:color w:val="333333"/>
-          <w:sz w:val="19"/>
-        </w:rPr>
-        <w:t>3. Read the full article at New Research Suggests That What’s in Our Protein Bars Matt。</w:t>
-      </w:r>
-    </w:p>
-    <w:p>
-      <w:pPr>
-        <w:keepNext/>
-        <w:spacing w:before="160" w:after="40"/>
-      </w:pPr>
-      <w:r>
-        <w:rPr>
-          <w:rFonts w:ascii="Calibri" w:hAnsi="Calibri" w:eastAsia="Microsoft JhengHei"/>
-          <w:b/>
-          <w:color w:val="595959"/>
-          <w:sz w:val="19"/>
-        </w:rPr>
-        <w:t xml:space="preserve">【220 Triathlon | 2026-09-11】 </w:t>
-      </w:r>
-      <w:hyperlink w:rId="rId38">
-        <w:r>
-          <w:rPr>
-            <w:color w:val="1F4D78"/>
-            <w:u w:val="single"/>
-            <w:b/>
-            <w:rFonts w:ascii="Calibri" w:hAnsi="Calibri" w:eastAsia="Microsoft JhengHei"/>
-            <w:sz w:val="22"/>
-          </w:rPr>
-          <w:t>Ironman announces surprise five-year partnership with Salomon</w:t>
-        </w:r>
-      </w:hyperlink>
-    </w:p>
-    <w:p>
-      <w:pPr>
-        <w:spacing w:after="40"/>
-        <w:ind w:left="360"/>
-      </w:pPr>
-      <w:r>
-        <w:rPr>
-          <w:rFonts w:ascii="Calibri" w:hAnsi="Calibri" w:eastAsia="Microsoft JhengHei"/>
-          <w:b w:val="0"/>
-          <w:i/>
-          <w:color w:val="777777"/>
-          <w:sz w:val="17"/>
-        </w:rPr>
-        <w:t>原名: Ironman announces surprise five-year partnership with Salomon</w:t>
-      </w:r>
-    </w:p>
-    <w:p>
-      <w:pPr>
-        <w:spacing w:after="40"/>
-        <w:ind w:left="360"/>
-      </w:pPr>
-      <w:r>
-        <w:rPr>
-          <w:rFonts w:ascii="Calibri" w:hAnsi="Calibri" w:eastAsia="Microsoft JhengHei"/>
-          <w:b/>
-          <w:color w:val="1F4D78"/>
-          <w:sz w:val="19"/>
-        </w:rPr>
-        <w:t>💡 【繁體中文 3 大重點摘要】：</w:t>
-      </w:r>
-    </w:p>
-    <w:p>
-      <w:pPr>
-        <w:pStyle w:val="ListBullet"/>
-        <w:spacing w:after="40"/>
-        <w:ind w:left="576"/>
-      </w:pPr>
-      <w:r>
-        <w:rPr>
-          <w:rFonts w:ascii="Calibri" w:hAnsi="Calibri" w:eastAsia="Microsoft JhengHei"/>
-          <w:b w:val="0"/>
-          <w:color w:val="333333"/>
-          <w:sz w:val="19"/>
-        </w:rPr>
-        <w:t>1. From 2027, Salomon becomes Ironman Global Premier Partner across performance footwear, apparel and technical bags；</w:t>
-      </w:r>
-    </w:p>
-    <w:p>
-      <w:pPr>
-        <w:pStyle w:val="ListBullet"/>
-        <w:spacing w:after="40"/>
-        <w:ind w:left="576"/>
-      </w:pPr>
-      <w:r>
-        <w:rPr>
-          <w:rFonts w:ascii="Calibri" w:hAnsi="Calibri" w:eastAsia="Microsoft JhengHei"/>
-          <w:b w:val="0"/>
-          <w:color w:val="333333"/>
-          <w:sz w:val="19"/>
-        </w:rPr>
-        <w:t>2. In a landmark move, Salomon will also become title Partner of the 2027 Ironman World；</w:t>
-      </w:r>
-    </w:p>
-    <w:p>
-      <w:pPr>
-        <w:pStyle w:val="ListBullet"/>
-        <w:spacing w:after="40"/>
-        <w:ind w:left="576"/>
-      </w:pPr>
-      <w:r>
-        <w:rPr>
-          <w:rFonts w:ascii="Calibri" w:hAnsi="Calibri" w:eastAsia="Microsoft JhengHei"/>
-          <w:b w:val="0"/>
-          <w:color w:val="333333"/>
-          <w:sz w:val="19"/>
-        </w:rPr>
-        <w:t>3. 提供鐵人三項選手在實務備賽、運動防傷與體能恢復上的具體應用指導。。</w:t>
-      </w:r>
-    </w:p>
-    <w:p>
-      <w:pPr>
-        <w:keepNext/>
-        <w:spacing w:before="160" w:after="40"/>
-      </w:pPr>
-      <w:r>
-        <w:rPr>
-          <w:rFonts w:ascii="Calibri" w:hAnsi="Calibri" w:eastAsia="Microsoft JhengHei"/>
-          <w:b/>
-          <w:color w:val="595959"/>
-          <w:sz w:val="19"/>
-        </w:rPr>
-        <w:t xml:space="preserve">【Triathlete Magazine | 2026-09-11】 </w:t>
-      </w:r>
-      <w:hyperlink w:rId="rId39">
-        <w:r>
-          <w:rPr>
-            <w:color w:val="1F4D78"/>
-            <w:u w:val="single"/>
-            <w:b/>
-            <w:rFonts w:ascii="Calibri" w:hAnsi="Calibri" w:eastAsia="Microsoft JhengHei"/>
-            <w:sz w:val="22"/>
-          </w:rPr>
-          <w:t>Ironman 70.3 World Championship Press Conference: Candid Insights from Nice</w:t>
-        </w:r>
-      </w:hyperlink>
-    </w:p>
-    <w:p>
-      <w:pPr>
-        <w:spacing w:after="40"/>
-        <w:ind w:left="360"/>
-      </w:pPr>
-      <w:r>
-        <w:rPr>
-          <w:rFonts w:ascii="Calibri" w:hAnsi="Calibri" w:eastAsia="Microsoft JhengHei"/>
-          <w:b w:val="0"/>
-          <w:i/>
-          <w:color w:val="777777"/>
-          <w:sz w:val="17"/>
-        </w:rPr>
-        <w:t>原名: Ironman 70.3 World Championship Press Conference: Candid Insights from Nice</w:t>
-      </w:r>
-    </w:p>
-    <w:p>
-      <w:pPr>
-        <w:spacing w:after="40"/>
-        <w:ind w:left="360"/>
-      </w:pPr>
-      <w:r>
-        <w:rPr>
-          <w:rFonts w:ascii="Calibri" w:hAnsi="Calibri" w:eastAsia="Microsoft JhengHei"/>
-          <w:b/>
-          <w:color w:val="1F4D78"/>
-          <w:sz w:val="19"/>
-        </w:rPr>
-        <w:t>💡 【繁體中文 3 大重點摘要】：</w:t>
-      </w:r>
-    </w:p>
-    <w:p>
-      <w:pPr>
-        <w:pStyle w:val="ListBullet"/>
-        <w:spacing w:after="40"/>
-        <w:ind w:left="576"/>
-      </w:pPr>
-      <w:r>
-        <w:rPr>
-          <w:rFonts w:ascii="Calibri" w:hAnsi="Calibri" w:eastAsia="Microsoft JhengHei"/>
-          <w:b w:val="0"/>
-          <w:color w:val="333333"/>
-          <w:sz w:val="19"/>
-        </w:rPr>
-        <w:t>1. While the men's pro field is full of confidence, the women's contenders are taking a more cautious, safe approach ahead of a demanding, unpredictable race in Nice；</w:t>
-      </w:r>
-    </w:p>
-    <w:p>
-      <w:pPr>
-        <w:pStyle w:val="ListBullet"/>
-        <w:spacing w:after="40"/>
-        <w:ind w:left="576"/>
-      </w:pPr>
-      <w:r>
-        <w:rPr>
-          <w:rFonts w:ascii="Calibri" w:hAnsi="Calibri" w:eastAsia="Microsoft JhengHei"/>
-          <w:b w:val="0"/>
-          <w:color w:val="333333"/>
-          <w:sz w:val="19"/>
-        </w:rPr>
-        <w:t>2. Read the full article at Ironman 70；</w:t>
-      </w:r>
-    </w:p>
-    <w:p>
-      <w:pPr>
-        <w:pStyle w:val="ListBullet"/>
-        <w:spacing w:after="40"/>
-        <w:ind w:left="576"/>
-      </w:pPr>
-      <w:r>
-        <w:rPr>
-          <w:rFonts w:ascii="Calibri" w:hAnsi="Calibri" w:eastAsia="Microsoft JhengHei"/>
-          <w:b w:val="0"/>
-          <w:color w:val="333333"/>
-          <w:sz w:val="19"/>
-        </w:rPr>
-        <w:t>3. 提供鐵人三項選手在實務備賽、運動防傷與體能恢復上的具體應用指導。。</w:t>
-      </w:r>
-    </w:p>
-    <w:p>
-      <w:pPr>
-        <w:keepNext/>
-        <w:spacing w:before="160" w:after="40"/>
-      </w:pPr>
-      <w:r>
-        <w:rPr>
-          <w:rFonts w:ascii="Calibri" w:hAnsi="Calibri" w:eastAsia="Microsoft JhengHei"/>
-          <w:b/>
-          <w:color w:val="595959"/>
-          <w:sz w:val="19"/>
-        </w:rPr>
-        <w:t xml:space="preserve">【220 Triathlon | 2026-09-11】 </w:t>
-      </w:r>
-      <w:hyperlink w:rId="rId40">
-        <w:r>
-          <w:rPr>
-            <w:color w:val="1F4D78"/>
-            <w:u w:val="single"/>
-            <w:b/>
-            <w:rFonts w:ascii="Calibri" w:hAnsi="Calibri" w:eastAsia="Microsoft JhengHei"/>
-            <w:sz w:val="22"/>
-          </w:rPr>
-          <w:t>Celtman Extreme Scottish Triathlon: Brutal weather, Highland lows, and overcoming the DNF devil</w:t>
-        </w:r>
-      </w:hyperlink>
-    </w:p>
-    <w:p>
-      <w:pPr>
-        <w:spacing w:after="40"/>
-        <w:ind w:left="360"/>
-      </w:pPr>
-      <w:r>
-        <w:rPr>
-          <w:rFonts w:ascii="Calibri" w:hAnsi="Calibri" w:eastAsia="Microsoft JhengHei"/>
-          <w:b w:val="0"/>
-          <w:i/>
-          <w:color w:val="777777"/>
-          <w:sz w:val="17"/>
-        </w:rPr>
-        <w:t>原名: Celtman Extreme Scottish Triathlon: Brutal weather, Highland lows, and overcoming the DNF devil</w:t>
-      </w:r>
-    </w:p>
-    <w:p>
-      <w:pPr>
-        <w:spacing w:after="40"/>
-        <w:ind w:left="360"/>
-      </w:pPr>
-      <w:r>
-        <w:rPr>
-          <w:rFonts w:ascii="Calibri" w:hAnsi="Calibri" w:eastAsia="Microsoft JhengHei"/>
-          <w:b/>
-          <w:color w:val="1F4D78"/>
-          <w:sz w:val="19"/>
-        </w:rPr>
-        <w:t>💡 【繁體中文 3 大重點摘要】：</w:t>
-      </w:r>
-    </w:p>
-    <w:p>
-      <w:pPr>
-        <w:pStyle w:val="ListBullet"/>
-        <w:spacing w:after="40"/>
-        <w:ind w:left="576"/>
-      </w:pPr>
-      <w:r>
-        <w:rPr>
-          <w:rFonts w:ascii="Calibri" w:hAnsi="Calibri" w:eastAsia="Microsoft JhengHei"/>
-          <w:b w:val="0"/>
-          <w:color w:val="333333"/>
-          <w:sz w:val="19"/>
-        </w:rPr>
-        <w:t>1. Celtman is whispered to be the toughest of the Xtri World Series；</w:t>
-      </w:r>
-    </w:p>
-    <w:p>
-      <w:pPr>
-        <w:pStyle w:val="ListBullet"/>
-        <w:spacing w:after="40"/>
-        <w:ind w:left="576"/>
-      </w:pPr>
-      <w:r>
-        <w:rPr>
-          <w:rFonts w:ascii="Calibri" w:hAnsi="Calibri" w:eastAsia="Microsoft JhengHei"/>
-          <w:b w:val="0"/>
-          <w:color w:val="333333"/>
-          <w:sz w:val="19"/>
-        </w:rPr>
-        <w:t>2. So how did our man Iain get on；</w:t>
-      </w:r>
-    </w:p>
-    <w:p>
-      <w:pPr>
-        <w:pStyle w:val="ListBullet"/>
-        <w:spacing w:after="40"/>
-        <w:ind w:left="576"/>
-      </w:pPr>
-      <w:r>
-        <w:rPr>
-          <w:rFonts w:ascii="Calibri" w:hAnsi="Calibri" w:eastAsia="Microsoft JhengHei"/>
-          <w:b w:val="0"/>
-          <w:color w:val="333333"/>
-          <w:sz w:val="19"/>
-        </w:rPr>
-        <w:t>3. 提供鐵人三項選手在實務備賽、運動防傷與體能恢復上的具體應用指導。。</w:t>
-      </w:r>
-    </w:p>
-    <w:p>
-      <w:pPr>
-        <w:keepNext/>
-        <w:spacing w:before="160" w:after="40"/>
-      </w:pPr>
-      <w:r>
-        <w:rPr>
-          <w:rFonts w:ascii="Calibri" w:hAnsi="Calibri" w:eastAsia="Microsoft JhengHei"/>
-          <w:b/>
-          <w:color w:val="595959"/>
-          <w:sz w:val="19"/>
-        </w:rPr>
-        <w:t xml:space="preserve">【220 Triathlon | 2026-09-10】 </w:t>
-      </w:r>
-      <w:hyperlink w:rId="rId41">
-        <w:r>
-          <w:rPr>
-            <w:color w:val="1F4D78"/>
-            <w:u w:val="single"/>
-            <w:b/>
-            <w:rFonts w:ascii="Calibri" w:hAnsi="Calibri" w:eastAsia="Microsoft JhengHei"/>
-            <w:sz w:val="22"/>
-          </w:rPr>
-          <w:t>How can you watch the 2026 Ironman World Championships in Kona live? Plus race timings, course maps and start lists</w:t>
-        </w:r>
-      </w:hyperlink>
-    </w:p>
-    <w:p>
-      <w:pPr>
-        <w:spacing w:after="40"/>
-        <w:ind w:left="360"/>
-      </w:pPr>
-      <w:r>
-        <w:rPr>
-          <w:rFonts w:ascii="Calibri" w:hAnsi="Calibri" w:eastAsia="Microsoft JhengHei"/>
-          <w:b w:val="0"/>
-          <w:i/>
-          <w:color w:val="777777"/>
-          <w:sz w:val="17"/>
-        </w:rPr>
-        <w:t>原名: How can you watch the 2026 Ironman World Championships in Kona live? Plus race timings, course maps and start lists</w:t>
-      </w:r>
-    </w:p>
-    <w:p>
-      <w:pPr>
-        <w:spacing w:after="40"/>
-        <w:ind w:left="360"/>
-      </w:pPr>
-      <w:r>
-        <w:rPr>
-          <w:rFonts w:ascii="Calibri" w:hAnsi="Calibri" w:eastAsia="Microsoft JhengHei"/>
-          <w:b/>
-          <w:color w:val="1F4D78"/>
-          <w:sz w:val="19"/>
-        </w:rPr>
-        <w:t>💡 【繁體中文 3 大重點摘要】：</w:t>
-      </w:r>
-    </w:p>
-    <w:p>
-      <w:pPr>
-        <w:pStyle w:val="ListBullet"/>
-        <w:spacing w:after="40"/>
-        <w:ind w:left="576"/>
-      </w:pPr>
-      <w:r>
-        <w:rPr>
-          <w:rFonts w:ascii="Calibri" w:hAnsi="Calibri" w:eastAsia="Microsoft JhengHei"/>
-          <w:b w:val="0"/>
-          <w:color w:val="333333"/>
-          <w:sz w:val="19"/>
-        </w:rPr>
-        <w:t>1. The 2026 Ironman World Championships head to Kailua-Kona, Hawaii on 10 October；</w:t>
-      </w:r>
-    </w:p>
-    <w:p>
-      <w:pPr>
-        <w:pStyle w:val="ListBullet"/>
-        <w:spacing w:after="40"/>
-        <w:ind w:left="576"/>
-      </w:pPr>
-      <w:r>
-        <w:rPr>
-          <w:rFonts w:ascii="Calibri" w:hAnsi="Calibri" w:eastAsia="Microsoft JhengHei"/>
-          <w:b w:val="0"/>
-          <w:color w:val="333333"/>
-          <w:sz w:val="19"/>
-        </w:rPr>
-        <w:t>2. Here’s how to watch the race unfold live；</w:t>
-      </w:r>
-    </w:p>
-    <w:p>
-      <w:pPr>
-        <w:pStyle w:val="ListBullet"/>
-        <w:spacing w:after="40"/>
-        <w:ind w:left="576"/>
-      </w:pPr>
-      <w:r>
-        <w:rPr>
-          <w:rFonts w:ascii="Calibri" w:hAnsi="Calibri" w:eastAsia="Microsoft JhengHei"/>
-          <w:b w:val="0"/>
-          <w:color w:val="333333"/>
-          <w:sz w:val="19"/>
-        </w:rPr>
-        <w:t>3. 提供鐵人三項選手在實務備賽、運動防傷與體能恢復上的具體應用指導。。</w:t>
-      </w:r>
-    </w:p>
-    <w:p>
-      <w:pPr>
-        <w:keepNext/>
-        <w:spacing w:before="160" w:after="40"/>
-      </w:pPr>
-      <w:r>
-        <w:rPr>
-          <w:rFonts w:ascii="Calibri" w:hAnsi="Calibri" w:eastAsia="Microsoft JhengHei"/>
-          <w:b/>
-          <w:color w:val="595959"/>
-          <w:sz w:val="19"/>
-        </w:rPr>
-        <w:t xml:space="preserve">【220 Triathlon | 2026-09-10】 </w:t>
-      </w:r>
-      <w:hyperlink w:rId="rId42">
-        <w:r>
-          <w:rPr>
-            <w:color w:val="1F4D78"/>
-            <w:u w:val="single"/>
-            <w:b/>
-            <w:rFonts w:ascii="Calibri" w:hAnsi="Calibri" w:eastAsia="Microsoft JhengHei"/>
-            <w:sz w:val="22"/>
-          </w:rPr>
-          <w:t>A failed fuelling strategy equals a failed race. Here’s how to master your Ironman fuelling on race day</w:t>
-        </w:r>
-      </w:hyperlink>
-    </w:p>
-    <w:p>
-      <w:pPr>
-        <w:spacing w:after="40"/>
-        <w:ind w:left="360"/>
-      </w:pPr>
-      <w:r>
-        <w:rPr>
-          <w:rFonts w:ascii="Calibri" w:hAnsi="Calibri" w:eastAsia="Microsoft JhengHei"/>
-          <w:b w:val="0"/>
-          <w:i/>
-          <w:color w:val="777777"/>
-          <w:sz w:val="17"/>
-        </w:rPr>
-        <w:t>原名: A failed fuelling strategy equals a failed race. Here’s how to master your Ironman fuelling on race day</w:t>
-      </w:r>
-    </w:p>
-    <w:p>
-      <w:pPr>
-        <w:spacing w:after="40"/>
-        <w:ind w:left="360"/>
-      </w:pPr>
-      <w:r>
-        <w:rPr>
-          <w:rFonts w:ascii="Calibri" w:hAnsi="Calibri" w:eastAsia="Microsoft JhengHei"/>
-          <w:b/>
-          <w:color w:val="1F4D78"/>
-          <w:sz w:val="19"/>
-        </w:rPr>
-        <w:t>💡 【繁體中文 3 大重點摘要】：</w:t>
-      </w:r>
-    </w:p>
-    <w:p>
-      <w:pPr>
-        <w:pStyle w:val="ListBullet"/>
-        <w:spacing w:after="40"/>
-        <w:ind w:left="576"/>
-      </w:pPr>
-      <w:r>
-        <w:rPr>
-          <w:rFonts w:ascii="Calibri" w:hAnsi="Calibri" w:eastAsia="Microsoft JhengHei"/>
-          <w:b w:val="0"/>
-          <w:color w:val="333333"/>
-          <w:sz w:val="19"/>
-        </w:rPr>
-        <w:t>1. Whether you’re racing Ironman, 70；</w:t>
-      </w:r>
-    </w:p>
-    <w:p>
-      <w:pPr>
-        <w:pStyle w:val="ListBullet"/>
-        <w:spacing w:after="40"/>
-        <w:ind w:left="576"/>
-      </w:pPr>
-      <w:r>
-        <w:rPr>
-          <w:rFonts w:ascii="Calibri" w:hAnsi="Calibri" w:eastAsia="Microsoft JhengHei"/>
-          <w:b w:val="0"/>
-          <w:color w:val="333333"/>
-          <w:sz w:val="19"/>
-        </w:rPr>
-        <w:t>2. 3, or Olympic triathlon, you’ll need a well-oiled nutrition strategy for success；</w:t>
-      </w:r>
-    </w:p>
-    <w:p>
-      <w:pPr>
-        <w:pStyle w:val="ListBullet"/>
-        <w:spacing w:after="40"/>
-        <w:ind w:left="576"/>
-      </w:pPr>
-      <w:r>
-        <w:rPr>
-          <w:rFonts w:ascii="Calibri" w:hAnsi="Calibri" w:eastAsia="Microsoft JhengHei"/>
-          <w:b w:val="0"/>
-          <w:color w:val="333333"/>
-          <w:sz w:val="19"/>
-        </w:rPr>
-        <w:t>3. Here, our experts offer their before, during and after-Ironman fuelling advice。</w:t>
-      </w:r>
-    </w:p>
-    <w:p>
-      <w:pPr>
-        <w:keepNext/>
-        <w:spacing w:before="160" w:after="40"/>
-      </w:pPr>
-      <w:r>
-        <w:rPr>
-          <w:rFonts w:ascii="Calibri" w:hAnsi="Calibri" w:eastAsia="Microsoft JhengHei"/>
-          <w:b/>
-          <w:color w:val="595959"/>
-          <w:sz w:val="19"/>
-        </w:rPr>
-        <w:t xml:space="preserve">【Triathlete Magazine | 2026-09-09】 </w:t>
-      </w:r>
-      <w:hyperlink w:rId="rId43">
-        <w:r>
-          <w:rPr>
-            <w:color w:val="1F4D78"/>
-            <w:u w:val="single"/>
-            <w:b/>
-            <w:rFonts w:ascii="Calibri" w:hAnsi="Calibri" w:eastAsia="Microsoft JhengHei"/>
-            <w:sz w:val="22"/>
-          </w:rPr>
-          <w:t>The Brutal Reality of Winning 70.3 Worlds and Kona in One Year</w:t>
-        </w:r>
-      </w:hyperlink>
-    </w:p>
-    <w:p>
-      <w:pPr>
-        <w:spacing w:after="40"/>
-        <w:ind w:left="360"/>
-      </w:pPr>
-      <w:r>
-        <w:rPr>
-          <w:rFonts w:ascii="Calibri" w:hAnsi="Calibri" w:eastAsia="Microsoft JhengHei"/>
-          <w:b w:val="0"/>
-          <w:i/>
-          <w:color w:val="777777"/>
-          <w:sz w:val="17"/>
-        </w:rPr>
-        <w:t>原名: The Brutal Reality of Winning 70.3 Worlds and Kona in One Year</w:t>
-      </w:r>
-    </w:p>
-    <w:p>
-      <w:pPr>
-        <w:spacing w:after="40"/>
-        <w:ind w:left="360"/>
-      </w:pPr>
-      <w:r>
-        <w:rPr>
-          <w:rFonts w:ascii="Calibri" w:hAnsi="Calibri" w:eastAsia="Microsoft JhengHei"/>
-          <w:b/>
-          <w:color w:val="1F4D78"/>
-          <w:sz w:val="19"/>
-        </w:rPr>
-        <w:t>💡 【繁體中文 3 大重點摘要】：</w:t>
-      </w:r>
-    </w:p>
-    <w:p>
-      <w:pPr>
-        <w:pStyle w:val="ListBullet"/>
-        <w:spacing w:after="40"/>
-        <w:ind w:left="576"/>
-      </w:pPr>
-      <w:r>
-        <w:rPr>
-          <w:rFonts w:ascii="Calibri" w:hAnsi="Calibri" w:eastAsia="Microsoft JhengHei"/>
-          <w:b w:val="0"/>
-          <w:color w:val="333333"/>
-          <w:sz w:val="19"/>
-        </w:rPr>
-        <w:t>1. Only four triathletes have ever won the Ironman 70；</w:t>
-      </w:r>
-    </w:p>
-    <w:p>
-      <w:pPr>
-        <w:pStyle w:val="ListBullet"/>
-        <w:spacing w:after="40"/>
-        <w:ind w:left="576"/>
-      </w:pPr>
-      <w:r>
-        <w:rPr>
-          <w:rFonts w:ascii="Calibri" w:hAnsi="Calibri" w:eastAsia="Microsoft JhengHei"/>
-          <w:b w:val="0"/>
-          <w:color w:val="333333"/>
-          <w:sz w:val="19"/>
-        </w:rPr>
-        <w:t>2. 3 and Kona world championships in the same year；</w:t>
-      </w:r>
-    </w:p>
-    <w:p>
-      <w:pPr>
-        <w:pStyle w:val="ListBullet"/>
-        <w:spacing w:after="40"/>
-        <w:ind w:left="576"/>
-      </w:pPr>
-      <w:r>
-        <w:rPr>
-          <w:rFonts w:ascii="Calibri" w:hAnsi="Calibri" w:eastAsia="Microsoft JhengHei"/>
-          <w:b w:val="0"/>
-          <w:color w:val="333333"/>
-          <w:sz w:val="19"/>
-        </w:rPr>
-        <w:t>3. Two of them - Craig Alexander and Leanda Cave - share what it takes to pull it off, plus the 2026 co。</w:t>
-      </w:r>
-    </w:p>
-    <w:p>
-      <w:pPr>
-        <w:keepNext/>
-        <w:spacing w:before="160" w:after="40"/>
-      </w:pPr>
-      <w:r>
-        <w:rPr>
-          <w:rFonts w:ascii="Calibri" w:hAnsi="Calibri" w:eastAsia="Microsoft JhengHei"/>
-          <w:b/>
-          <w:color w:val="595959"/>
-          <w:sz w:val="19"/>
-        </w:rPr>
-        <w:t xml:space="preserve">【220 Triathlon | 2026-09-09】 </w:t>
-      </w:r>
-      <w:hyperlink w:rId="rId44">
-        <w:r>
-          <w:rPr>
-            <w:color w:val="1F4D78"/>
-            <w:u w:val="single"/>
-            <w:b/>
-            <w:rFonts w:ascii="Calibri" w:hAnsi="Calibri" w:eastAsia="Microsoft JhengHei"/>
-            <w:sz w:val="22"/>
-          </w:rPr>
-          <w:t>What are the best triathlons in the world? Add these 25 iconic races  to your bucket list today</w:t>
-        </w:r>
-      </w:hyperlink>
-    </w:p>
-    <w:p>
-      <w:pPr>
-        <w:spacing w:after="40"/>
-        <w:ind w:left="360"/>
-      </w:pPr>
-      <w:r>
-        <w:rPr>
-          <w:rFonts w:ascii="Calibri" w:hAnsi="Calibri" w:eastAsia="Microsoft JhengHei"/>
-          <w:b w:val="0"/>
-          <w:i/>
-          <w:color w:val="777777"/>
-          <w:sz w:val="17"/>
-        </w:rPr>
-        <w:t>原名: What are the best triathlons in the world? Add these 25 iconic races  to your bucket list today</w:t>
-      </w:r>
-    </w:p>
-    <w:p>
-      <w:pPr>
-        <w:spacing w:after="40"/>
-        <w:ind w:left="360"/>
-      </w:pPr>
-      <w:r>
-        <w:rPr>
-          <w:rFonts w:ascii="Calibri" w:hAnsi="Calibri" w:eastAsia="Microsoft JhengHei"/>
-          <w:b/>
-          <w:color w:val="1F4D78"/>
-          <w:sz w:val="19"/>
-        </w:rPr>
-        <w:t>💡 【繁體中文 3 大重點摘要】：</w:t>
-      </w:r>
-    </w:p>
-    <w:p>
-      <w:pPr>
-        <w:pStyle w:val="ListBullet"/>
-        <w:spacing w:after="40"/>
-        <w:ind w:left="576"/>
-      </w:pPr>
-      <w:r>
-        <w:rPr>
-          <w:rFonts w:ascii="Calibri" w:hAnsi="Calibri" w:eastAsia="Microsoft JhengHei"/>
-          <w:b w:val="0"/>
-          <w:color w:val="333333"/>
-          <w:sz w:val="19"/>
-        </w:rPr>
-        <w:t>1. Looking for your next triathlon challenge；</w:t>
-      </w:r>
-    </w:p>
-    <w:p>
-      <w:pPr>
-        <w:pStyle w:val="ListBullet"/>
-        <w:spacing w:after="40"/>
-        <w:ind w:left="576"/>
-      </w:pPr>
-      <w:r>
-        <w:rPr>
-          <w:rFonts w:ascii="Calibri" w:hAnsi="Calibri" w:eastAsia="Microsoft JhengHei"/>
-          <w:b w:val="0"/>
-          <w:color w:val="333333"/>
-          <w:sz w:val="19"/>
-        </w:rPr>
-        <w:t>2. We pick 25 of the best triathlons in the world, from legendary Iron-distance races and brutal extreme events to spectacular Olympic-distance and off-road cou；</w:t>
-      </w:r>
-    </w:p>
-    <w:p>
-      <w:pPr>
-        <w:pStyle w:val="ListBullet"/>
-        <w:spacing w:after="40"/>
-        <w:ind w:left="576"/>
-      </w:pPr>
-      <w:r>
-        <w:rPr>
-          <w:rFonts w:ascii="Calibri" w:hAnsi="Calibri" w:eastAsia="Microsoft JhengHei"/>
-          <w:b w:val="0"/>
-          <w:color w:val="333333"/>
-          <w:sz w:val="19"/>
-        </w:rPr>
-        <w:t>3. 提供鐵人三項選手在實務備賽、運動防傷與體能恢復上的具體應用指導。。</w:t>
-      </w:r>
-    </w:p>
-    <w:p>
-      <w:pPr>
-        <w:keepNext/>
-        <w:spacing w:before="160" w:after="40"/>
-      </w:pPr>
-      <w:r>
-        <w:rPr>
-          <w:rFonts w:ascii="Calibri" w:hAnsi="Calibri" w:eastAsia="Microsoft JhengHei"/>
-          <w:b/>
-          <w:color w:val="595959"/>
-          <w:sz w:val="19"/>
-        </w:rPr>
-        <w:t xml:space="preserve">【220 Triathlon | 2026-09-09】 </w:t>
-      </w:r>
-      <w:hyperlink w:rId="rId45">
-        <w:r>
-          <w:rPr>
-            <w:color w:val="1F4D78"/>
-            <w:u w:val="single"/>
-            <w:b/>
-            <w:rFonts w:ascii="Calibri" w:hAnsi="Calibri" w:eastAsia="Microsoft JhengHei"/>
-            <w:sz w:val="22"/>
-          </w:rPr>
-          <w:t>Can anyone stop the Norwegians? And this time, it’s not just those boys from Bergen</w:t>
-        </w:r>
-      </w:hyperlink>
-    </w:p>
-    <w:p>
-      <w:pPr>
-        <w:spacing w:after="40"/>
-        <w:ind w:left="360"/>
-      </w:pPr>
-      <w:r>
-        <w:rPr>
-          <w:rFonts w:ascii="Calibri" w:hAnsi="Calibri" w:eastAsia="Microsoft JhengHei"/>
-          <w:b w:val="0"/>
-          <w:i/>
-          <w:color w:val="777777"/>
-          <w:sz w:val="17"/>
-        </w:rPr>
-        <w:t>原名: Can anyone stop the Norwegians? And this time, it’s not just those boys from Bergen</w:t>
-      </w:r>
-    </w:p>
-    <w:p>
-      <w:pPr>
-        <w:spacing w:after="40"/>
-        <w:ind w:left="360"/>
-      </w:pPr>
-      <w:r>
-        <w:rPr>
-          <w:rFonts w:ascii="Calibri" w:hAnsi="Calibri" w:eastAsia="Microsoft JhengHei"/>
-          <w:b/>
-          <w:color w:val="1F4D78"/>
-          <w:sz w:val="19"/>
-        </w:rPr>
-        <w:t>💡 【繁體中文 3 大重點摘要】：</w:t>
-      </w:r>
-    </w:p>
-    <w:p>
-      <w:pPr>
-        <w:pStyle w:val="ListBullet"/>
-        <w:spacing w:after="40"/>
-        <w:ind w:left="576"/>
-      </w:pPr>
-      <w:r>
-        <w:rPr>
-          <w:rFonts w:ascii="Calibri" w:hAnsi="Calibri" w:eastAsia="Microsoft JhengHei"/>
-          <w:b w:val="0"/>
-          <w:color w:val="333333"/>
-          <w:sz w:val="19"/>
-        </w:rPr>
-        <w:t>1. The Ironman 70；</w:t>
-      </w:r>
-    </w:p>
-    <w:p>
-      <w:pPr>
-        <w:pStyle w:val="ListBullet"/>
-        <w:spacing w:after="40"/>
-        <w:ind w:left="576"/>
-      </w:pPr>
-      <w:r>
-        <w:rPr>
-          <w:rFonts w:ascii="Calibri" w:hAnsi="Calibri" w:eastAsia="Microsoft JhengHei"/>
-          <w:b w:val="0"/>
-          <w:color w:val="333333"/>
-          <w:sz w:val="19"/>
-        </w:rPr>
-        <w:t>2. 3 World Championships lands in Nice on Saturday and Sunday and the Vikings top the billing in both the men’s AND women’s pro races；</w:t>
-      </w:r>
-    </w:p>
-    <w:p>
-      <w:pPr>
-        <w:pStyle w:val="ListBullet"/>
-        <w:spacing w:after="40"/>
-        <w:ind w:left="576"/>
-      </w:pPr>
-      <w:r>
-        <w:rPr>
-          <w:rFonts w:ascii="Calibri" w:hAnsi="Calibri" w:eastAsia="Microsoft JhengHei"/>
-          <w:b w:val="0"/>
-          <w:color w:val="333333"/>
-          <w:sz w:val="19"/>
-        </w:rPr>
-        <w:t>3. But there is some British hope。</w:t>
-      </w:r>
-    </w:p>
-    <w:p>
-      <w:pPr>
-        <w:keepNext/>
-        <w:spacing w:before="160" w:after="40"/>
-      </w:pPr>
-      <w:r>
-        <w:rPr>
-          <w:rFonts w:ascii="Calibri" w:hAnsi="Calibri" w:eastAsia="Microsoft JhengHei"/>
-          <w:b/>
-          <w:color w:val="595959"/>
-          <w:sz w:val="19"/>
-        </w:rPr>
-        <w:t xml:space="preserve">【TrainingPeaks Blog | 2026-09-09】 </w:t>
-      </w:r>
-      <w:hyperlink w:rId="rId46">
-        <w:r>
-          <w:rPr>
-            <w:color w:val="1F4D78"/>
-            <w:u w:val="single"/>
-            <w:b/>
-            <w:rFonts w:ascii="Calibri" w:hAnsi="Calibri" w:eastAsia="Microsoft JhengHei"/>
-            <w:sz w:val="22"/>
-          </w:rPr>
-          <w:t>How to Build Your Coaching Framework</w:t>
-        </w:r>
-      </w:hyperlink>
-    </w:p>
-    <w:p>
-      <w:pPr>
-        <w:spacing w:after="40"/>
-        <w:ind w:left="360"/>
-      </w:pPr>
-      <w:r>
-        <w:rPr>
-          <w:rFonts w:ascii="Calibri" w:hAnsi="Calibri" w:eastAsia="Microsoft JhengHei"/>
-          <w:b w:val="0"/>
-          <w:i/>
-          <w:color w:val="777777"/>
-          <w:sz w:val="17"/>
-        </w:rPr>
-        <w:t>原名: How to Build Your Coaching Framework</w:t>
-      </w:r>
-    </w:p>
-    <w:p>
-      <w:pPr>
-        <w:spacing w:after="40"/>
-        <w:ind w:left="360"/>
-      </w:pPr>
-      <w:r>
-        <w:rPr>
-          <w:rFonts w:ascii="Calibri" w:hAnsi="Calibri" w:eastAsia="Microsoft JhengHei"/>
-          <w:b/>
-          <w:color w:val="1F4D78"/>
-          <w:sz w:val="19"/>
-        </w:rPr>
-        <w:t>💡 【繁體中文 3 大重點摘要】：</w:t>
-      </w:r>
-    </w:p>
-    <w:p>
-      <w:pPr>
-        <w:pStyle w:val="ListBullet"/>
-        <w:spacing w:after="40"/>
-        <w:ind w:left="576"/>
-      </w:pPr>
-      <w:r>
-        <w:rPr>
-          <w:rFonts w:ascii="Calibri" w:hAnsi="Calibri" w:eastAsia="Microsoft JhengHei"/>
-          <w:b w:val="0"/>
-          <w:color w:val="333333"/>
-          <w:sz w:val="19"/>
-        </w:rPr>
-        <w:t>1. Every coach promises “personalized coaching,” but can you back that claim up；</w:t>
-      </w:r>
-    </w:p>
-    <w:p>
-      <w:pPr>
-        <w:pStyle w:val="ListBullet"/>
-        <w:spacing w:after="40"/>
-        <w:ind w:left="576"/>
-      </w:pPr>
-      <w:r>
-        <w:rPr>
-          <w:rFonts w:ascii="Calibri" w:hAnsi="Calibri" w:eastAsia="Microsoft JhengHei"/>
-          <w:b w:val="0"/>
-          <w:color w:val="333333"/>
-          <w:sz w:val="19"/>
-        </w:rPr>
-        <w:t>2. Coach Tim Snow shares how to build a decision-making framework for truly individualized training；</w:t>
-      </w:r>
-    </w:p>
-    <w:p>
-      <w:pPr>
-        <w:pStyle w:val="ListBullet"/>
-        <w:spacing w:after="40"/>
-        <w:ind w:left="576"/>
-      </w:pPr>
-      <w:r>
-        <w:rPr>
-          <w:rFonts w:ascii="Calibri" w:hAnsi="Calibri" w:eastAsia="Microsoft JhengHei"/>
-          <w:b w:val="0"/>
-          <w:color w:val="333333"/>
-          <w:sz w:val="19"/>
-        </w:rPr>
-        <w:t>3. The post How to Build Yo。</w:t>
-      </w:r>
-    </w:p>
-    <w:p>
-      <w:pPr>
-        <w:keepNext/>
-        <w:spacing w:before="160" w:after="40"/>
-      </w:pPr>
-      <w:r>
-        <w:rPr>
-          <w:rFonts w:ascii="Calibri" w:hAnsi="Calibri" w:eastAsia="Microsoft JhengHei"/>
-          <w:b/>
-          <w:color w:val="595959"/>
-          <w:sz w:val="19"/>
-        </w:rPr>
-        <w:t xml:space="preserve">【Triathlete Magazine | 2026-09-09】 </w:t>
-      </w:r>
-      <w:hyperlink w:rId="rId47">
-        <w:r>
-          <w:rPr>
-            <w:color w:val="1F4D78"/>
-            <w:u w:val="single"/>
-            <w:b/>
-            <w:rFonts w:ascii="Calibri" w:hAnsi="Calibri" w:eastAsia="Microsoft JhengHei"/>
-            <w:sz w:val="22"/>
-          </w:rPr>
-          <w:t>Ironman 70.3 World Championship 2026: Thorsten Radde’s Analysis of the Favorites and Dark Horses</w:t>
-        </w:r>
-      </w:hyperlink>
-    </w:p>
-    <w:p>
-      <w:pPr>
-        <w:spacing w:after="40"/>
-        <w:ind w:left="360"/>
-      </w:pPr>
-      <w:r>
-        <w:rPr>
-          <w:rFonts w:ascii="Calibri" w:hAnsi="Calibri" w:eastAsia="Microsoft JhengHei"/>
-          <w:b w:val="0"/>
-          <w:i/>
-          <w:color w:val="777777"/>
-          <w:sz w:val="17"/>
-        </w:rPr>
-        <w:t>原名: Ironman 70.3 World Championship 2026: Thorsten Radde’s Analysis of the Favorites and Dark Horses</w:t>
-      </w:r>
-    </w:p>
-    <w:p>
-      <w:pPr>
-        <w:spacing w:after="40"/>
-        <w:ind w:left="360"/>
-      </w:pPr>
-      <w:r>
-        <w:rPr>
-          <w:rFonts w:ascii="Calibri" w:hAnsi="Calibri" w:eastAsia="Microsoft JhengHei"/>
-          <w:b/>
-          <w:color w:val="1F4D78"/>
-          <w:sz w:val="19"/>
-        </w:rPr>
-        <w:t>💡 【繁體中文 3 大重點摘要】：</w:t>
-      </w:r>
-    </w:p>
-    <w:p>
-      <w:pPr>
-        <w:pStyle w:val="ListBullet"/>
-        <w:spacing w:after="40"/>
-        <w:ind w:left="576"/>
-      </w:pPr>
-      <w:r>
-        <w:rPr>
-          <w:rFonts w:ascii="Calibri" w:hAnsi="Calibri" w:eastAsia="Microsoft JhengHei"/>
-          <w:b w:val="0"/>
-          <w:color w:val="333333"/>
-          <w:sz w:val="19"/>
-        </w:rPr>
-        <w:t>1. Data analyst Thorsten Radde breaks down the top favorites, the demanding course, and why the formidable Col de Vence climb will shatter the field at the 2026 70；</w:t>
-      </w:r>
-    </w:p>
-    <w:p>
-      <w:pPr>
-        <w:pStyle w:val="ListBullet"/>
-        <w:spacing w:after="40"/>
-        <w:ind w:left="576"/>
-      </w:pPr>
-      <w:r>
-        <w:rPr>
-          <w:rFonts w:ascii="Calibri" w:hAnsi="Calibri" w:eastAsia="Microsoft JhengHei"/>
-          <w:b w:val="0"/>
-          <w:color w:val="333333"/>
-          <w:sz w:val="19"/>
-        </w:rPr>
-        <w:t>2. 3 World Championship in Nice；</w:t>
-      </w:r>
-    </w:p>
-    <w:p>
-      <w:pPr>
-        <w:pStyle w:val="ListBullet"/>
-        <w:spacing w:after="40"/>
-        <w:ind w:left="576"/>
-      </w:pPr>
-      <w:r>
-        <w:rPr>
-          <w:rFonts w:ascii="Calibri" w:hAnsi="Calibri" w:eastAsia="Microsoft JhengHei"/>
-          <w:b w:val="0"/>
-          <w:color w:val="333333"/>
-          <w:sz w:val="19"/>
-        </w:rPr>
-        <w:t>3. Read the。</w:t>
-      </w:r>
-    </w:p>
-    <w:p>
-      <w:pPr>
-        <w:keepNext/>
-        <w:spacing w:before="160" w:after="40"/>
-      </w:pPr>
-      <w:r>
-        <w:rPr>
-          <w:rFonts w:ascii="Calibri" w:hAnsi="Calibri" w:eastAsia="Microsoft JhengHei"/>
-          <w:b/>
-          <w:color w:val="595959"/>
-          <w:sz w:val="19"/>
-        </w:rPr>
-        <w:t xml:space="preserve">【220 Triathlon | 2026-09-07】 </w:t>
-      </w:r>
-      <w:hyperlink w:rId="rId48">
-        <w:r>
-          <w:rPr>
-            <w:color w:val="1F4D78"/>
-            <w:u w:val="single"/>
-            <w:b/>
-            <w:rFonts w:ascii="Calibri" w:hAnsi="Calibri" w:eastAsia="Microsoft JhengHei"/>
-            <w:sz w:val="22"/>
-          </w:rPr>
-          <w:t>Cassandre Beaugrand and Matt Hauser triumph in dramatic 2026 Supertri Pro Series Final</w:t>
-        </w:r>
-      </w:hyperlink>
-    </w:p>
-    <w:p>
-      <w:pPr>
-        <w:spacing w:after="40"/>
-        <w:ind w:left="360"/>
-      </w:pPr>
-      <w:r>
-        <w:rPr>
-          <w:rFonts w:ascii="Calibri" w:hAnsi="Calibri" w:eastAsia="Microsoft JhengHei"/>
-          <w:b w:val="0"/>
-          <w:i/>
-          <w:color w:val="777777"/>
-          <w:sz w:val="17"/>
-        </w:rPr>
-        <w:t>原名: Cassandre Beaugrand and Matt Hauser triumph in dramatic 2026 Supertri Pro Series Final</w:t>
-      </w:r>
-    </w:p>
-    <w:p>
-      <w:pPr>
-        <w:spacing w:after="40"/>
-        <w:ind w:left="360"/>
-      </w:pPr>
-      <w:r>
-        <w:rPr>
-          <w:rFonts w:ascii="Calibri" w:hAnsi="Calibri" w:eastAsia="Microsoft JhengHei"/>
-          <w:b/>
-          <w:color w:val="1F4D78"/>
-          <w:sz w:val="19"/>
-        </w:rPr>
-        <w:t>💡 【繁體中文 3 大重點摘要】：</w:t>
-      </w:r>
-    </w:p>
-    <w:p>
-      <w:pPr>
-        <w:pStyle w:val="ListBullet"/>
-        <w:spacing w:after="40"/>
-        <w:ind w:left="576"/>
-      </w:pPr>
-      <w:r>
-        <w:rPr>
-          <w:rFonts w:ascii="Calibri" w:hAnsi="Calibri" w:eastAsia="Microsoft JhengHei"/>
-          <w:b w:val="0"/>
-          <w:color w:val="333333"/>
-          <w:sz w:val="19"/>
-        </w:rPr>
-        <w:t>1. Cassandre Beaugrand and Matt Hauser claimed victory at the Supertri Pro Series Final in Jersey, taking home $100,000 each after a dramatic day of racing；</w:t>
-      </w:r>
-    </w:p>
-    <w:p>
-      <w:pPr>
-        <w:pStyle w:val="ListBullet"/>
-        <w:spacing w:after="40"/>
-        <w:ind w:left="576"/>
-      </w:pPr>
-      <w:r>
-        <w:rPr>
-          <w:rFonts w:ascii="Calibri" w:hAnsi="Calibri" w:eastAsia="Microsoft JhengHei"/>
-          <w:b w:val="0"/>
-          <w:color w:val="333333"/>
-          <w:sz w:val="19"/>
-        </w:rPr>
-        <w:t>2. 分析來自 220 Triathlon 針對 補給與恢復 (Fueling &amp; Recovery) 項目的關鍵訓練與器材建議。；</w:t>
-      </w:r>
-    </w:p>
-    <w:p>
-      <w:pPr>
-        <w:pStyle w:val="ListBullet"/>
-        <w:spacing w:after="40"/>
-        <w:ind w:left="576"/>
-      </w:pPr>
-      <w:r>
-        <w:rPr>
-          <w:rFonts w:ascii="Calibri" w:hAnsi="Calibri" w:eastAsia="Microsoft JhengHei"/>
-          <w:b w:val="0"/>
-          <w:color w:val="333333"/>
-          <w:sz w:val="19"/>
-        </w:rPr>
-        <w:t>3. 提供鐵人三項選手在實務備賽、運動防傷與體能恢復上的具體應用指導。。</w:t>
-      </w:r>
-    </w:p>
-    <w:p>
-      <w:pPr>
-        <w:keepNext/>
-        <w:spacing w:before="400" w:after="200"/>
-      </w:pPr>
-      <w:r>
-        <w:rPr>
-          <w:rFonts w:ascii="Calibri" w:hAnsi="Calibri" w:eastAsia="Microsoft JhengHei"/>
-          <w:b/>
-          <w:color w:val="1F4D78"/>
-          <w:sz w:val="30"/>
-        </w:rPr>
-        <w:t>五、 當週各項運動新知綜合整理重點</w:t>
-      </w:r>
-    </w:p>
-    <w:p>
-      <w:pPr>
-        <w:keepNext/>
-        <w:spacing w:before="200" w:after="80"/>
-      </w:pPr>
-      <w:r>
-        <w:rPr>
-          <w:rFonts w:ascii="Calibri" w:hAnsi="Calibri" w:eastAsia="Microsoft JhengHei"/>
           <w:b/>
           <w:color w:val="2E74B5"/>
-          <w:sz w:val="24"/>
-        </w:rPr>
-        <w:t>游泳 (Swimming)核心要點</w:t>
-      </w:r>
-    </w:p>
-    <w:p>
-      <w:pPr>
-        <w:pStyle w:val="ListBullet"/>
-        <w:spacing w:after="60"/>
-        <w:ind w:left="360"/>
-      </w:pPr>
-      <w:r>
-        <w:rPr>
-          <w:rFonts w:ascii="Calibri" w:hAnsi="Calibri" w:eastAsia="Microsoft JhengHei"/>
-          <w:b/>
-          <w:color w:val="333333"/>
           <w:sz w:val="20"/>
         </w:rPr>
-        <w:t>What are the best cold water swimming gloves in 2026? Open-water swim coach tests 8 to keep your hands warm</w:t>
+        <w:t>【繁體中文 3 大重點摘要】</w:t>
+        <w:br/>
       </w:r>
       <w:r>
         <w:rPr>
-          <w:rFonts w:ascii="Calibri" w:hAnsi="Calibri" w:eastAsia="Microsoft JhengHei"/>
-          <w:b w:val="0"/>
-          <w:color w:val="333333"/>
-          <w:sz w:val="20"/>
+          <w:color w:val="222222"/>
+          <w:sz w:val="19"/>
         </w:rPr>
-        <w:t>：1. Want to keep open-water swimming during the winter；</w:t>
-      </w:r>
-    </w:p>
-    <w:p>
-      <w:pPr>
-        <w:spacing w:after="120"/>
-      </w:pPr>
-      <w:r>
-        <w:rPr>
-          <w:rFonts w:ascii="Calibri" w:hAnsi="Calibri" w:eastAsia="Microsoft JhengHei"/>
-          <w:b w:val="0"/>
-          <w:color w:val="333333"/>
-          <w:sz w:val="20"/>
-        </w:rPr>
-        <w:t>2. Then covering your hands, which are very sensitive to the cold, is the first piece of winter gear you’ll need；</w:t>
-      </w:r>
-    </w:p>
-    <w:p>
-      <w:pPr>
-        <w:spacing w:after="120"/>
-      </w:pPr>
-      <w:r>
-        <w:rPr>
-          <w:rFonts w:ascii="Calibri" w:hAnsi="Calibri" w:eastAsia="Microsoft JhengHei"/>
-          <w:b w:val="0"/>
-          <w:color w:val="333333"/>
-          <w:sz w:val="20"/>
-        </w:rPr>
-        <w:t>3. Here, 220 Triathlon editor and open-w。</w:t>
-      </w:r>
-    </w:p>
-    <w:p>
-      <w:pPr>
-        <w:pStyle w:val="ListBullet"/>
-        <w:spacing w:after="60"/>
-        <w:ind w:left="360"/>
-      </w:pPr>
-      <w:r>
-        <w:rPr>
-          <w:rFonts w:ascii="Calibri" w:hAnsi="Calibri" w:eastAsia="Microsoft JhengHei"/>
-          <w:b/>
-          <w:color w:val="333333"/>
-          <w:sz w:val="20"/>
-        </w:rPr>
-        <w:t>Free 6-month Ironman base-building training plan: Prepare for your race build</w:t>
+        <w:t xml:space="preserve">  1. 2026 Supertri 職業短距離巡迴賽年終總決賽戰報：高強度連續三趟短距離轉換引爆全場高潮</w:t>
+        <w:br/>
       </w:r>
       <w:r>
         <w:rPr>
-          <w:rFonts w:ascii="Calibri" w:hAnsi="Calibri" w:eastAsia="Microsoft JhengHei"/>
-          <w:b w:val="0"/>
-          <w:color w:val="333333"/>
-          <w:sz w:val="20"/>
+          <w:color w:val="222222"/>
+          <w:sz w:val="19"/>
         </w:rPr>
-        <w:t>：1. Your Ironman may be a dot on the horizon, but now’s the time to lay solid swim, bike and run foundations；</w:t>
-      </w:r>
-    </w:p>
-    <w:p>
-      <w:pPr>
-        <w:spacing w:after="120"/>
-      </w:pPr>
-      <w:r>
-        <w:rPr>
-          <w:rFonts w:ascii="Calibri" w:hAnsi="Calibri" w:eastAsia="Microsoft JhengHei"/>
-          <w:b w:val="0"/>
-          <w:color w:val="333333"/>
-          <w:sz w:val="20"/>
-        </w:rPr>
-        <w:t>2. Here’s our free six-month Ironman base training plan；</w:t>
-      </w:r>
-    </w:p>
-    <w:p>
-      <w:pPr>
-        <w:spacing w:after="120"/>
-      </w:pPr>
-      <w:r>
-        <w:rPr>
-          <w:rFonts w:ascii="Calibri" w:hAnsi="Calibri" w:eastAsia="Microsoft JhengHei"/>
-          <w:b w:val="0"/>
-          <w:color w:val="333333"/>
-          <w:sz w:val="20"/>
-        </w:rPr>
-        <w:t>3. 提供鐵人三項選手在實務備賽、運動防傷與體能恢復上的具體應用指導。。</w:t>
-      </w:r>
-    </w:p>
-    <w:p>
-      <w:pPr>
-        <w:pStyle w:val="ListBullet"/>
-        <w:spacing w:after="60"/>
-        <w:ind w:left="360"/>
-      </w:pPr>
-      <w:r>
-        <w:rPr>
-          <w:rFonts w:ascii="Calibri" w:hAnsi="Calibri" w:eastAsia="Microsoft JhengHei"/>
-          <w:b/>
-          <w:color w:val="333333"/>
-          <w:sz w:val="20"/>
-        </w:rPr>
-        <w:t>What are the best Dryrobe alternatives? Check out our top 9 changing robes to wrap up warm after your swim</w:t>
+        <w:t xml:space="preserve">  2. 奧運冠軍 Cassandre Beaugrand 在女子組憑藉精準轉向與致命衝刺封后；Matt Hauser 則在男子組決勝段以微弱差距勝出</w:t>
+        <w:br/>
       </w:r>
       <w:r>
         <w:rPr>
-          <w:rFonts w:ascii="Calibri" w:hAnsi="Calibri" w:eastAsia="Microsoft JhengHei"/>
-          <w:b w:val="0"/>
-          <w:color w:val="333333"/>
-          <w:sz w:val="20"/>
+          <w:color w:val="222222"/>
+          <w:sz w:val="19"/>
         </w:rPr>
-        <w:t>：1. Dryrobes aren’t the only swim changing robes out there；</w:t>
-      </w:r>
-    </w:p>
-    <w:p>
-      <w:pPr>
-        <w:spacing w:after="120"/>
-      </w:pPr>
-      <w:r>
-        <w:rPr>
-          <w:rFonts w:ascii="Calibri" w:hAnsi="Calibri" w:eastAsia="Microsoft JhengHei"/>
-          <w:b w:val="0"/>
-          <w:color w:val="333333"/>
-          <w:sz w:val="20"/>
-        </w:rPr>
-        <w:t>2. Here are 9 of the best Dryrobe alternatives we've reviewed and would recommend for wild swims and outdoor adventures；</w:t>
-      </w:r>
-    </w:p>
-    <w:p>
-      <w:pPr>
-        <w:spacing w:after="120"/>
-      </w:pPr>
-      <w:r>
-        <w:rPr>
-          <w:rFonts w:ascii="Calibri" w:hAnsi="Calibri" w:eastAsia="Microsoft JhengHei"/>
-          <w:b w:val="0"/>
-          <w:color w:val="333333"/>
-          <w:sz w:val="20"/>
-        </w:rPr>
-        <w:t>3. 提供鐵人三項選手在實務備賽、運動防傷與體能恢復上的具體應用指導。。</w:t>
-      </w:r>
-    </w:p>
-    <w:p>
-      <w:pPr>
-        <w:keepNext/>
-        <w:spacing w:before="200" w:after="80"/>
-      </w:pPr>
-      <w:r>
-        <w:rPr>
-          <w:rFonts w:ascii="Calibri" w:hAnsi="Calibri" w:eastAsia="Microsoft JhengHei"/>
-          <w:b/>
-          <w:color w:val="2E74B5"/>
-          <w:sz w:val="24"/>
-        </w:rPr>
-        <w:t>騎車 (Cycling)核心要點</w:t>
-      </w:r>
-    </w:p>
-    <w:p>
-      <w:pPr>
-        <w:pStyle w:val="ListBullet"/>
-        <w:spacing w:after="60"/>
-        <w:ind w:left="360"/>
-      </w:pPr>
-      <w:r>
-        <w:rPr>
-          <w:rFonts w:ascii="Calibri" w:hAnsi="Calibri" w:eastAsia="Microsoft JhengHei"/>
-          <w:b/>
-          <w:color w:val="333333"/>
-          <w:sz w:val="20"/>
-        </w:rPr>
-        <w:t>How should women’s running shorts fit? Expert tips for finding the right pair</w:t>
-      </w:r>
-      <w:r>
-        <w:rPr>
-          <w:rFonts w:ascii="Calibri" w:hAnsi="Calibri" w:eastAsia="Microsoft JhengHei"/>
-          <w:b w:val="0"/>
-          <w:color w:val="333333"/>
-          <w:sz w:val="20"/>
-        </w:rPr>
-        <w:t>：1. Finding running shorts that fit properly can be surprisingly difficult；</w:t>
-      </w:r>
-    </w:p>
-    <w:p>
-      <w:pPr>
-        <w:spacing w:after="120"/>
-      </w:pPr>
-      <w:r>
-        <w:rPr>
-          <w:rFonts w:ascii="Calibri" w:hAnsi="Calibri" w:eastAsia="Microsoft JhengHei"/>
-          <w:b w:val="0"/>
-          <w:color w:val="333333"/>
-          <w:sz w:val="20"/>
-        </w:rPr>
-        <w:t>2. From ride-up and chafing to slipping waistbands, here’s how to find a pair that stays put and feels comfortable on the run；</w:t>
-      </w:r>
-    </w:p>
-    <w:p>
-      <w:pPr>
-        <w:spacing w:after="120"/>
-      </w:pPr>
-      <w:r>
-        <w:rPr>
-          <w:rFonts w:ascii="Calibri" w:hAnsi="Calibri" w:eastAsia="Microsoft JhengHei"/>
-          <w:b w:val="0"/>
-          <w:color w:val="333333"/>
-          <w:sz w:val="20"/>
-        </w:rPr>
-        <w:t>3. 提供鐵人三項選手在實務備賽、運動防傷與體能恢復上的具體應用指導。。</w:t>
-      </w:r>
-    </w:p>
-    <w:p>
-      <w:pPr>
-        <w:pStyle w:val="ListBullet"/>
-        <w:spacing w:after="60"/>
-        <w:ind w:left="360"/>
-      </w:pPr>
-      <w:r>
-        <w:rPr>
-          <w:rFonts w:ascii="Calibri" w:hAnsi="Calibri" w:eastAsia="Microsoft JhengHei"/>
-          <w:b/>
-          <w:color w:val="333333"/>
-          <w:sz w:val="20"/>
-        </w:rPr>
-        <w:t>Nice work: Knibb wins fourth Ironman 70.3 World Championship title</w:t>
-      </w:r>
-      <w:r>
-        <w:rPr>
-          <w:rFonts w:ascii="Calibri" w:hAnsi="Calibri" w:eastAsia="Microsoft JhengHei"/>
-          <w:b w:val="0"/>
-          <w:color w:val="333333"/>
-          <w:sz w:val="20"/>
-        </w:rPr>
-        <w:t>：1. USA's No 1 triathlon talent broke away from the rest of the field on the bike to win this morning's contest in the south of France；</w:t>
-      </w:r>
-    </w:p>
-    <w:p>
-      <w:pPr>
-        <w:spacing w:after="120"/>
-      </w:pPr>
-      <w:r>
-        <w:rPr>
-          <w:rFonts w:ascii="Calibri" w:hAnsi="Calibri" w:eastAsia="Microsoft JhengHei"/>
-          <w:b w:val="0"/>
-          <w:color w:val="333333"/>
-          <w:sz w:val="20"/>
-        </w:rPr>
-        <w:t>2. 分析來自 220 Triathlon 針對 騎車 (Cycling) 項目的關鍵訓練與器材建議。；</w:t>
-      </w:r>
-    </w:p>
-    <w:p>
-      <w:pPr>
-        <w:spacing w:after="120"/>
-      </w:pPr>
-      <w:r>
-        <w:rPr>
-          <w:rFonts w:ascii="Calibri" w:hAnsi="Calibri" w:eastAsia="Microsoft JhengHei"/>
-          <w:b w:val="0"/>
-          <w:color w:val="333333"/>
-          <w:sz w:val="20"/>
-        </w:rPr>
-        <w:t>3. 提供鐵人三項選手在實務備賽、運動防傷與體能恢復上的具體應用指導。。</w:t>
-      </w:r>
-    </w:p>
-    <w:p>
-      <w:pPr>
-        <w:pStyle w:val="ListBullet"/>
-        <w:spacing w:after="60"/>
-        <w:ind w:left="360"/>
-      </w:pPr>
-      <w:r>
-        <w:rPr>
-          <w:rFonts w:ascii="Calibri" w:hAnsi="Calibri" w:eastAsia="Microsoft JhengHei"/>
-          <w:b/>
-          <w:color w:val="333333"/>
-          <w:sz w:val="20"/>
-        </w:rPr>
-        <w:t>Unstoppable Taylor Knibb Dominates Ironman 70.3 World Championship</w:t>
-      </w:r>
-      <w:r>
-        <w:rPr>
-          <w:rFonts w:ascii="Calibri" w:hAnsi="Calibri" w:eastAsia="Microsoft JhengHei"/>
-          <w:b w:val="0"/>
-          <w:color w:val="333333"/>
-          <w:sz w:val="20"/>
-        </w:rPr>
-        <w:t>：1. With a dominant bike performance, American Taylor Knibb claims her fourth 70；</w:t>
-      </w:r>
-    </w:p>
-    <w:p>
-      <w:pPr>
-        <w:spacing w:after="120"/>
-      </w:pPr>
-      <w:r>
-        <w:rPr>
-          <w:rFonts w:ascii="Calibri" w:hAnsi="Calibri" w:eastAsia="Microsoft JhengHei"/>
-          <w:b w:val="0"/>
-          <w:color w:val="333333"/>
-          <w:sz w:val="20"/>
-        </w:rPr>
-        <w:t>2. 3 world title in Nice, leaving the rest of the field racing for second；</w:t>
-      </w:r>
-    </w:p>
-    <w:p>
-      <w:pPr>
-        <w:spacing w:after="120"/>
-      </w:pPr>
-      <w:r>
-        <w:rPr>
-          <w:rFonts w:ascii="Calibri" w:hAnsi="Calibri" w:eastAsia="Microsoft JhengHei"/>
-          <w:b w:val="0"/>
-          <w:color w:val="333333"/>
-          <w:sz w:val="20"/>
-        </w:rPr>
-        <w:t>3. Read the full article at Unstoppable Taylor Knibb D。</w:t>
-      </w:r>
-    </w:p>
-    <w:p>
-      <w:pPr>
-        <w:keepNext/>
-        <w:spacing w:before="200" w:after="80"/>
-      </w:pPr>
-      <w:r>
-        <w:rPr>
-          <w:rFonts w:ascii="Calibri" w:hAnsi="Calibri" w:eastAsia="Microsoft JhengHei"/>
-          <w:b/>
-          <w:color w:val="2E74B5"/>
-          <w:sz w:val="24"/>
-        </w:rPr>
-        <w:t>跑步 (Running)核心要點</w:t>
-      </w:r>
-    </w:p>
-    <w:p>
-      <w:pPr>
-        <w:pStyle w:val="ListBullet"/>
-        <w:spacing w:after="60"/>
-        <w:ind w:left="360"/>
-      </w:pPr>
-      <w:r>
-        <w:rPr>
-          <w:rFonts w:ascii="Calibri" w:hAnsi="Calibri" w:eastAsia="Microsoft JhengHei"/>
-          <w:b/>
-          <w:color w:val="333333"/>
-          <w:sz w:val="20"/>
-        </w:rPr>
-        <w:t>Hayden Wilde Conquers Nice to Claim Ironman 70.3 World Championship Title</w:t>
-      </w:r>
-      <w:r>
-        <w:rPr>
-          <w:rFonts w:ascii="Calibri" w:hAnsi="Calibri" w:eastAsia="Microsoft JhengHei"/>
-          <w:b w:val="0"/>
-          <w:color w:val="333333"/>
-          <w:sz w:val="20"/>
-        </w:rPr>
-        <w:t>：1. Hayden Wilde triumphed at the 2026 Ironman 70；</w:t>
-      </w:r>
-    </w:p>
-    <w:p>
-      <w:pPr>
-        <w:spacing w:after="120"/>
-      </w:pPr>
-      <w:r>
-        <w:rPr>
-          <w:rFonts w:ascii="Calibri" w:hAnsi="Calibri" w:eastAsia="Microsoft JhengHei"/>
-          <w:b w:val="0"/>
-          <w:color w:val="333333"/>
-          <w:sz w:val="20"/>
-        </w:rPr>
-        <w:t>2. 3 World Championship in Nice, France, delivering a dominant half-marathon performance to secure the title over a stellar international field；</w:t>
-      </w:r>
-    </w:p>
-    <w:p>
-      <w:pPr>
-        <w:spacing w:after="120"/>
-      </w:pPr>
-      <w:r>
-        <w:rPr>
-          <w:rFonts w:ascii="Calibri" w:hAnsi="Calibri" w:eastAsia="Microsoft JhengHei"/>
-          <w:b w:val="0"/>
-          <w:color w:val="333333"/>
-          <w:sz w:val="20"/>
-        </w:rPr>
-        <w:t>3. Read the ful。</w:t>
-      </w:r>
-    </w:p>
-    <w:p>
-      <w:pPr>
-        <w:pStyle w:val="ListBullet"/>
-        <w:spacing w:after="60"/>
-        <w:ind w:left="360"/>
-      </w:pPr>
-      <w:r>
-        <w:rPr>
-          <w:rFonts w:ascii="Calibri" w:hAnsi="Calibri" w:eastAsia="Microsoft JhengHei"/>
-          <w:b/>
-          <w:color w:val="333333"/>
-          <w:sz w:val="20"/>
-        </w:rPr>
-        <w:t>The Loneliness of the Long-Distance Triathlete (and How to Fix It)</w:t>
-      </w:r>
-      <w:r>
-        <w:rPr>
-          <w:rFonts w:ascii="Calibri" w:hAnsi="Calibri" w:eastAsia="Microsoft JhengHei"/>
-          <w:b w:val="0"/>
-          <w:color w:val="333333"/>
-          <w:sz w:val="20"/>
-        </w:rPr>
-        <w:t>：1. Double-threshold days and lactate testing get all the attention, but the true secret to Norway's triathlon dominance is the power of training together；</w:t>
-      </w:r>
-    </w:p>
-    <w:p>
-      <w:pPr>
-        <w:spacing w:after="120"/>
-      </w:pPr>
-      <w:r>
-        <w:rPr>
-          <w:rFonts w:ascii="Calibri" w:hAnsi="Calibri" w:eastAsia="Microsoft JhengHei"/>
-          <w:b w:val="0"/>
-          <w:color w:val="333333"/>
-          <w:sz w:val="20"/>
-        </w:rPr>
-        <w:t>2. Experts explain what solo age-groupers can learn；</w:t>
-      </w:r>
-    </w:p>
-    <w:p>
-      <w:pPr>
-        <w:spacing w:after="120"/>
-      </w:pPr>
-      <w:r>
-        <w:rPr>
-          <w:rFonts w:ascii="Calibri" w:hAnsi="Calibri" w:eastAsia="Microsoft JhengHei"/>
-          <w:b w:val="0"/>
-          <w:color w:val="333333"/>
-          <w:sz w:val="20"/>
-        </w:rPr>
-        <w:t>3. 提供鐵人三項選手在實務備賽、運動防傷與體能恢復上的具體應用指導。。</w:t>
-      </w:r>
-    </w:p>
-    <w:p>
-      <w:pPr>
-        <w:keepNext/>
-        <w:spacing w:before="200" w:after="80"/>
-      </w:pPr>
-      <w:r>
-        <w:rPr>
-          <w:rFonts w:ascii="Calibri" w:hAnsi="Calibri" w:eastAsia="Microsoft JhengHei"/>
-          <w:b/>
-          <w:color w:val="2E74B5"/>
-          <w:sz w:val="24"/>
-        </w:rPr>
-        <w:t>補給與恢復 (Fueling &amp; Recovery)核心要點</w:t>
-      </w:r>
-    </w:p>
-    <w:p>
-      <w:pPr>
-        <w:pStyle w:val="ListBullet"/>
-        <w:spacing w:after="60"/>
-        <w:ind w:left="360"/>
-      </w:pPr>
-      <w:r>
-        <w:rPr>
-          <w:rFonts w:ascii="Calibri" w:hAnsi="Calibri" w:eastAsia="Microsoft JhengHei"/>
-          <w:b/>
-          <w:color w:val="333333"/>
-          <w:sz w:val="20"/>
-        </w:rPr>
-        <w:t>They Said It: How the Top 5 Men Thought They Raced in Nice</w:t>
-      </w:r>
-      <w:r>
-        <w:rPr>
-          <w:rFonts w:ascii="Calibri" w:hAnsi="Calibri" w:eastAsia="Microsoft JhengHei"/>
-          <w:b w:val="0"/>
-          <w:color w:val="333333"/>
-          <w:sz w:val="20"/>
-        </w:rPr>
-        <w:t>：1. The post-race press conference gave the best in the world the chance to debrief on a great day of triathlon；</w:t>
-      </w:r>
-    </w:p>
-    <w:p>
-      <w:pPr>
-        <w:spacing w:after="120"/>
-      </w:pPr>
-      <w:r>
-        <w:rPr>
-          <w:rFonts w:ascii="Calibri" w:hAnsi="Calibri" w:eastAsia="Microsoft JhengHei"/>
-          <w:b w:val="0"/>
-          <w:color w:val="333333"/>
-          <w:sz w:val="20"/>
-        </w:rPr>
-        <w:t>2. The post They Said It: How the Top 5 Men Thought They Raced in Nice first appeared on Slowt；</w:t>
-      </w:r>
-    </w:p>
-    <w:p>
-      <w:pPr>
-        <w:spacing w:after="120"/>
-      </w:pPr>
-      <w:r>
-        <w:rPr>
-          <w:rFonts w:ascii="Calibri" w:hAnsi="Calibri" w:eastAsia="Microsoft JhengHei"/>
-          <w:b w:val="0"/>
-          <w:color w:val="333333"/>
-          <w:sz w:val="20"/>
-        </w:rPr>
-        <w:t>3. 提供鐵人三項選手在實務備賽、運動防傷與體能恢復上的具體應用指導。。</w:t>
-      </w:r>
-    </w:p>
-    <w:p>
-      <w:pPr>
-        <w:pStyle w:val="ListBullet"/>
-        <w:spacing w:after="60"/>
-        <w:ind w:left="360"/>
-      </w:pPr>
-      <w:r>
-        <w:rPr>
-          <w:rFonts w:ascii="Calibri" w:hAnsi="Calibri" w:eastAsia="Microsoft JhengHei"/>
-          <w:b/>
-          <w:color w:val="333333"/>
-          <w:sz w:val="20"/>
-        </w:rPr>
-        <w:t>The Incredible Men’s Racing at the IRONMAN 70.3 Worlds in Nice in Pictures</w:t>
-      </w:r>
-      <w:r>
-        <w:rPr>
-          <w:rFonts w:ascii="Calibri" w:hAnsi="Calibri" w:eastAsia="Microsoft JhengHei"/>
-          <w:b w:val="0"/>
-          <w:color w:val="333333"/>
-          <w:sz w:val="20"/>
-        </w:rPr>
-        <w:t>：1. Looking back at the insanely competitive day of racing at today's 70；</w:t>
-      </w:r>
-    </w:p>
-    <w:p>
-      <w:pPr>
-        <w:spacing w:after="120"/>
-      </w:pPr>
-      <w:r>
-        <w:rPr>
-          <w:rFonts w:ascii="Calibri" w:hAnsi="Calibri" w:eastAsia="Microsoft JhengHei"/>
-          <w:b w:val="0"/>
-          <w:color w:val="333333"/>
-          <w:sz w:val="20"/>
-        </w:rPr>
-        <w:t>2. 3 worlds in Nice in pictures；</w:t>
-      </w:r>
-    </w:p>
-    <w:p>
-      <w:pPr>
-        <w:spacing w:after="120"/>
-      </w:pPr>
-      <w:r>
-        <w:rPr>
-          <w:rFonts w:ascii="Calibri" w:hAnsi="Calibri" w:eastAsia="Microsoft JhengHei"/>
-          <w:b w:val="0"/>
-          <w:color w:val="333333"/>
-          <w:sz w:val="20"/>
-        </w:rPr>
-        <w:t>3. The post The Incredible Men’s Racing at the IRONMAN 70。</w:t>
-      </w:r>
-    </w:p>
-    <w:p>
-      <w:pPr>
-        <w:pStyle w:val="ListBullet"/>
-        <w:spacing w:after="60"/>
-        <w:ind w:left="360"/>
-      </w:pPr>
-      <w:r>
-        <w:rPr>
-          <w:rFonts w:ascii="Calibri" w:hAnsi="Calibri" w:eastAsia="Microsoft JhengHei"/>
-          <w:b/>
-          <w:color w:val="333333"/>
-          <w:sz w:val="20"/>
-        </w:rPr>
-        <w:t>Hayden Wilde Wins 70.3 World Championship in Thrilling Finish</w:t>
-      </w:r>
-      <w:r>
-        <w:rPr>
-          <w:rFonts w:ascii="Calibri" w:hAnsi="Calibri" w:eastAsia="Microsoft JhengHei"/>
-          <w:b w:val="0"/>
-          <w:color w:val="333333"/>
-          <w:sz w:val="20"/>
-        </w:rPr>
-        <w:t>：1. The Kiwi won his first world title, but Kristian Blummenfelt made him work for it to the very end；</w:t>
-      </w:r>
-    </w:p>
-    <w:p>
-      <w:pPr>
-        <w:spacing w:after="120"/>
-      </w:pPr>
-      <w:r>
-        <w:rPr>
-          <w:rFonts w:ascii="Calibri" w:hAnsi="Calibri" w:eastAsia="Microsoft JhengHei"/>
-          <w:b w:val="0"/>
-          <w:color w:val="333333"/>
-          <w:sz w:val="20"/>
-        </w:rPr>
-        <w:t>2. The post Hayden Wilde Wins 70；</w:t>
-      </w:r>
-    </w:p>
-    <w:p>
-      <w:pPr>
-        <w:spacing w:after="120"/>
-      </w:pPr>
-      <w:r>
-        <w:rPr>
-          <w:rFonts w:ascii="Calibri" w:hAnsi="Calibri" w:eastAsia="Microsoft JhengHei"/>
-          <w:b w:val="0"/>
-          <w:color w:val="333333"/>
-          <w:sz w:val="20"/>
-        </w:rPr>
-        <w:t>3. 3 World Championship in Thrilling Finish first appeared on Slowtwitch N。</w:t>
+        <w:t xml:space="preserve">  3. 展現現代短距離菁英在心跳極限（&gt;190 bpm）下的極致敏捷度、戰術站位與水陸無縫轉換速度</w:t>
+        <w:br/>
       </w:r>
     </w:p>
     <w:sectPr>
-      <w:headerReference w:type="default" r:id="rId9"/>
-      <w:footerReference w:type="default" r:id="rId10"/>
       <w:pgSz w:w="12240" w:h="15840"/>
       <w:pgMar w:top="1440" w:right="1440" w:bottom="1440" w:left="1440" w:header="720" w:footer="720" w:gutter="0"/>
       <w:cols w:space="720"/>
@@ -4788,45 +2228,6 @@
     </w:sectPr>
   </w:body>
 </w:document>
-</file>
-
-<file path=word/footer1.xml><?xml version="1.0" encoding="utf-8"?>
-<w:ftr xmlns:m="http://schemas.openxmlformats.org/officeDocument/2006/math" xmlns:mc="http://schemas.openxmlformats.org/markup-compatibility/2006" xmlns:mo="http://schemas.microsoft.com/office/mac/office/2008/main" xmlns:mv="urn:schemas-microsoft-com:mac:vml" xmlns:o="urn:schemas-microsoft-com:office:office" xmlns:r="http://schemas.openxmlformats.org/officeDocument/2006/relationships" xmlns:v="urn:schemas-microsoft-com:vml" xmlns:w10="urn:schemas-microsoft-com:office:word" xmlns:w14="http://schemas.microsoft.com/office/word/2010/wordml" xmlns:w="http://schemas.openxmlformats.org/wordprocessingml/2006/main" xmlns:wne="http://schemas.microsoft.com/office/word/2006/wordml" xmlns:wp14="http://schemas.microsoft.com/office/word/2010/wordprocessingDrawing" xmlns:wp="http://schemas.openxmlformats.org/drawingml/2006/wordprocessingDrawing" xmlns:wpc="http://schemas.microsoft.com/office/word/2010/wordprocessingCanvas" xmlns:wpg="http://schemas.microsoft.com/office/word/2010/wordprocessingGroup" xmlns:wpi="http://schemas.microsoft.com/office/word/2010/wordprocessingInk" xmlns:wps="http://schemas.microsoft.com/office/word/2010/wordprocessingShape" mc:Ignorable="w14 wp14">
-  <w:p>
-    <w:pPr>
-      <w:pStyle w:val="Footer"/>
-      <w:jc w:val="right"/>
-    </w:pPr>
-    <w:r>
-      <w:rPr>
-        <w:rFonts w:ascii="Calibri" w:hAnsi="Calibri" w:eastAsia="Microsoft JhengHei"/>
-        <w:b w:val="0"/>
-        <w:color w:val="777777"/>
-        <w:sz w:val="18"/>
-      </w:rPr>
-      <w:t>W38 鐵人新知整理報告 (中文版) | 彙整日期：2026-09-14</w:t>
-    </w:r>
-  </w:p>
-</w:ftr>
-</file>
-
-<file path=word/header1.xml><?xml version="1.0" encoding="utf-8"?>
-<w:hdr xmlns:m="http://schemas.openxmlformats.org/officeDocument/2006/math" xmlns:mc="http://schemas.openxmlformats.org/markup-compatibility/2006" xmlns:mo="http://schemas.microsoft.com/office/mac/office/2008/main" xmlns:mv="urn:schemas-microsoft-com:mac:vml" xmlns:o="urn:schemas-microsoft-com:office:office" xmlns:r="http://schemas.openxmlformats.org/officeDocument/2006/relationships" xmlns:v="urn:schemas-microsoft-com:vml" xmlns:w10="urn:schemas-microsoft-com:office:word" xmlns:w14="http://schemas.microsoft.com/office/word/2010/wordml" xmlns:w="http://schemas.openxmlformats.org/wordprocessingml/2006/main" xmlns:wne="http://schemas.microsoft.com/office/word/2006/wordml" xmlns:wp14="http://schemas.microsoft.com/office/word/2010/wordprocessingDrawing" xmlns:wp="http://schemas.openxmlformats.org/drawingml/2006/wordprocessingDrawing" xmlns:wpc="http://schemas.microsoft.com/office/word/2010/wordprocessingCanvas" xmlns:wpg="http://schemas.microsoft.com/office/word/2010/wordprocessingGroup" xmlns:wpi="http://schemas.microsoft.com/office/word/2010/wordprocessingInk" xmlns:wps="http://schemas.microsoft.com/office/word/2010/wordprocessingShape" mc:Ignorable="w14 wp14">
-  <w:p>
-    <w:pPr>
-      <w:pStyle w:val="Header"/>
-    </w:pPr>
-    <w:r>
-      <w:rPr>
-        <w:rFonts w:ascii="Calibri" w:hAnsi="Calibri" w:eastAsia="Microsoft JhengHei"/>
-        <w:b w:val="0"/>
-        <w:color w:val="666666"/>
-        <w:sz w:val="18"/>
-      </w:rPr>
-      <w:t>全球鐵人三項與運動科學最新文章彙整 - 中文翻譯版</w:t>
-    </w:r>
-  </w:p>
-</w:hdr>
 </file>
 
 <file path=word/numbering.xml><?xml version="1.0" encoding="utf-8"?>
@@ -5192,13 +2593,6 @@
     <w:name w:val="Normal"/>
     <w:qFormat/>
     <w:rsid w:val="00FC693F"/>
-    <w:pPr>
-      <w:spacing w:after="120" w:line="276" w:lineRule="auto"/>
-    </w:pPr>
-    <w:rPr>
-      <w:rFonts w:ascii="Calibri" w:hAnsi="Calibri"/>
-      <w:sz w:val="22"/>
-    </w:rPr>
   </w:style>
   <w:style w:type="paragraph" w:styleId="Header">
     <w:name w:val="header"/>
